--- a/Dokumentace_Aplikace.docx
+++ b/Dokumentace_Aplikace.docx
@@ -75,8 +75,13 @@
         <w:ind w:left="298" w:firstLine="0"/>
         <w:jc w:val="left"/>
       </w:pPr>
-      <w:r>
-        <w:t>Kavalcova 814/1</w:t>
+      <w:proofErr w:type="spellStart"/>
+      <w:r>
+        <w:t>Kavalcova</w:t>
+      </w:r>
+      <w:proofErr w:type="spellEnd"/>
+      <w:r>
+        <w:t xml:space="preserve"> 814/1</w:t>
       </w:r>
       <w:r>
         <w:rPr>
@@ -121,7 +126,6 @@
         <w:tblCellMar>
           <w:top w:w="48" w:type="dxa"/>
           <w:left w:w="106" w:type="dxa"/>
-          <w:bottom w:w="0" w:type="dxa"/>
           <w:right w:w="60" w:type="dxa"/>
         </w:tblCellMar>
         <w:tblLook w:val="04A0" w:firstRow="1" w:lastRow="0" w:firstColumn="1" w:lastColumn="0" w:noHBand="0" w:noVBand="1"/>
@@ -303,11 +307,19 @@
               <w:ind w:left="0" w:right="47" w:firstLine="0"/>
               <w:jc w:val="center"/>
             </w:pPr>
+            <w:proofErr w:type="spellStart"/>
             <w:r>
               <w:rPr>
                 <w:b/>
               </w:rPr>
-              <w:t xml:space="preserve">xxx </w:t>
+              <w:t>xxx</w:t>
+            </w:r>
+            <w:proofErr w:type="spellEnd"/>
+            <w:r>
+              <w:rPr>
+                <w:b/>
+              </w:rPr>
+              <w:t xml:space="preserve"> </w:t>
             </w:r>
           </w:p>
         </w:tc>
@@ -540,6 +552,9 @@
     </w:p>
     <w:p>
       <w:r>
+        <w:rPr>
+          <w:noProof/>
+        </w:rPr>
         <w:drawing>
           <wp:anchor distT="0" distB="0" distL="114300" distR="114300" simplePos="0" relativeHeight="251659264" behindDoc="0" locked="0" layoutInCell="1" allowOverlap="1" wp14:anchorId="100B264D" wp14:editId="3340ED42">
             <wp:simplePos x="0" y="0"/>
@@ -597,7 +612,15 @@
         </w:drawing>
       </w:r>
       <w:r>
-        <w:t>Po spuštění aplikace se uživateli zobrazí hlavní okno systému Edubox, které obsahuje postranní navigační panel umístěný vlevo. Tento panel slouží k rychlému přístupu k jednotlivým částem aplikace a je koncipován pro intuitivní ovládání. V horní části se nachází logo Moravskoslezské technologické akademie a nadpis aplikace.</w:t>
+        <w:t xml:space="preserve">Po spuštění aplikace se uživateli zobrazí hlavní okno systému </w:t>
+      </w:r>
+      <w:proofErr w:type="spellStart"/>
+      <w:r>
+        <w:t>Edubox</w:t>
+      </w:r>
+      <w:proofErr w:type="spellEnd"/>
+      <w:r>
+        <w:t>, které obsahuje postranní navigační panel umístěný vlevo. Tento panel slouží k rychlému přístupu k jednotlivým částem aplikace a je koncipován pro intuitivní ovládání. V horní části se nachází logo Moravskoslezské technologické akademie a nadpis aplikace.</w:t>
       </w:r>
     </w:p>
     <w:p/>
@@ -621,7 +644,15 @@
         <w:t>Domů</w:t>
       </w:r>
       <w:r>
-        <w:t xml:space="preserve"> – přesměrovává uživatele na hlavní pracovní prostředí aplikace, které představuje centrální část systému Edubox. Zde se nachází přehled modulů, jako jsou </w:t>
+        <w:t xml:space="preserve"> – přesměrovává uživatele na hlavní pracovní prostředí aplikace, které představuje centrální část systému </w:t>
+      </w:r>
+      <w:proofErr w:type="spellStart"/>
+      <w:r>
+        <w:t>Edubox</w:t>
+      </w:r>
+      <w:proofErr w:type="spellEnd"/>
+      <w:r>
+        <w:t xml:space="preserve">. Zde se nachází přehled modulů, jako jsou </w:t>
       </w:r>
       <w:r>
         <w:rPr>
@@ -633,6 +664,7 @@
       <w:r>
         <w:t xml:space="preserve">, </w:t>
       </w:r>
+      <w:proofErr w:type="spellStart"/>
       <w:r>
         <w:rPr>
           <w:b/>
@@ -640,6 +672,7 @@
         </w:rPr>
         <w:t>Aktuátory</w:t>
       </w:r>
+      <w:proofErr w:type="spellEnd"/>
       <w:r>
         <w:t xml:space="preserve"> a </w:t>
       </w:r>
@@ -679,6 +712,7 @@
           <w:numId w:val="17"/>
         </w:numPr>
       </w:pPr>
+      <w:proofErr w:type="spellStart"/>
       <w:r>
         <w:rPr>
           <w:b/>
@@ -686,6 +720,7 @@
         </w:rPr>
         <w:t>Help</w:t>
       </w:r>
+      <w:proofErr w:type="spellEnd"/>
       <w:r>
         <w:t xml:space="preserve"> – </w:t>
       </w:r>
@@ -702,7 +737,15 @@
         <w:t xml:space="preserve"> k softwarové části aplikace, která popisuje význam jednotlivých tlačítek, funkcí a ovládacích prvků</w:t>
       </w:r>
       <w:r>
-        <w:t xml:space="preserve"> tak k dokumentaci obsahující podrobné informace o všech senzorech a aktuátorech. </w:t>
+        <w:t xml:space="preserve"> tak k dokumentaci obsahující podrobné informace o všech senzorech a </w:t>
+      </w:r>
+      <w:proofErr w:type="spellStart"/>
+      <w:r>
+        <w:t>aktuátorech</w:t>
+      </w:r>
+      <w:proofErr w:type="spellEnd"/>
+      <w:r>
+        <w:t xml:space="preserve">. </w:t>
       </w:r>
       <w:r>
         <w:t>Slouží jako uživatelský průvodce pro práci s rozhraním a obsluhu jednotlivých modulů.</w:t>
@@ -996,21 +1039,30 @@
       </w:r>
     </w:p>
     <w:p>
+      <w:r>
+        <w:t xml:space="preserve">Po aktivaci hlavního tlačítka „Domů“ aplikace zobrazí tři samostatná tlačítka představující hlavní části systému. Každé z nich uživatele přesměruje na konkrétní modul aplikace, jako jsou senzory, </w:t>
+      </w:r>
+      <w:proofErr w:type="spellStart"/>
+      <w:r>
+        <w:t>aktuátory</w:t>
+      </w:r>
+      <w:proofErr w:type="spellEnd"/>
+      <w:r>
+        <w:t xml:space="preserve"> nebo simulátor, a umožní tak rychlý přístup k jejich funkcím.</w:t>
+      </w:r>
+    </w:p>
+    <w:p>
       <w:pPr>
         <w:spacing w:after="160" w:line="278" w:lineRule="auto"/>
         <w:ind w:left="0" w:right="0" w:firstLine="0"/>
-        <w:jc w:val="left"/>
-        <w:rPr>
-          <w:b/>
-          <w:sz w:val="40"/>
-        </w:rPr>
+        <w:jc w:val="center"/>
       </w:pPr>
       <w:r>
         <w:drawing>
-          <wp:inline distT="0" distB="0" distL="0" distR="0" wp14:anchorId="4BE3F974" wp14:editId="4BAA5FA6">
-            <wp:extent cx="6389370" cy="3653790"/>
-            <wp:effectExtent l="0" t="0" r="0" b="3810"/>
-            <wp:docPr id="986056510" name="Obrázek 1" descr="Obsah obrázku text, snímek obrazovky, software, Počítačová ikona&#10;&#10;Obsah generovaný pomocí AI může být nesprávný."/>
+          <wp:inline distT="0" distB="0" distL="0" distR="0" wp14:anchorId="64C336BB" wp14:editId="0A5DFA9F">
+            <wp:extent cx="4419600" cy="2515509"/>
+            <wp:effectExtent l="0" t="0" r="0" b="0"/>
+            <wp:docPr id="1933108512" name="Obrázek 1" descr="Obsah obrázku text, snímek obrazovky, software, Počítačová ikona&#10;&#10;Obsah generovaný pomocí AI může být nesprávný."/>
             <wp:cNvGraphicFramePr>
               <a:graphicFrameLocks xmlns:a="http://schemas.openxmlformats.org/drawingml/2006/main" noChangeAspect="1"/>
             </wp:cNvGraphicFramePr>
@@ -1018,7 +1070,7 @@
               <a:graphicData uri="http://schemas.openxmlformats.org/drawingml/2006/picture">
                 <pic:pic xmlns:pic="http://schemas.openxmlformats.org/drawingml/2006/picture">
                   <pic:nvPicPr>
-                    <pic:cNvPr id="986056510" name="Obrázek 1" descr="Obsah obrázku text, snímek obrazovky, software, Počítačová ikona&#10;&#10;Obsah generovaný pomocí AI může být nesprávný."/>
+                    <pic:cNvPr id="1933108512" name="Obrázek 1" descr="Obsah obrázku text, snímek obrazovky, software, Počítačová ikona&#10;&#10;Obsah generovaný pomocí AI může být nesprávný."/>
                     <pic:cNvPicPr/>
                   </pic:nvPicPr>
                   <pic:blipFill>
@@ -1030,7 +1082,7 @@
                   <pic:spPr>
                     <a:xfrm>
                       <a:off x="0" y="0"/>
-                      <a:ext cx="6389370" cy="3653790"/>
+                      <a:ext cx="4438572" cy="2526307"/>
                     </a:xfrm>
                     <a:prstGeom prst="rect">
                       <a:avLst/>
@@ -1042,14 +1094,1073 @@
           </wp:inline>
         </w:drawing>
       </w:r>
-      <w:r>
-        <w:br w:type="page"/>
-      </w:r>
     </w:p>
     <w:p>
       <w:pPr>
         <w:pStyle w:val="Nadpis2"/>
       </w:pPr>
+      <w:r>
+        <w:t>Senzory</w:t>
+      </w:r>
+    </w:p>
+    <w:p>
+      <w:r>
+        <w:t>Aplikace slouží jako uživatelské rozhraní pro komunikaci se senzory připojenými přes sériový port. Umožňuje výběr konkrétního zařízení, nastavení režimu činnosti, volbu frekvence čtení dat a následné zpracování nebo vizualizaci přijatých hodnot. Uživatel může snadno přepínat mezi režimy pro čtení dat, konfiguraci senzoru nebo navázání a ukončení spojení. Aplikace zobrazuje aktuální hodnoty ze senzoru v reálném čase a umožňuje jejich grafické vykreslení</w:t>
+      </w:r>
+      <w:r>
+        <w:t>.</w:t>
+      </w:r>
+    </w:p>
+    <w:p>
+      <w:pPr>
+        <w:spacing w:after="160" w:line="278" w:lineRule="auto"/>
+        <w:ind w:left="0" w:right="0" w:firstLine="0"/>
+        <w:jc w:val="center"/>
+      </w:pPr>
+      <w:r>
+        <w:drawing>
+          <wp:inline distT="0" distB="0" distL="0" distR="0" wp14:anchorId="56C29E43" wp14:editId="471B0104">
+            <wp:extent cx="4366260" cy="2971591"/>
+            <wp:effectExtent l="0" t="0" r="0" b="635"/>
+            <wp:docPr id="856773321" name="Obrázek 1" descr="Obsah obrázku text, snímek obrazovky, displej, diagram&#10;&#10;Obsah generovaný pomocí AI může být nesprávný."/>
+            <wp:cNvGraphicFramePr>
+              <a:graphicFrameLocks xmlns:a="http://schemas.openxmlformats.org/drawingml/2006/main" noChangeAspect="1"/>
+            </wp:cNvGraphicFramePr>
+            <a:graphic xmlns:a="http://schemas.openxmlformats.org/drawingml/2006/main">
+              <a:graphicData uri="http://schemas.openxmlformats.org/drawingml/2006/picture">
+                <pic:pic xmlns:pic="http://schemas.openxmlformats.org/drawingml/2006/picture">
+                  <pic:nvPicPr>
+                    <pic:cNvPr id="856773321" name="Obrázek 1" descr="Obsah obrázku text, snímek obrazovky, displej, diagram&#10;&#10;Obsah generovaný pomocí AI může být nesprávný."/>
+                    <pic:cNvPicPr/>
+                  </pic:nvPicPr>
+                  <pic:blipFill>
+                    <a:blip r:embed="rId18"/>
+                    <a:stretch>
+                      <a:fillRect/>
+                    </a:stretch>
+                  </pic:blipFill>
+                  <pic:spPr>
+                    <a:xfrm>
+                      <a:off x="0" y="0"/>
+                      <a:ext cx="4380707" cy="2981423"/>
+                    </a:xfrm>
+                    <a:prstGeom prst="rect">
+                      <a:avLst/>
+                    </a:prstGeom>
+                  </pic:spPr>
+                </pic:pic>
+              </a:graphicData>
+            </a:graphic>
+          </wp:inline>
+        </w:drawing>
+      </w:r>
+    </w:p>
+    <w:p>
+      <w:pPr>
+        <w:pStyle w:val="Odstavecseseznamem"/>
+        <w:numPr>
+          <w:ilvl w:val="0"/>
+          <w:numId w:val="18"/>
+        </w:numPr>
+        <w:spacing w:after="160" w:line="278" w:lineRule="auto"/>
+        <w:ind w:right="0"/>
+        <w:jc w:val="left"/>
+      </w:pPr>
+      <w:r>
+        <w:rPr>
+          <w:b/>
+          <w:bCs/>
+        </w:rPr>
+        <w:t xml:space="preserve">Připojit </w:t>
+      </w:r>
+      <w:r>
+        <w:t xml:space="preserve">– </w:t>
+      </w:r>
+      <w:r>
+        <w:t>Naváže spojení se zvoleným sériovým portem, případně existující spojení ukončí.</w:t>
+      </w:r>
+    </w:p>
+    <w:p>
+      <w:pPr>
+        <w:pStyle w:val="Odstavecseseznamem"/>
+        <w:numPr>
+          <w:ilvl w:val="0"/>
+          <w:numId w:val="18"/>
+        </w:numPr>
+        <w:spacing w:after="160" w:line="278" w:lineRule="auto"/>
+        <w:ind w:right="0"/>
+        <w:jc w:val="left"/>
+      </w:pPr>
+      <w:r>
+        <w:rPr>
+          <w:b/>
+          <w:bCs/>
+        </w:rPr>
+        <w:t xml:space="preserve">Spustit </w:t>
+      </w:r>
+      <w:r>
+        <w:t xml:space="preserve">– </w:t>
+      </w:r>
+      <w:r>
+        <w:t xml:space="preserve">Spustí hlavní program nebo aktivuje vybraný režim komunikace (funguje pro </w:t>
+      </w:r>
+      <w:proofErr w:type="spellStart"/>
+      <w:r>
+        <w:t>Connect</w:t>
+      </w:r>
+      <w:proofErr w:type="spellEnd"/>
+      <w:r>
+        <w:t xml:space="preserve"> i </w:t>
+      </w:r>
+      <w:proofErr w:type="spellStart"/>
+      <w:r>
+        <w:t>Disconnect</w:t>
+      </w:r>
+      <w:proofErr w:type="spellEnd"/>
+      <w:r>
+        <w:t xml:space="preserve"> režimy).</w:t>
+      </w:r>
+    </w:p>
+    <w:p>
+      <w:pPr>
+        <w:pStyle w:val="Odstavecseseznamem"/>
+        <w:numPr>
+          <w:ilvl w:val="0"/>
+          <w:numId w:val="18"/>
+        </w:numPr>
+        <w:spacing w:after="160" w:line="278" w:lineRule="auto"/>
+        <w:ind w:right="0"/>
+        <w:jc w:val="left"/>
+      </w:pPr>
+      <w:r>
+        <w:rPr>
+          <w:b/>
+          <w:bCs/>
+        </w:rPr>
+        <w:t>Port</w:t>
+      </w:r>
+      <w:r>
+        <w:rPr>
+          <w:b/>
+          <w:bCs/>
+        </w:rPr>
+        <w:t xml:space="preserve"> </w:t>
+      </w:r>
+      <w:r>
+        <w:t xml:space="preserve">– </w:t>
+      </w:r>
+      <w:r>
+        <w:t>Umožňuje zvolit konkrétní COM port pro sériovou komunikaci.</w:t>
+      </w:r>
+    </w:p>
+    <w:p>
+      <w:pPr>
+        <w:pStyle w:val="Odstavecseseznamem"/>
+        <w:numPr>
+          <w:ilvl w:val="0"/>
+          <w:numId w:val="18"/>
+        </w:numPr>
+        <w:spacing w:after="160" w:line="278" w:lineRule="auto"/>
+        <w:ind w:right="0"/>
+        <w:jc w:val="left"/>
+      </w:pPr>
+      <w:r>
+        <w:rPr>
+          <w:b/>
+          <w:bCs/>
+        </w:rPr>
+        <w:t>Senzor</w:t>
+      </w:r>
+      <w:r>
+        <w:rPr>
+          <w:b/>
+          <w:bCs/>
+        </w:rPr>
+        <w:t xml:space="preserve"> </w:t>
+      </w:r>
+      <w:r>
+        <w:t>–</w:t>
+      </w:r>
+      <w:r>
+        <w:t xml:space="preserve"> </w:t>
+      </w:r>
+      <w:r>
+        <w:t>Výběr dostupného senzoru, se kterým má aplikace pracovat.</w:t>
+      </w:r>
+    </w:p>
+    <w:p>
+      <w:pPr>
+        <w:pStyle w:val="Odstavecseseznamem"/>
+        <w:numPr>
+          <w:ilvl w:val="0"/>
+          <w:numId w:val="18"/>
+        </w:numPr>
+        <w:spacing w:after="160" w:line="278" w:lineRule="auto"/>
+        <w:ind w:right="0"/>
+        <w:jc w:val="left"/>
+      </w:pPr>
+      <w:r>
+        <w:rPr>
+          <w:b/>
+          <w:bCs/>
+        </w:rPr>
+        <w:t>Režim</w:t>
+      </w:r>
+      <w:r>
+        <w:rPr>
+          <w:b/>
+          <w:bCs/>
+        </w:rPr>
+        <w:t xml:space="preserve"> </w:t>
+      </w:r>
+      <w:r>
+        <w:t xml:space="preserve">– Zvolení odpovídajícího </w:t>
+      </w:r>
+      <w:r>
+        <w:t>požadavku</w:t>
+      </w:r>
+      <w:r>
+        <w:t xml:space="preserve"> (Update, </w:t>
+      </w:r>
+      <w:proofErr w:type="spellStart"/>
+      <w:r>
+        <w:t>Config</w:t>
+      </w:r>
+      <w:proofErr w:type="spellEnd"/>
+      <w:r>
+        <w:t xml:space="preserve">, </w:t>
+      </w:r>
+      <w:proofErr w:type="spellStart"/>
+      <w:r>
+        <w:t>Connect</w:t>
+      </w:r>
+      <w:proofErr w:type="spellEnd"/>
+      <w:r>
+        <w:t xml:space="preserve">, </w:t>
+      </w:r>
+      <w:proofErr w:type="spellStart"/>
+      <w:r>
+        <w:t>Disconnect</w:t>
+      </w:r>
+      <w:proofErr w:type="spellEnd"/>
+      <w:r>
+        <w:t>)</w:t>
+      </w:r>
+    </w:p>
+    <w:p>
+      <w:pPr>
+        <w:pStyle w:val="Odstavecseseznamem"/>
+        <w:numPr>
+          <w:ilvl w:val="0"/>
+          <w:numId w:val="18"/>
+        </w:numPr>
+        <w:spacing w:after="160" w:line="278" w:lineRule="auto"/>
+        <w:ind w:right="0"/>
+        <w:jc w:val="left"/>
+      </w:pPr>
+      <w:r>
+        <w:rPr>
+          <w:b/>
+          <w:bCs/>
+        </w:rPr>
+        <w:t>Perioda</w:t>
+      </w:r>
+      <w:r>
+        <w:t xml:space="preserve"> – </w:t>
+      </w:r>
+      <w:r>
+        <w:t>Určuje interval, ve které aplikace načítá a zpracovává data ze sériové komunikace.</w:t>
+      </w:r>
+    </w:p>
+    <w:p>
+      <w:pPr>
+        <w:pStyle w:val="Odstavecseseznamem"/>
+        <w:spacing w:after="160" w:line="278" w:lineRule="auto"/>
+        <w:ind w:right="0" w:firstLine="0"/>
+        <w:jc w:val="left"/>
+        <w:rPr>
+          <w:b/>
+          <w:bCs/>
+        </w:rPr>
+      </w:pPr>
+    </w:p>
+    <w:p>
+      <w:pPr>
+        <w:pStyle w:val="Odstavecseseznamem"/>
+        <w:spacing w:after="160" w:line="480" w:lineRule="auto"/>
+        <w:ind w:right="0" w:firstLine="0"/>
+        <w:jc w:val="left"/>
+      </w:pPr>
+      <w:r>
+        <w:rPr>
+          <w:noProof/>
+        </w:rPr>
+        <w:lastRenderedPageBreak/>
+        <w:drawing>
+          <wp:inline distT="0" distB="0" distL="0" distR="0" wp14:anchorId="4C6642B3" wp14:editId="6A176B8E">
+            <wp:extent cx="326390" cy="326390"/>
+            <wp:effectExtent l="0" t="0" r="0" b="0"/>
+            <wp:docPr id="2010521638" name="Obrázek 2"/>
+            <wp:cNvGraphicFramePr>
+              <a:graphicFrameLocks xmlns:a="http://schemas.openxmlformats.org/drawingml/2006/main" noChangeAspect="1"/>
+            </wp:cNvGraphicFramePr>
+            <a:graphic xmlns:a="http://schemas.openxmlformats.org/drawingml/2006/main">
+              <a:graphicData uri="http://schemas.openxmlformats.org/drawingml/2006/picture">
+                <pic:pic xmlns:pic="http://schemas.openxmlformats.org/drawingml/2006/picture">
+                  <pic:nvPicPr>
+                    <pic:cNvPr id="0" name="Picture 1"/>
+                    <pic:cNvPicPr>
+                      <a:picLocks noChangeAspect="1" noChangeArrowheads="1"/>
+                    </pic:cNvPicPr>
+                  </pic:nvPicPr>
+                  <pic:blipFill>
+                    <a:blip r:embed="rId19">
+                      <a:extLst>
+                        <a:ext uri="{28A0092B-C50C-407E-A947-70E740481C1C}">
+                          <a14:useLocalDpi xmlns:a14="http://schemas.microsoft.com/office/drawing/2010/main" val="0"/>
+                        </a:ext>
+                      </a:extLst>
+                    </a:blip>
+                    <a:srcRect/>
+                    <a:stretch>
+                      <a:fillRect/>
+                    </a:stretch>
+                  </pic:blipFill>
+                  <pic:spPr bwMode="auto">
+                    <a:xfrm>
+                      <a:off x="0" y="0"/>
+                      <a:ext cx="326390" cy="326390"/>
+                    </a:xfrm>
+                    <a:prstGeom prst="rect">
+                      <a:avLst/>
+                    </a:prstGeom>
+                    <a:noFill/>
+                    <a:ln>
+                      <a:noFill/>
+                    </a:ln>
+                  </pic:spPr>
+                </pic:pic>
+              </a:graphicData>
+            </a:graphic>
+          </wp:inline>
+        </w:drawing>
+      </w:r>
+      <w:r>
+        <w:t xml:space="preserve"> - </w:t>
+      </w:r>
+      <w:r>
+        <w:t>Zobrazení/Zavření sériového terminálu (jen pro čtení)</w:t>
+      </w:r>
+    </w:p>
+    <w:p>
+      <w:pPr>
+        <w:pStyle w:val="Odstavecseseznamem"/>
+        <w:spacing w:after="160" w:line="480" w:lineRule="auto"/>
+        <w:ind w:right="0" w:firstLine="0"/>
+        <w:jc w:val="left"/>
+      </w:pPr>
+      <w:r>
+        <w:rPr>
+          <w:noProof/>
+        </w:rPr>
+        <w:drawing>
+          <wp:inline distT="0" distB="0" distL="0" distR="0" wp14:anchorId="7C06D950" wp14:editId="2DCBCD2C">
+            <wp:extent cx="353695" cy="353695"/>
+            <wp:effectExtent l="0" t="0" r="8255" b="8255"/>
+            <wp:docPr id="235504066" name="Obrázek 3"/>
+            <wp:cNvGraphicFramePr>
+              <a:graphicFrameLocks xmlns:a="http://schemas.openxmlformats.org/drawingml/2006/main" noChangeAspect="1"/>
+            </wp:cNvGraphicFramePr>
+            <a:graphic xmlns:a="http://schemas.openxmlformats.org/drawingml/2006/main">
+              <a:graphicData uri="http://schemas.openxmlformats.org/drawingml/2006/picture">
+                <pic:pic xmlns:pic="http://schemas.openxmlformats.org/drawingml/2006/picture">
+                  <pic:nvPicPr>
+                    <pic:cNvPr id="0" name="Picture 2"/>
+                    <pic:cNvPicPr>
+                      <a:picLocks noChangeAspect="1" noChangeArrowheads="1"/>
+                    </pic:cNvPicPr>
+                  </pic:nvPicPr>
+                  <pic:blipFill>
+                    <a:blip r:embed="rId20">
+                      <a:extLst>
+                        <a:ext uri="{28A0092B-C50C-407E-A947-70E740481C1C}">
+                          <a14:useLocalDpi xmlns:a14="http://schemas.microsoft.com/office/drawing/2010/main" val="0"/>
+                        </a:ext>
+                      </a:extLst>
+                    </a:blip>
+                    <a:srcRect/>
+                    <a:stretch>
+                      <a:fillRect/>
+                    </a:stretch>
+                  </pic:blipFill>
+                  <pic:spPr bwMode="auto">
+                    <a:xfrm>
+                      <a:off x="0" y="0"/>
+                      <a:ext cx="353695" cy="353695"/>
+                    </a:xfrm>
+                    <a:prstGeom prst="rect">
+                      <a:avLst/>
+                    </a:prstGeom>
+                    <a:noFill/>
+                    <a:ln>
+                      <a:noFill/>
+                    </a:ln>
+                  </pic:spPr>
+                </pic:pic>
+              </a:graphicData>
+            </a:graphic>
+          </wp:inline>
+        </w:drawing>
+      </w:r>
+      <w:r>
+        <w:t xml:space="preserve">- Poslání </w:t>
+      </w:r>
+      <w:r>
+        <w:t xml:space="preserve">Reset požadavku na sériovou komunikaci (Proveditelný vždy až po prvním použití </w:t>
+      </w:r>
+      <w:proofErr w:type="spellStart"/>
+      <w:r>
+        <w:t>connect</w:t>
+      </w:r>
+      <w:proofErr w:type="spellEnd"/>
+      <w:r>
+        <w:t xml:space="preserve">   požadavku)</w:t>
+      </w:r>
+    </w:p>
+    <w:p>
+      <w:pPr>
+        <w:pStyle w:val="Odstavecseseznamem"/>
+        <w:spacing w:after="160" w:line="480" w:lineRule="auto"/>
+        <w:ind w:right="0" w:firstLine="0"/>
+        <w:jc w:val="left"/>
+      </w:pPr>
+      <w:r>
+        <w:rPr>
+          <w:noProof/>
+        </w:rPr>
+        <w:drawing>
+          <wp:inline distT="0" distB="0" distL="0" distR="0" wp14:anchorId="34BEB837" wp14:editId="7003D086">
+            <wp:extent cx="353695" cy="315595"/>
+            <wp:effectExtent l="0" t="0" r="8255" b="8255"/>
+            <wp:docPr id="1841882800" name="Obrázek 4"/>
+            <wp:cNvGraphicFramePr>
+              <a:graphicFrameLocks xmlns:a="http://schemas.openxmlformats.org/drawingml/2006/main" noChangeAspect="1"/>
+            </wp:cNvGraphicFramePr>
+            <a:graphic xmlns:a="http://schemas.openxmlformats.org/drawingml/2006/main">
+              <a:graphicData uri="http://schemas.openxmlformats.org/drawingml/2006/picture">
+                <pic:pic xmlns:pic="http://schemas.openxmlformats.org/drawingml/2006/picture">
+                  <pic:nvPicPr>
+                    <pic:cNvPr id="0" name="Picture 3"/>
+                    <pic:cNvPicPr>
+                      <a:picLocks noChangeAspect="1" noChangeArrowheads="1"/>
+                    </pic:cNvPicPr>
+                  </pic:nvPicPr>
+                  <pic:blipFill>
+                    <a:blip r:embed="rId21">
+                      <a:extLst>
+                        <a:ext uri="{28A0092B-C50C-407E-A947-70E740481C1C}">
+                          <a14:useLocalDpi xmlns:a14="http://schemas.microsoft.com/office/drawing/2010/main" val="0"/>
+                        </a:ext>
+                      </a:extLst>
+                    </a:blip>
+                    <a:srcRect/>
+                    <a:stretch>
+                      <a:fillRect/>
+                    </a:stretch>
+                  </pic:blipFill>
+                  <pic:spPr bwMode="auto">
+                    <a:xfrm>
+                      <a:off x="0" y="0"/>
+                      <a:ext cx="353695" cy="315595"/>
+                    </a:xfrm>
+                    <a:prstGeom prst="rect">
+                      <a:avLst/>
+                    </a:prstGeom>
+                    <a:noFill/>
+                    <a:ln>
+                      <a:noFill/>
+                    </a:ln>
+                  </pic:spPr>
+                </pic:pic>
+              </a:graphicData>
+            </a:graphic>
+          </wp:inline>
+        </w:drawing>
+      </w:r>
+      <w:r>
+        <w:t>-</w:t>
+      </w:r>
+      <w:r>
+        <w:t xml:space="preserve"> Poslání </w:t>
+      </w:r>
+      <w:proofErr w:type="spellStart"/>
+      <w:r>
+        <w:t>Init</w:t>
+      </w:r>
+      <w:proofErr w:type="spellEnd"/>
+      <w:r>
+        <w:t xml:space="preserve"> požadavku na sériovou komunikaci</w:t>
+      </w:r>
+    </w:p>
+    <w:p>
+      <w:pPr>
+        <w:pStyle w:val="Nadpis3"/>
+        <w:rPr>
+          <w:b/>
+          <w:bCs/>
+          <w:color w:val="auto"/>
+        </w:rPr>
+      </w:pPr>
+      <w:r>
+        <w:rPr>
+          <w:b/>
+          <w:bCs/>
+          <w:color w:val="auto"/>
+        </w:rPr>
+        <w:t>Aplikace v</w:t>
+      </w:r>
+      <w:r>
+        <w:rPr>
+          <w:b/>
+          <w:bCs/>
+          <w:color w:val="auto"/>
+        </w:rPr>
+        <w:t> </w:t>
+      </w:r>
+      <w:r>
+        <w:rPr>
+          <w:b/>
+          <w:bCs/>
+          <w:color w:val="auto"/>
+        </w:rPr>
+        <w:t>provozu</w:t>
+      </w:r>
+    </w:p>
+    <w:p/>
+    <w:p>
+      <w:pPr>
+        <w:pStyle w:val="Nadpis2"/>
+      </w:pPr>
+      <w:proofErr w:type="spellStart"/>
+      <w:r>
+        <w:t>Aktuátory</w:t>
+      </w:r>
+      <w:proofErr w:type="spellEnd"/>
+    </w:p>
+    <w:p>
+      <w:r>
+        <w:t xml:space="preserve">Aplikace po výběru </w:t>
+      </w:r>
+      <w:proofErr w:type="spellStart"/>
+      <w:r>
+        <w:t>aktuátoru</w:t>
+      </w:r>
+      <w:proofErr w:type="spellEnd"/>
+      <w:r>
+        <w:t xml:space="preserve"> a režimu sestaví datový </w:t>
+      </w:r>
+      <w:proofErr w:type="spellStart"/>
+      <w:r>
+        <w:t>request</w:t>
+      </w:r>
+      <w:proofErr w:type="spellEnd"/>
+      <w:r>
+        <w:t xml:space="preserve"> obsahující požadovanou akci a potřebné parametry. Tento </w:t>
+      </w:r>
+      <w:proofErr w:type="spellStart"/>
+      <w:r>
+        <w:t>request</w:t>
+      </w:r>
+      <w:proofErr w:type="spellEnd"/>
+      <w:r>
+        <w:t xml:space="preserve"> se odešle přes zvolený COM port do zařízení ESP. ESP požadavek přijme, provede odpovídající akci na fyzickém </w:t>
+      </w:r>
+      <w:proofErr w:type="spellStart"/>
+      <w:r>
+        <w:t>aktuátoru</w:t>
+      </w:r>
+      <w:proofErr w:type="spellEnd"/>
+      <w:r>
+        <w:t xml:space="preserve"> a následně vrátí zpět potvrzení nebo hodnotu, která byla skutečně nastavena. Aplikace přijatou odpověď zobrazí v terminálu, aby měl uživatel okamžitý přehled o výsledku provedené operace.</w:t>
+      </w:r>
+    </w:p>
+    <w:p>
+      <w:pPr>
+        <w:jc w:val="center"/>
+      </w:pPr>
+      <w:r>
+        <w:drawing>
+          <wp:inline distT="0" distB="0" distL="0" distR="0" wp14:anchorId="46766F2D" wp14:editId="4893F0CE">
+            <wp:extent cx="4033157" cy="2738473"/>
+            <wp:effectExtent l="0" t="0" r="5715" b="5080"/>
+            <wp:docPr id="987843803" name="Obrázek 1" descr="Obsah obrázku text, snímek obrazovky, displej, design&#10;&#10;Obsah generovaný pomocí AI může být nesprávný."/>
+            <wp:cNvGraphicFramePr>
+              <a:graphicFrameLocks xmlns:a="http://schemas.openxmlformats.org/drawingml/2006/main" noChangeAspect="1"/>
+            </wp:cNvGraphicFramePr>
+            <a:graphic xmlns:a="http://schemas.openxmlformats.org/drawingml/2006/main">
+              <a:graphicData uri="http://schemas.openxmlformats.org/drawingml/2006/picture">
+                <pic:pic xmlns:pic="http://schemas.openxmlformats.org/drawingml/2006/picture">
+                  <pic:nvPicPr>
+                    <pic:cNvPr id="987843803" name="Obrázek 1" descr="Obsah obrázku text, snímek obrazovky, displej, design&#10;&#10;Obsah generovaný pomocí AI může být nesprávný."/>
+                    <pic:cNvPicPr/>
+                  </pic:nvPicPr>
+                  <pic:blipFill>
+                    <a:blip r:embed="rId22"/>
+                    <a:stretch>
+                      <a:fillRect/>
+                    </a:stretch>
+                  </pic:blipFill>
+                  <pic:spPr>
+                    <a:xfrm>
+                      <a:off x="0" y="0"/>
+                      <a:ext cx="4049734" cy="2749728"/>
+                    </a:xfrm>
+                    <a:prstGeom prst="rect">
+                      <a:avLst/>
+                    </a:prstGeom>
+                  </pic:spPr>
+                </pic:pic>
+              </a:graphicData>
+            </a:graphic>
+          </wp:inline>
+        </w:drawing>
+      </w:r>
+    </w:p>
+    <w:p>
+      <w:pPr>
+        <w:pStyle w:val="Odstavecseseznamem"/>
+        <w:numPr>
+          <w:ilvl w:val="0"/>
+          <w:numId w:val="19"/>
+        </w:numPr>
+        <w:jc w:val="left"/>
+        <w:rPr>
+          <w:b/>
+          <w:bCs/>
+        </w:rPr>
+      </w:pPr>
+      <w:r>
+        <w:rPr>
+          <w:b/>
+          <w:bCs/>
+        </w:rPr>
+        <w:t>Připojit</w:t>
+      </w:r>
+      <w:r>
+        <w:t xml:space="preserve"> – Naváže</w:t>
+      </w:r>
+      <w:r>
+        <w:t xml:space="preserve"> spojení se zvoleným sériovým portem, případně existující spojení ukončí.</w:t>
+      </w:r>
+    </w:p>
+    <w:p>
+      <w:pPr>
+        <w:pStyle w:val="Odstavecseseznamem"/>
+        <w:numPr>
+          <w:ilvl w:val="0"/>
+          <w:numId w:val="19"/>
+        </w:numPr>
+        <w:spacing w:after="160" w:line="278" w:lineRule="auto"/>
+        <w:ind w:right="0"/>
+        <w:jc w:val="left"/>
+      </w:pPr>
+      <w:r>
+        <w:rPr>
+          <w:b/>
+          <w:bCs/>
+        </w:rPr>
+        <w:t xml:space="preserve">Spustit </w:t>
+      </w:r>
+      <w:r>
+        <w:t>– Spustí</w:t>
+      </w:r>
+      <w:r>
+        <w:t xml:space="preserve"> hlavní program nebo aktivuje vybraný režim komunikace (funguje pro </w:t>
+      </w:r>
+      <w:proofErr w:type="spellStart"/>
+      <w:r>
+        <w:t>Connect</w:t>
+      </w:r>
+      <w:proofErr w:type="spellEnd"/>
+      <w:r>
+        <w:t xml:space="preserve"> i </w:t>
+      </w:r>
+      <w:proofErr w:type="spellStart"/>
+      <w:r>
+        <w:t>Disconnect</w:t>
+      </w:r>
+      <w:proofErr w:type="spellEnd"/>
+      <w:r>
+        <w:t xml:space="preserve"> režimy)</w:t>
+      </w:r>
+    </w:p>
+    <w:p>
+      <w:pPr>
+        <w:pStyle w:val="Odstavecseseznamem"/>
+        <w:numPr>
+          <w:ilvl w:val="0"/>
+          <w:numId w:val="19"/>
+        </w:numPr>
+        <w:jc w:val="left"/>
+        <w:rPr>
+          <w:b/>
+          <w:bCs/>
+        </w:rPr>
+      </w:pPr>
+      <w:r>
+        <w:rPr>
+          <w:b/>
+          <w:bCs/>
+        </w:rPr>
+        <w:t xml:space="preserve">Port </w:t>
+      </w:r>
+      <w:r>
+        <w:t xml:space="preserve">– </w:t>
+      </w:r>
+      <w:r>
+        <w:t>Umožňuje zvolit konkrétní COM port pro sériovou komunikaci.</w:t>
+      </w:r>
+    </w:p>
+    <w:p>
+      <w:pPr>
+        <w:pStyle w:val="Odstavecseseznamem"/>
+        <w:numPr>
+          <w:ilvl w:val="0"/>
+          <w:numId w:val="19"/>
+        </w:numPr>
+        <w:jc w:val="left"/>
+        <w:rPr>
+          <w:b/>
+          <w:bCs/>
+        </w:rPr>
+      </w:pPr>
+      <w:proofErr w:type="spellStart"/>
+      <w:r>
+        <w:rPr>
+          <w:b/>
+          <w:bCs/>
+        </w:rPr>
+        <w:t>Aktuátor</w:t>
+      </w:r>
+      <w:proofErr w:type="spellEnd"/>
+      <w:r>
+        <w:rPr>
+          <w:b/>
+          <w:bCs/>
+        </w:rPr>
+        <w:t xml:space="preserve"> </w:t>
+      </w:r>
+      <w:r>
+        <w:t>– Výběr</w:t>
+      </w:r>
+      <w:r>
+        <w:t xml:space="preserve"> dostupného </w:t>
+      </w:r>
+      <w:proofErr w:type="spellStart"/>
+      <w:r>
+        <w:t>aktuátoru</w:t>
+      </w:r>
+      <w:proofErr w:type="spellEnd"/>
+      <w:r>
+        <w:t>, se kterým má aplikace pracovat.</w:t>
+      </w:r>
+    </w:p>
+    <w:p>
+      <w:pPr>
+        <w:pStyle w:val="Odstavecseseznamem"/>
+        <w:numPr>
+          <w:ilvl w:val="0"/>
+          <w:numId w:val="19"/>
+        </w:numPr>
+        <w:jc w:val="left"/>
+        <w:rPr>
+          <w:b/>
+          <w:bCs/>
+        </w:rPr>
+      </w:pPr>
+      <w:proofErr w:type="gramStart"/>
+      <w:r>
+        <w:rPr>
+          <w:b/>
+          <w:bCs/>
+        </w:rPr>
+        <w:t xml:space="preserve">Režim - </w:t>
+      </w:r>
+      <w:r>
+        <w:t>Zvolení</w:t>
+      </w:r>
+      <w:proofErr w:type="gramEnd"/>
+      <w:r>
+        <w:t xml:space="preserve"> odpovídajícího požadavku (</w:t>
+      </w:r>
+      <w:proofErr w:type="spellStart"/>
+      <w:r>
+        <w:t>Config</w:t>
+      </w:r>
+      <w:proofErr w:type="spellEnd"/>
+      <w:r>
+        <w:t>,</w:t>
+      </w:r>
+      <w:r>
+        <w:t xml:space="preserve"> Reset,</w:t>
+      </w:r>
+      <w:r>
+        <w:t xml:space="preserve"> </w:t>
+      </w:r>
+      <w:proofErr w:type="spellStart"/>
+      <w:r>
+        <w:t>Connect</w:t>
+      </w:r>
+      <w:proofErr w:type="spellEnd"/>
+      <w:r>
+        <w:t xml:space="preserve">, </w:t>
+      </w:r>
+      <w:proofErr w:type="spellStart"/>
+      <w:r>
+        <w:t>Disconnect</w:t>
+      </w:r>
+      <w:proofErr w:type="spellEnd"/>
+      <w:r>
+        <w:t>)</w:t>
+      </w:r>
+    </w:p>
+    <w:p>
+      <w:pPr>
+        <w:ind w:left="658" w:firstLine="0"/>
+        <w:jc w:val="left"/>
+        <w:rPr>
+          <w:b/>
+          <w:bCs/>
+        </w:rPr>
+      </w:pPr>
+    </w:p>
+    <w:p>
+      <w:pPr>
+        <w:pStyle w:val="Nadpis3"/>
+        <w:rPr>
+          <w:b/>
+          <w:bCs/>
+          <w:color w:val="auto"/>
+        </w:rPr>
+      </w:pPr>
+      <w:r>
+        <w:rPr>
+          <w:b/>
+          <w:bCs/>
+          <w:color w:val="auto"/>
+        </w:rPr>
+        <w:t>Aplikace v</w:t>
+      </w:r>
+      <w:r>
+        <w:rPr>
+          <w:b/>
+          <w:bCs/>
+          <w:color w:val="auto"/>
+        </w:rPr>
+        <w:t> </w:t>
+      </w:r>
+      <w:r>
+        <w:rPr>
+          <w:b/>
+          <w:bCs/>
+          <w:color w:val="auto"/>
+        </w:rPr>
+        <w:t>provozu</w:t>
+      </w:r>
+    </w:p>
+    <w:p>
+      <w:pPr>
+        <w:ind w:left="658" w:firstLine="0"/>
+        <w:jc w:val="left"/>
+        <w:rPr>
+          <w:b/>
+          <w:bCs/>
+        </w:rPr>
+      </w:pPr>
+    </w:p>
+    <w:p>
+      <w:pPr>
+        <w:pStyle w:val="Nadpis2"/>
+        <w:jc w:val="center"/>
+      </w:pPr>
+    </w:p>
+    <w:p/>
+    <w:p>
+      <w:pPr>
+        <w:pStyle w:val="Nadpis2"/>
+      </w:pPr>
+      <w:r>
+        <w:lastRenderedPageBreak/>
+        <w:t>Simulátor</w:t>
+      </w:r>
+    </w:p>
+    <w:p>
+      <w:r>
+        <w:t>Simulátor slouží jako jednoduchý generátor náhodných hodnot určený pro testování aplikace. Neprovádí žádné řízení, logiku ani zpracování dat. Místo toho pouze vytváří náhodné hodnoty a následně je zabalí do stejného formátu, v jakém by je posílalo skutečné ESP přes sériovou komunikaci.</w:t>
+      </w:r>
+    </w:p>
+    <w:p>
+      <w:pPr>
+        <w:jc w:val="center"/>
+      </w:pPr>
+      <w:r>
+        <w:drawing>
+          <wp:inline distT="0" distB="0" distL="0" distR="0" wp14:anchorId="31AFD375" wp14:editId="0D07CD36">
+            <wp:extent cx="4564380" cy="3110964"/>
+            <wp:effectExtent l="0" t="0" r="7620" b="0"/>
+            <wp:docPr id="1835990742" name="Obrázek 1" descr="Obsah obrázku text, snímek obrazovky, Písmo, číslo&#10;&#10;Obsah generovaný pomocí AI může být nesprávný."/>
+            <wp:cNvGraphicFramePr>
+              <a:graphicFrameLocks xmlns:a="http://schemas.openxmlformats.org/drawingml/2006/main" noChangeAspect="1"/>
+            </wp:cNvGraphicFramePr>
+            <a:graphic xmlns:a="http://schemas.openxmlformats.org/drawingml/2006/main">
+              <a:graphicData uri="http://schemas.openxmlformats.org/drawingml/2006/picture">
+                <pic:pic xmlns:pic="http://schemas.openxmlformats.org/drawingml/2006/picture">
+                  <pic:nvPicPr>
+                    <pic:cNvPr id="1835990742" name="Obrázek 1" descr="Obsah obrázku text, snímek obrazovky, Písmo, číslo&#10;&#10;Obsah generovaný pomocí AI může být nesprávný."/>
+                    <pic:cNvPicPr/>
+                  </pic:nvPicPr>
+                  <pic:blipFill>
+                    <a:blip r:embed="rId23"/>
+                    <a:stretch>
+                      <a:fillRect/>
+                    </a:stretch>
+                  </pic:blipFill>
+                  <pic:spPr>
+                    <a:xfrm>
+                      <a:off x="0" y="0"/>
+                      <a:ext cx="4576447" cy="3119188"/>
+                    </a:xfrm>
+                    <a:prstGeom prst="rect">
+                      <a:avLst/>
+                    </a:prstGeom>
+                  </pic:spPr>
+                </pic:pic>
+              </a:graphicData>
+            </a:graphic>
+          </wp:inline>
+        </w:drawing>
+      </w:r>
+    </w:p>
+    <w:p>
+      <w:pPr>
+        <w:pStyle w:val="Odstavecseseznamem"/>
+        <w:numPr>
+          <w:ilvl w:val="0"/>
+          <w:numId w:val="20"/>
+        </w:numPr>
+        <w:jc w:val="left"/>
+        <w:rPr>
+          <w:b/>
+          <w:bCs/>
+        </w:rPr>
+      </w:pPr>
+      <w:r>
+        <w:rPr>
+          <w:b/>
+          <w:bCs/>
+        </w:rPr>
+        <w:t>Připojit</w:t>
+      </w:r>
+    </w:p>
+    <w:p>
+      <w:pPr>
+        <w:pStyle w:val="Odstavecseseznamem"/>
+        <w:numPr>
+          <w:ilvl w:val="0"/>
+          <w:numId w:val="20"/>
+        </w:numPr>
+        <w:jc w:val="left"/>
+        <w:rPr>
+          <w:b/>
+          <w:bCs/>
+        </w:rPr>
+      </w:pPr>
+      <w:r>
+        <w:rPr>
+          <w:b/>
+          <w:bCs/>
+        </w:rPr>
+        <w:t>Spustit</w:t>
+      </w:r>
+    </w:p>
+    <w:p>
+      <w:pPr>
+        <w:pStyle w:val="Odstavecseseznamem"/>
+        <w:numPr>
+          <w:ilvl w:val="0"/>
+          <w:numId w:val="20"/>
+        </w:numPr>
+        <w:jc w:val="left"/>
+        <w:rPr>
+          <w:b/>
+          <w:bCs/>
+        </w:rPr>
+      </w:pPr>
+      <w:r>
+        <w:rPr>
+          <w:b/>
+          <w:bCs/>
+        </w:rPr>
+        <w:t>Senzor</w:t>
+      </w:r>
+    </w:p>
+    <w:p>
+      <w:pPr>
+        <w:pStyle w:val="Nadpis3"/>
+        <w:rPr>
+          <w:b/>
+          <w:bCs/>
+          <w:color w:val="auto"/>
+        </w:rPr>
+      </w:pPr>
+      <w:r>
+        <w:rPr>
+          <w:b/>
+          <w:bCs/>
+          <w:color w:val="auto"/>
+        </w:rPr>
+        <w:t>Aplikace v</w:t>
+      </w:r>
+      <w:r>
+        <w:rPr>
+          <w:b/>
+          <w:bCs/>
+          <w:color w:val="auto"/>
+        </w:rPr>
+        <w:t> </w:t>
+      </w:r>
+      <w:r>
+        <w:rPr>
+          <w:b/>
+          <w:bCs/>
+          <w:color w:val="auto"/>
+        </w:rPr>
+        <w:t>provozu</w:t>
+      </w:r>
+    </w:p>
+    <w:p>
+      <w:pPr>
+        <w:pStyle w:val="Odstavecseseznamem"/>
+        <w:ind w:left="1018" w:firstLine="0"/>
+        <w:jc w:val="left"/>
+        <w:rPr>
+          <w:b/>
+          <w:bCs/>
+        </w:rPr>
+      </w:pPr>
+    </w:p>
+    <w:p>
+      <w:pPr>
+        <w:jc w:val="left"/>
+      </w:pPr>
+      <w:r>
+        <w:br w:type="page"/>
+      </w:r>
+    </w:p>
+    <w:p>
+      <w:pPr>
+        <w:pStyle w:val="Nadpis2"/>
+      </w:pPr>
       <w:bookmarkStart w:id="1" w:name="_Tlačítko_Nastavení"/>
       <w:bookmarkEnd w:id="1"/>
       <w:r>
@@ -1058,20 +2169,29 @@
       </w:r>
     </w:p>
     <w:p>
+      <w:r>
+        <w:t>Sekce Nastavení momentálně není dostupná v této verzi</w:t>
+      </w:r>
+    </w:p>
+    <w:p/>
+    <w:p>
       <w:pPr>
         <w:spacing w:after="160" w:line="278" w:lineRule="auto"/>
         <w:ind w:left="0" w:right="0" w:firstLine="0"/>
-        <w:jc w:val="left"/>
+        <w:jc w:val="center"/>
         <w:rPr>
           <w:b/>
           <w:sz w:val="40"/>
         </w:rPr>
       </w:pPr>
       <w:r>
+        <w:rPr>
+          <w:noProof/>
+        </w:rPr>
         <w:drawing>
-          <wp:inline distT="0" distB="0" distL="0" distR="0" wp14:anchorId="1B431006" wp14:editId="19C56393">
-            <wp:extent cx="6389370" cy="3657600"/>
-            <wp:effectExtent l="0" t="0" r="0" b="0"/>
+          <wp:inline distT="0" distB="0" distL="0" distR="0" wp14:anchorId="1B431006" wp14:editId="5FB3A011">
+            <wp:extent cx="5158740" cy="2953125"/>
+            <wp:effectExtent l="0" t="0" r="3810" b="0"/>
             <wp:docPr id="1090088995" name="Obrázek 1" descr="Obsah obrázku text, snímek obrazovky, software, Počítačová ikona&#10;&#10;Obsah generovaný pomocí AI může být nesprávný."/>
             <wp:cNvGraphicFramePr>
               <a:graphicFrameLocks xmlns:a="http://schemas.openxmlformats.org/drawingml/2006/main" noChangeAspect="1"/>
@@ -1084,7 +2204,7 @@
                     <pic:cNvPicPr/>
                   </pic:nvPicPr>
                   <pic:blipFill>
-                    <a:blip r:embed="rId18"/>
+                    <a:blip r:embed="rId24"/>
                     <a:stretch>
                       <a:fillRect/>
                     </a:stretch>
@@ -1092,7 +2212,7 @@
                   <pic:spPr>
                     <a:xfrm>
                       <a:off x="0" y="0"/>
-                      <a:ext cx="6389370" cy="3657600"/>
+                      <a:ext cx="5164406" cy="2956368"/>
                     </a:xfrm>
                     <a:prstGeom prst="rect">
                       <a:avLst/>
@@ -1116,24 +2236,51 @@
       <w:bookmarkEnd w:id="2"/>
       <w:r>
         <w:lastRenderedPageBreak/>
-        <w:t>Tlačítko Help</w:t>
-      </w:r>
+        <w:t xml:space="preserve">Tlačítko </w:t>
+      </w:r>
+      <w:proofErr w:type="spellStart"/>
+      <w:r>
+        <w:t>Help</w:t>
+      </w:r>
+      <w:proofErr w:type="spellEnd"/>
     </w:p>
     <w:p>
       <w:pPr>
-        <w:spacing w:after="160" w:line="278" w:lineRule="auto"/>
-        <w:ind w:left="0" w:right="0" w:firstLine="0"/>
         <w:jc w:val="left"/>
         <w:rPr>
-          <w:b/>
-          <w:sz w:val="40"/>
+          <w:noProof/>
         </w:rPr>
       </w:pPr>
       <w:r>
+        <w:t>Po stisknutí tlačítka „</w:t>
+      </w:r>
+      <w:proofErr w:type="spellStart"/>
+      <w:r>
+        <w:t>Help</w:t>
+      </w:r>
+      <w:proofErr w:type="spellEnd"/>
+      <w:r>
+        <w:t>“ je uživatel přesměrován do okna obsahují dvě spustitelná tlačítka.</w:t>
+      </w:r>
+      <w:r>
+        <w:rPr>
+          <w:noProof/>
+        </w:rPr>
+        <w:t xml:space="preserve"> </w:t>
+      </w:r>
+    </w:p>
+    <w:p>
+      <w:pPr>
+        <w:jc w:val="center"/>
+      </w:pPr>
+      <w:r>
+        <w:rPr>
+          <w:noProof/>
+        </w:rPr>
         <w:drawing>
-          <wp:inline distT="0" distB="0" distL="0" distR="0" wp14:anchorId="550E00C5" wp14:editId="78869199">
-            <wp:extent cx="6389370" cy="3675380"/>
-            <wp:effectExtent l="0" t="0" r="0" b="1270"/>
+          <wp:inline distT="0" distB="0" distL="0" distR="0" wp14:anchorId="0527159E" wp14:editId="309062AB">
+            <wp:extent cx="5044440" cy="2901731"/>
+            <wp:effectExtent l="0" t="0" r="3810" b="0"/>
             <wp:docPr id="2131292799" name="Obrázek 1" descr="Obsah obrázku text, snímek obrazovky, software, Počítačová ikona&#10;&#10;Obsah generovaný pomocí AI může být nesprávný."/>
             <wp:cNvGraphicFramePr>
               <a:graphicFrameLocks xmlns:a="http://schemas.openxmlformats.org/drawingml/2006/main" noChangeAspect="1"/>
@@ -1146,7 +2293,7 @@
                     <pic:cNvPicPr/>
                   </pic:nvPicPr>
                   <pic:blipFill>
-                    <a:blip r:embed="rId19"/>
+                    <a:blip r:embed="rId25"/>
                     <a:stretch>
                       <a:fillRect/>
                     </a:stretch>
@@ -1154,7 +2301,7 @@
                   <pic:spPr>
                     <a:xfrm>
                       <a:off x="0" y="0"/>
-                      <a:ext cx="6389370" cy="3675380"/>
+                      <a:ext cx="5056353" cy="2908584"/>
                     </a:xfrm>
                     <a:prstGeom prst="rect">
                       <a:avLst/>
@@ -1166,12 +2313,149 @@
           </wp:inline>
         </w:drawing>
       </w:r>
-      <w:r>
-        <w:br w:type="page"/>
-      </w:r>
     </w:p>
     <w:p>
       <w:pPr>
+        <w:jc w:val="center"/>
+      </w:pPr>
+    </w:p>
+    <w:p>
+      <w:r>
+        <w:t xml:space="preserve">Tlačítko „Dokumentace“ odkáže uživatele na dokumentaci obsahující </w:t>
+      </w:r>
+      <w:r>
+        <w:t xml:space="preserve">podrobné informace </w:t>
+      </w:r>
+      <w:r>
+        <w:t>týkající se senzorů/</w:t>
+      </w:r>
+      <w:proofErr w:type="spellStart"/>
+      <w:r>
+        <w:t>aktuátorů</w:t>
+      </w:r>
+      <w:proofErr w:type="spellEnd"/>
+      <w:r>
+        <w:t>,</w:t>
+      </w:r>
+      <w:r>
+        <w:t xml:space="preserve"> kde podrobně shrnuje jejich informace. Obsahuje také komunikační protokoly, ko</w:t>
+      </w:r>
+      <w:r>
+        <w:t xml:space="preserve">nfiguraci a technické parametry. </w:t>
+      </w:r>
+    </w:p>
+    <w:p/>
+    <w:p>
+      <w:pPr>
+        <w:jc w:val="center"/>
+      </w:pPr>
+      <w:r>
+        <w:drawing>
+          <wp:inline distT="0" distB="0" distL="0" distR="0" wp14:anchorId="63CC5D7E" wp14:editId="67B82BE4">
+            <wp:extent cx="4328160" cy="1966642"/>
+            <wp:effectExtent l="0" t="0" r="0" b="0"/>
+            <wp:docPr id="768352569" name="Obrázek 1" descr="Obsah obrázku text, snímek obrazovky, Písmo, logo&#10;&#10;Obsah generovaný pomocí AI může být nesprávný."/>
+            <wp:cNvGraphicFramePr>
+              <a:graphicFrameLocks xmlns:a="http://schemas.openxmlformats.org/drawingml/2006/main" noChangeAspect="1"/>
+            </wp:cNvGraphicFramePr>
+            <a:graphic xmlns:a="http://schemas.openxmlformats.org/drawingml/2006/main">
+              <a:graphicData uri="http://schemas.openxmlformats.org/drawingml/2006/picture">
+                <pic:pic xmlns:pic="http://schemas.openxmlformats.org/drawingml/2006/picture">
+                  <pic:nvPicPr>
+                    <pic:cNvPr id="768352569" name="Obrázek 1" descr="Obsah obrázku text, snímek obrazovky, Písmo, logo&#10;&#10;Obsah generovaný pomocí AI může být nesprávný."/>
+                    <pic:cNvPicPr/>
+                  </pic:nvPicPr>
+                  <pic:blipFill>
+                    <a:blip r:embed="rId26"/>
+                    <a:stretch>
+                      <a:fillRect/>
+                    </a:stretch>
+                  </pic:blipFill>
+                  <pic:spPr>
+                    <a:xfrm>
+                      <a:off x="0" y="0"/>
+                      <a:ext cx="4344565" cy="1974096"/>
+                    </a:xfrm>
+                    <a:prstGeom prst="rect">
+                      <a:avLst/>
+                    </a:prstGeom>
+                  </pic:spPr>
+                </pic:pic>
+              </a:graphicData>
+            </a:graphic>
+          </wp:inline>
+        </w:drawing>
+      </w:r>
+    </w:p>
+    <w:p>
+      <w:pPr>
+        <w:jc w:val="center"/>
+      </w:pPr>
+    </w:p>
+    <w:p>
+      <w:r>
+        <w:t>Tlačítko „Návod k Aplikaci“ odkáže uživatele na tuto dokumentaci popisující ovládání aplikace.</w:t>
+      </w:r>
+    </w:p>
+    <w:p/>
+    <w:p>
+      <w:pPr>
+        <w:jc w:val="center"/>
+      </w:pPr>
+      <w:r>
+        <w:drawing>
+          <wp:inline distT="0" distB="0" distL="0" distR="0" wp14:anchorId="0F2C8BAB" wp14:editId="3A8F9B0C">
+            <wp:extent cx="4385310" cy="1735035"/>
+            <wp:effectExtent l="0" t="0" r="0" b="0"/>
+            <wp:docPr id="1531666938" name="Obrázek 1" descr="Obsah obrázku text, snímek obrazovky, Písmo, logo&#10;&#10;Obsah generovaný pomocí AI může být nesprávný."/>
+            <wp:cNvGraphicFramePr>
+              <a:graphicFrameLocks xmlns:a="http://schemas.openxmlformats.org/drawingml/2006/main" noChangeAspect="1"/>
+            </wp:cNvGraphicFramePr>
+            <a:graphic xmlns:a="http://schemas.openxmlformats.org/drawingml/2006/main">
+              <a:graphicData uri="http://schemas.openxmlformats.org/drawingml/2006/picture">
+                <pic:pic xmlns:pic="http://schemas.openxmlformats.org/drawingml/2006/picture">
+                  <pic:nvPicPr>
+                    <pic:cNvPr id="1531666938" name="Obrázek 1" descr="Obsah obrázku text, snímek obrazovky, Písmo, logo&#10;&#10;Obsah generovaný pomocí AI může být nesprávný."/>
+                    <pic:cNvPicPr/>
+                  </pic:nvPicPr>
+                  <pic:blipFill>
+                    <a:blip r:embed="rId27"/>
+                    <a:stretch>
+                      <a:fillRect/>
+                    </a:stretch>
+                  </pic:blipFill>
+                  <pic:spPr>
+                    <a:xfrm>
+                      <a:off x="0" y="0"/>
+                      <a:ext cx="4411258" cy="1745301"/>
+                    </a:xfrm>
+                    <a:prstGeom prst="rect">
+                      <a:avLst/>
+                    </a:prstGeom>
+                  </pic:spPr>
+                </pic:pic>
+              </a:graphicData>
+            </a:graphic>
+          </wp:inline>
+        </w:drawing>
+      </w:r>
+    </w:p>
+    <w:p>
+      <w:pPr>
+        <w:spacing w:after="160" w:line="278" w:lineRule="auto"/>
+        <w:ind w:left="0" w:right="0" w:firstLine="0"/>
+        <w:jc w:val="left"/>
+        <w:rPr>
+          <w:b/>
+          <w:sz w:val="40"/>
+        </w:rPr>
+      </w:pPr>
+      <w:r>
+        <w:br w:type="page"/>
+      </w:r>
+    </w:p>
+    <w:p>
+      <w:pPr>
         <w:pStyle w:val="Nadpis2"/>
       </w:pPr>
       <w:bookmarkStart w:id="3" w:name="_Tlačítko_O_nás"/>
@@ -1180,10 +2464,223 @@
         <w:lastRenderedPageBreak/>
         <w:t>Tlačítko O nás</w:t>
       </w:r>
+    </w:p>
+    <w:p>
+      <w:r>
+        <w:t>Po stisknutí tlačítka „O nás“ je uživatel přesměrován na web Moravskoslezské technologické akademie.</w:t>
+      </w:r>
+    </w:p>
+    <w:p/>
+    <w:p>
+      <w:pPr>
+        <w:spacing w:after="160" w:line="278" w:lineRule="auto"/>
+        <w:ind w:left="0" w:right="0" w:firstLine="0"/>
+        <w:jc w:val="left"/>
+      </w:pPr>
+      <w:r>
+        <w:rPr>
+          <w:noProof/>
+        </w:rPr>
+        <mc:AlternateContent>
+          <mc:Choice Requires="wps">
+            <w:drawing>
+              <wp:anchor distT="0" distB="0" distL="114300" distR="114300" simplePos="0" relativeHeight="251662336" behindDoc="0" locked="0" layoutInCell="1" allowOverlap="1" wp14:anchorId="089CB8F6" wp14:editId="7BAFD454">
+                <wp:simplePos x="0" y="0"/>
+                <wp:positionH relativeFrom="column">
+                  <wp:posOffset>1520825</wp:posOffset>
+                </wp:positionH>
+                <wp:positionV relativeFrom="paragraph">
+                  <wp:posOffset>2077720</wp:posOffset>
+                </wp:positionV>
+                <wp:extent cx="716280" cy="297180"/>
+                <wp:effectExtent l="0" t="38100" r="64770" b="26670"/>
+                <wp:wrapNone/>
+                <wp:docPr id="125412950" name="Přímá spojnice se šipkou 1"/>
+                <wp:cNvGraphicFramePr/>
+                <a:graphic xmlns:a="http://schemas.openxmlformats.org/drawingml/2006/main">
+                  <a:graphicData uri="http://schemas.microsoft.com/office/word/2010/wordprocessingShape">
+                    <wps:wsp>
+                      <wps:cNvCnPr/>
+                      <wps:spPr>
+                        <a:xfrm flipV="1">
+                          <a:off x="0" y="0"/>
+                          <a:ext cx="716280" cy="297180"/>
+                        </a:xfrm>
+                        <a:prstGeom prst="straightConnector1">
+                          <a:avLst/>
+                        </a:prstGeom>
+                        <a:ln>
+                          <a:solidFill>
+                            <a:srgbClr val="FF0000"/>
+                          </a:solidFill>
+                          <a:tailEnd type="triangle"/>
+                        </a:ln>
+                      </wps:spPr>
+                      <wps:style>
+                        <a:lnRef idx="3">
+                          <a:schemeClr val="accent1"/>
+                        </a:lnRef>
+                        <a:fillRef idx="0">
+                          <a:schemeClr val="accent1"/>
+                        </a:fillRef>
+                        <a:effectRef idx="2">
+                          <a:schemeClr val="accent1"/>
+                        </a:effectRef>
+                        <a:fontRef idx="minor">
+                          <a:schemeClr val="tx1"/>
+                        </a:fontRef>
+                      </wps:style>
+                      <wps:bodyPr/>
+                    </wps:wsp>
+                  </a:graphicData>
+                </a:graphic>
+                <wp14:sizeRelH relativeFrom="margin">
+                  <wp14:pctWidth>0</wp14:pctWidth>
+                </wp14:sizeRelH>
+                <wp14:sizeRelV relativeFrom="margin">
+                  <wp14:pctHeight>0</wp14:pctHeight>
+                </wp14:sizeRelV>
+              </wp:anchor>
+            </w:drawing>
+          </mc:Choice>
+          <mc:Fallback>
+            <w:pict>
+              <v:shapetype w14:anchorId="1EA206B6" id="_x0000_t32" coordsize="21600,21600" o:spt="32" o:oned="t" path="m,l21600,21600e" filled="f">
+                <v:path arrowok="t" fillok="f" o:connecttype="none"/>
+                <o:lock v:ext="edit" shapetype="t"/>
+              </v:shapetype>
+              <v:shape id="Přímá spojnice se šipkou 1" o:spid="_x0000_s1026" type="#_x0000_t32" style="position:absolute;margin-left:119.75pt;margin-top:163.6pt;width:56.4pt;height:23.4pt;flip:y;z-index:251662336;visibility:visible;mso-wrap-style:square;mso-width-percent:0;mso-height-percent:0;mso-wrap-distance-left:9pt;mso-wrap-distance-top:0;mso-wrap-distance-right:9pt;mso-wrap-distance-bottom:0;mso-position-horizontal:absolute;mso-position-horizontal-relative:text;mso-position-vertical:absolute;mso-position-vertical-relative:text;mso-width-percent:0;mso-height-percent:0;mso-width-relative:margin;mso-height-relative:margin" o:gfxdata="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" strokecolor="red" strokeweight="2pt">
+                <v:stroke endarrow="block" joinstyle="miter"/>
+              </v:shape>
+            </w:pict>
+          </mc:Fallback>
+        </mc:AlternateContent>
+      </w:r>
+      <w:r>
+        <w:drawing>
+          <wp:anchor distT="0" distB="0" distL="114300" distR="114300" simplePos="0" relativeHeight="251660288" behindDoc="0" locked="0" layoutInCell="1" allowOverlap="1" wp14:anchorId="563C0B0C" wp14:editId="6A625153">
+            <wp:simplePos x="0" y="0"/>
+            <wp:positionH relativeFrom="page">
+              <wp:posOffset>2995930</wp:posOffset>
+            </wp:positionH>
+            <wp:positionV relativeFrom="paragraph">
+              <wp:posOffset>226060</wp:posOffset>
+            </wp:positionV>
+            <wp:extent cx="4375150" cy="2112645"/>
+            <wp:effectExtent l="0" t="0" r="6350" b="1905"/>
+            <wp:wrapTopAndBottom/>
+            <wp:docPr id="1052401260" name="Obrázek 1" descr="Obsah obrázku text, snímek obrazovky, software, Písmo&#10;&#10;Obsah generovaný pomocí AI může být nesprávný."/>
+            <wp:cNvGraphicFramePr>
+              <a:graphicFrameLocks xmlns:a="http://schemas.openxmlformats.org/drawingml/2006/main" noChangeAspect="1"/>
+            </wp:cNvGraphicFramePr>
+            <a:graphic xmlns:a="http://schemas.openxmlformats.org/drawingml/2006/main">
+              <a:graphicData uri="http://schemas.openxmlformats.org/drawingml/2006/picture">
+                <pic:pic xmlns:pic="http://schemas.openxmlformats.org/drawingml/2006/picture">
+                  <pic:nvPicPr>
+                    <pic:cNvPr id="1052401260" name="Obrázek 1" descr="Obsah obrázku text, snímek obrazovky, software, Písmo&#10;&#10;Obsah generovaný pomocí AI může být nesprávný."/>
+                    <pic:cNvPicPr/>
+                  </pic:nvPicPr>
+                  <pic:blipFill>
+                    <a:blip r:embed="rId28" cstate="print">
+                      <a:extLst>
+                        <a:ext uri="{28A0092B-C50C-407E-A947-70E740481C1C}">
+                          <a14:useLocalDpi xmlns:a14="http://schemas.microsoft.com/office/drawing/2010/main" val="0"/>
+                        </a:ext>
+                      </a:extLst>
+                    </a:blip>
+                    <a:stretch>
+                      <a:fillRect/>
+                    </a:stretch>
+                  </pic:blipFill>
+                  <pic:spPr>
+                    <a:xfrm>
+                      <a:off x="0" y="0"/>
+                      <a:ext cx="4375150" cy="2112645"/>
+                    </a:xfrm>
+                    <a:prstGeom prst="rect">
+                      <a:avLst/>
+                    </a:prstGeom>
+                  </pic:spPr>
+                </pic:pic>
+              </a:graphicData>
+            </a:graphic>
+            <wp14:sizeRelH relativeFrom="margin">
+              <wp14:pctWidth>0</wp14:pctWidth>
+            </wp14:sizeRelH>
+          </wp:anchor>
+        </w:drawing>
+      </w:r>
+      <w:r>
+        <w:drawing>
+          <wp:anchor distT="0" distB="0" distL="114300" distR="114300" simplePos="0" relativeHeight="251661312" behindDoc="1" locked="0" layoutInCell="1" allowOverlap="1" wp14:anchorId="63BD0A21" wp14:editId="68B0A476">
+            <wp:simplePos x="0" y="0"/>
+            <wp:positionH relativeFrom="column">
+              <wp:posOffset>172085</wp:posOffset>
+            </wp:positionH>
+            <wp:positionV relativeFrom="paragraph">
+              <wp:posOffset>5080</wp:posOffset>
+            </wp:positionV>
+            <wp:extent cx="1960738" cy="3261360"/>
+            <wp:effectExtent l="0" t="0" r="1905" b="0"/>
+            <wp:wrapTight wrapText="bothSides">
+              <wp:wrapPolygon edited="0">
+                <wp:start x="0" y="0"/>
+                <wp:lineTo x="0" y="21449"/>
+                <wp:lineTo x="21411" y="21449"/>
+                <wp:lineTo x="21411" y="0"/>
+                <wp:lineTo x="0" y="0"/>
+              </wp:wrapPolygon>
+            </wp:wrapTight>
+            <wp:docPr id="1833413476" name="Obrázek 1" descr="Obsah obrázku text, snímek obrazovky, Písmo, Operační systém&#10;&#10;Obsah generovaný pomocí AI může být nesprávný."/>
+            <wp:cNvGraphicFramePr>
+              <a:graphicFrameLocks xmlns:a="http://schemas.openxmlformats.org/drawingml/2006/main" noChangeAspect="1"/>
+            </wp:cNvGraphicFramePr>
+            <a:graphic xmlns:a="http://schemas.openxmlformats.org/drawingml/2006/main">
+              <a:graphicData uri="http://schemas.openxmlformats.org/drawingml/2006/picture">
+                <pic:pic xmlns:pic="http://schemas.openxmlformats.org/drawingml/2006/picture">
+                  <pic:nvPicPr>
+                    <pic:cNvPr id="1833413476" name="Obrázek 1" descr="Obsah obrázku text, snímek obrazovky, Písmo, Operační systém&#10;&#10;Obsah generovaný pomocí AI může být nesprávný."/>
+                    <pic:cNvPicPr/>
+                  </pic:nvPicPr>
+                  <pic:blipFill>
+                    <a:blip r:embed="rId29">
+                      <a:extLst>
+                        <a:ext uri="{28A0092B-C50C-407E-A947-70E740481C1C}">
+                          <a14:useLocalDpi xmlns:a14="http://schemas.microsoft.com/office/drawing/2010/main" val="0"/>
+                        </a:ext>
+                      </a:extLst>
+                    </a:blip>
+                    <a:stretch>
+                      <a:fillRect/>
+                    </a:stretch>
+                  </pic:blipFill>
+                  <pic:spPr>
+                    <a:xfrm>
+                      <a:off x="0" y="0"/>
+                      <a:ext cx="1960738" cy="3261360"/>
+                    </a:xfrm>
+                    <a:prstGeom prst="rect">
+                      <a:avLst/>
+                    </a:prstGeom>
+                  </pic:spPr>
+                </pic:pic>
+              </a:graphicData>
+            </a:graphic>
+          </wp:anchor>
+        </w:drawing>
+      </w:r>
       <w:r>
         <w:br w:type="page"/>
       </w:r>
     </w:p>
+    <w:p>
+      <w:pPr>
+        <w:spacing w:after="160" w:line="278" w:lineRule="auto"/>
+        <w:ind w:left="0" w:right="0" w:firstLine="0"/>
+        <w:jc w:val="left"/>
+      </w:pPr>
+    </w:p>
+    <w:p/>
     <w:p>
       <w:pPr>
         <w:spacing w:after="0" w:line="259" w:lineRule="auto"/>
@@ -1191,7 +2688,6 @@
         <w:jc w:val="center"/>
       </w:pPr>
       <w:r>
-        <w:lastRenderedPageBreak/>
         <w:t xml:space="preserve"> </w:t>
       </w:r>
     </w:p>
@@ -1255,7 +2751,7 @@
                           <pic:cNvPicPr/>
                         </pic:nvPicPr>
                         <pic:blipFill>
-                          <a:blip r:embed="rId20"/>
+                          <a:blip r:embed="rId30"/>
                           <a:stretch>
                             <a:fillRect/>
                           </a:stretch>
@@ -1454,12 +2950,21 @@
               <w:ind w:left="0" w:right="13" w:firstLine="0"/>
               <w:jc w:val="center"/>
             </w:pPr>
+            <w:proofErr w:type="spellStart"/>
             <w:r>
               <w:rPr>
                 <w:b/>
                 <w:sz w:val="24"/>
               </w:rPr>
-              <w:t xml:space="preserve">Tap </w:t>
+              <w:t>Tap</w:t>
+            </w:r>
+            <w:proofErr w:type="spellEnd"/>
+            <w:r>
+              <w:rPr>
+                <w:b/>
+                <w:sz w:val="24"/>
+              </w:rPr>
+              <w:t xml:space="preserve"> </w:t>
             </w:r>
             <w:r>
               <w:rPr>
@@ -1664,12 +3169,21 @@
               <w:spacing w:after="0" w:line="259" w:lineRule="auto"/>
               <w:ind w:left="37" w:right="59" w:firstLine="0"/>
             </w:pPr>
+            <w:proofErr w:type="spellStart"/>
             <w:r>
               <w:rPr>
                 <w:b/>
                 <w:sz w:val="18"/>
               </w:rPr>
-              <w:t>Keyes KY-031</w:t>
+              <w:t>Keyes</w:t>
+            </w:r>
+            <w:proofErr w:type="spellEnd"/>
+            <w:r>
+              <w:rPr>
+                <w:b/>
+                <w:sz w:val="18"/>
+              </w:rPr>
+              <w:t xml:space="preserve"> KY-031</w:t>
             </w:r>
             <w:r>
               <w:rPr>
@@ -1757,19 +3271,41 @@
               </w:rPr>
               <w:t xml:space="preserve">, jeho obsluha v programu spočívá v použití funkce </w:t>
             </w:r>
+            <w:proofErr w:type="spellStart"/>
             <w:proofErr w:type="gramStart"/>
             <w:r>
               <w:rPr>
                 <w:sz w:val="18"/>
               </w:rPr>
-              <w:t>digitalRead(</w:t>
+              <w:t>digitalRead</w:t>
+            </w:r>
+            <w:proofErr w:type="spellEnd"/>
+            <w:r>
+              <w:rPr>
+                <w:sz w:val="18"/>
+              </w:rPr>
+              <w:t>(</w:t>
             </w:r>
             <w:proofErr w:type="gramEnd"/>
             <w:r>
               <w:rPr>
                 <w:sz w:val="18"/>
               </w:rPr>
-              <w:t>), která načte aktuální hodnotu na příslušném vstupním pinu mikrokontroléru. Výstupní hodnota je buď 0 (LOW), nebo 1 (HIGH). Při detekci nárazu je na výstupu 0 (</w:t>
+              <w:t xml:space="preserve">), která načte aktuální hodnotu na příslušném vstupním pinu </w:t>
+            </w:r>
+            <w:proofErr w:type="spellStart"/>
+            <w:r>
+              <w:rPr>
+                <w:sz w:val="18"/>
+              </w:rPr>
+              <w:t>mikrokontroléru</w:t>
+            </w:r>
+            <w:proofErr w:type="spellEnd"/>
+            <w:r>
+              <w:rPr>
+                <w:sz w:val="18"/>
+              </w:rPr>
+              <w:t>. Výstupní hodnota je buď 0 (LOW), nebo 1 (HIGH). Při detekci nárazu je na výstupu 0 (</w:t>
             </w:r>
             <w:r>
               <w:rPr>
@@ -1863,11 +3399,19 @@
               </w:rPr>
               <w:tab/>
             </w:r>
+            <w:proofErr w:type="spellStart"/>
             <w:r>
               <w:rPr>
                 <w:b/>
               </w:rPr>
-              <w:t xml:space="preserve">state </w:t>
+              <w:t>state</w:t>
+            </w:r>
+            <w:proofErr w:type="spellEnd"/>
+            <w:r>
+              <w:rPr>
+                <w:b/>
+              </w:rPr>
+              <w:t xml:space="preserve"> </w:t>
             </w:r>
             <w:r>
               <w:t>(stav) - [</w:t>
@@ -1911,7 +3455,21 @@
               <w:rPr>
                 <w:b/>
               </w:rPr>
-              <w:t xml:space="preserve">?type=Tap&amp;id=36&amp;state=0 </w:t>
+              <w:t>?type=</w:t>
+            </w:r>
+            <w:proofErr w:type="spellStart"/>
+            <w:r>
+              <w:rPr>
+                <w:b/>
+              </w:rPr>
+              <w:t>Tap&amp;id</w:t>
+            </w:r>
+            <w:proofErr w:type="spellEnd"/>
+            <w:r>
+              <w:rPr>
+                <w:b/>
+              </w:rPr>
+              <w:t xml:space="preserve">=36&amp;state=0 </w:t>
             </w:r>
           </w:p>
         </w:tc>
@@ -1937,12 +3495,21 @@
               <w:ind w:left="0" w:right="17" w:firstLine="0"/>
               <w:jc w:val="center"/>
             </w:pPr>
+            <w:proofErr w:type="spellStart"/>
             <w:r>
               <w:rPr>
                 <w:i/>
                 <w:sz w:val="28"/>
               </w:rPr>
-              <w:t xml:space="preserve">Pinout </w:t>
+              <w:t>Pinout</w:t>
+            </w:r>
+            <w:proofErr w:type="spellEnd"/>
+            <w:r>
+              <w:rPr>
+                <w:i/>
+                <w:sz w:val="28"/>
+              </w:rPr>
+              <w:t xml:space="preserve"> </w:t>
             </w:r>
           </w:p>
         </w:tc>
@@ -2059,7 +3626,7 @@
                                 <pic:cNvPicPr/>
                               </pic:nvPicPr>
                               <pic:blipFill>
-                                <a:blip r:embed="rId21"/>
+                                <a:blip r:embed="rId31"/>
                                 <a:stretch>
                                   <a:fillRect/>
                                 </a:stretch>
@@ -2135,7 +3702,7 @@
                         <o:lock v:ext="edit" aspectratio="t"/>
                       </v:shapetype>
                       <v:shape id="Picture 24169" o:spid="_x0000_s1029" type="#_x0000_t75" style="position:absolute;width:8515;height:13087;visibility:visible;mso-wrap-style:square" o:gfxdata="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">
-                        <v:imagedata r:id="rId22" o:title=""/>
+                        <v:imagedata r:id="rId32" o:title=""/>
                       </v:shape>
                       <w10:anchorlock/>
                     </v:group>
@@ -2258,7 +3825,7 @@
                                 <pic:cNvPicPr/>
                               </pic:nvPicPr>
                               <pic:blipFill>
-                                <a:blip r:embed="rId23"/>
+                                <a:blip r:embed="rId33"/>
                                 <a:stretch>
                                   <a:fillRect/>
                                 </a:stretch>
@@ -2315,7 +3882,7 @@
                         </v:textbox>
                       </v:rect>
                       <v:shape id="Picture 24171" o:spid="_x0000_s1033" type="#_x0000_t75" style="position:absolute;width:20847;height:13569;visibility:visible;mso-wrap-style:square" o:gfxdata="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">
-                        <v:imagedata r:id="rId24" o:title=""/>
+                        <v:imagedata r:id="rId34" o:title=""/>
                       </v:shape>
                       <w10:anchorlock/>
                     </v:group>
@@ -2734,9 +4301,9 @@
       </w:r>
     </w:p>
     <w:sectPr>
-      <w:footerReference w:type="even" r:id="rId25"/>
-      <w:footerReference w:type="default" r:id="rId26"/>
-      <w:footerReference w:type="first" r:id="rId27"/>
+      <w:footerReference w:type="even" r:id="rId35"/>
+      <w:footerReference w:type="default" r:id="rId36"/>
+      <w:footerReference w:type="first" r:id="rId37"/>
       <w:pgSz w:w="11906" w:h="16838"/>
       <w:pgMar w:top="552" w:right="723" w:bottom="1010" w:left="1121" w:header="708" w:footer="708" w:gutter="0"/>
       <w:cols w:space="708"/>
@@ -3099,6 +4666,232 @@
     </w:lvl>
   </w:abstractNum>
   <w:abstractNum w:abstractNumId="1" w15:restartNumberingAfterBreak="0">
+    <w:nsid w:val="29D05581"/>
+    <w:multiLevelType w:val="hybridMultilevel"/>
+    <w:tmpl w:val="A636FC22"/>
+    <w:lvl w:ilvl="0" w:tplc="04050001">
+      <w:start w:val="1"/>
+      <w:numFmt w:val="bullet"/>
+      <w:lvlText w:val=""/>
+      <w:lvlJc w:val="left"/>
+      <w:pPr>
+        <w:ind w:left="1018" w:hanging="360"/>
+      </w:pPr>
+      <w:rPr>
+        <w:rFonts w:ascii="Symbol" w:hAnsi="Symbol" w:hint="default"/>
+      </w:rPr>
+    </w:lvl>
+    <w:lvl w:ilvl="1" w:tplc="04050003" w:tentative="1">
+      <w:start w:val="1"/>
+      <w:numFmt w:val="bullet"/>
+      <w:lvlText w:val="o"/>
+      <w:lvlJc w:val="left"/>
+      <w:pPr>
+        <w:ind w:left="1738" w:hanging="360"/>
+      </w:pPr>
+      <w:rPr>
+        <w:rFonts w:ascii="Courier New" w:hAnsi="Courier New" w:cs="Courier New" w:hint="default"/>
+      </w:rPr>
+    </w:lvl>
+    <w:lvl w:ilvl="2" w:tplc="04050005" w:tentative="1">
+      <w:start w:val="1"/>
+      <w:numFmt w:val="bullet"/>
+      <w:lvlText w:val=""/>
+      <w:lvlJc w:val="left"/>
+      <w:pPr>
+        <w:ind w:left="2458" w:hanging="360"/>
+      </w:pPr>
+      <w:rPr>
+        <w:rFonts w:ascii="Wingdings" w:hAnsi="Wingdings" w:hint="default"/>
+      </w:rPr>
+    </w:lvl>
+    <w:lvl w:ilvl="3" w:tplc="04050001" w:tentative="1">
+      <w:start w:val="1"/>
+      <w:numFmt w:val="bullet"/>
+      <w:lvlText w:val=""/>
+      <w:lvlJc w:val="left"/>
+      <w:pPr>
+        <w:ind w:left="3178" w:hanging="360"/>
+      </w:pPr>
+      <w:rPr>
+        <w:rFonts w:ascii="Symbol" w:hAnsi="Symbol" w:hint="default"/>
+      </w:rPr>
+    </w:lvl>
+    <w:lvl w:ilvl="4" w:tplc="04050003" w:tentative="1">
+      <w:start w:val="1"/>
+      <w:numFmt w:val="bullet"/>
+      <w:lvlText w:val="o"/>
+      <w:lvlJc w:val="left"/>
+      <w:pPr>
+        <w:ind w:left="3898" w:hanging="360"/>
+      </w:pPr>
+      <w:rPr>
+        <w:rFonts w:ascii="Courier New" w:hAnsi="Courier New" w:cs="Courier New" w:hint="default"/>
+      </w:rPr>
+    </w:lvl>
+    <w:lvl w:ilvl="5" w:tplc="04050005" w:tentative="1">
+      <w:start w:val="1"/>
+      <w:numFmt w:val="bullet"/>
+      <w:lvlText w:val=""/>
+      <w:lvlJc w:val="left"/>
+      <w:pPr>
+        <w:ind w:left="4618" w:hanging="360"/>
+      </w:pPr>
+      <w:rPr>
+        <w:rFonts w:ascii="Wingdings" w:hAnsi="Wingdings" w:hint="default"/>
+      </w:rPr>
+    </w:lvl>
+    <w:lvl w:ilvl="6" w:tplc="04050001" w:tentative="1">
+      <w:start w:val="1"/>
+      <w:numFmt w:val="bullet"/>
+      <w:lvlText w:val=""/>
+      <w:lvlJc w:val="left"/>
+      <w:pPr>
+        <w:ind w:left="5338" w:hanging="360"/>
+      </w:pPr>
+      <w:rPr>
+        <w:rFonts w:ascii="Symbol" w:hAnsi="Symbol" w:hint="default"/>
+      </w:rPr>
+    </w:lvl>
+    <w:lvl w:ilvl="7" w:tplc="04050003" w:tentative="1">
+      <w:start w:val="1"/>
+      <w:numFmt w:val="bullet"/>
+      <w:lvlText w:val="o"/>
+      <w:lvlJc w:val="left"/>
+      <w:pPr>
+        <w:ind w:left="6058" w:hanging="360"/>
+      </w:pPr>
+      <w:rPr>
+        <w:rFonts w:ascii="Courier New" w:hAnsi="Courier New" w:cs="Courier New" w:hint="default"/>
+      </w:rPr>
+    </w:lvl>
+    <w:lvl w:ilvl="8" w:tplc="04050005" w:tentative="1">
+      <w:start w:val="1"/>
+      <w:numFmt w:val="bullet"/>
+      <w:lvlText w:val=""/>
+      <w:lvlJc w:val="left"/>
+      <w:pPr>
+        <w:ind w:left="6778" w:hanging="360"/>
+      </w:pPr>
+      <w:rPr>
+        <w:rFonts w:ascii="Wingdings" w:hAnsi="Wingdings" w:hint="default"/>
+      </w:rPr>
+    </w:lvl>
+  </w:abstractNum>
+  <w:abstractNum w:abstractNumId="2" w15:restartNumberingAfterBreak="0">
+    <w:nsid w:val="2B5B7B58"/>
+    <w:multiLevelType w:val="hybridMultilevel"/>
+    <w:tmpl w:val="7D441876"/>
+    <w:lvl w:ilvl="0" w:tplc="04050001">
+      <w:start w:val="1"/>
+      <w:numFmt w:val="bullet"/>
+      <w:lvlText w:val=""/>
+      <w:lvlJc w:val="left"/>
+      <w:pPr>
+        <w:ind w:left="1018" w:hanging="360"/>
+      </w:pPr>
+      <w:rPr>
+        <w:rFonts w:ascii="Symbol" w:hAnsi="Symbol" w:hint="default"/>
+      </w:rPr>
+    </w:lvl>
+    <w:lvl w:ilvl="1" w:tplc="04050003" w:tentative="1">
+      <w:start w:val="1"/>
+      <w:numFmt w:val="bullet"/>
+      <w:lvlText w:val="o"/>
+      <w:lvlJc w:val="left"/>
+      <w:pPr>
+        <w:ind w:left="1738" w:hanging="360"/>
+      </w:pPr>
+      <w:rPr>
+        <w:rFonts w:ascii="Courier New" w:hAnsi="Courier New" w:cs="Courier New" w:hint="default"/>
+      </w:rPr>
+    </w:lvl>
+    <w:lvl w:ilvl="2" w:tplc="04050005" w:tentative="1">
+      <w:start w:val="1"/>
+      <w:numFmt w:val="bullet"/>
+      <w:lvlText w:val=""/>
+      <w:lvlJc w:val="left"/>
+      <w:pPr>
+        <w:ind w:left="2458" w:hanging="360"/>
+      </w:pPr>
+      <w:rPr>
+        <w:rFonts w:ascii="Wingdings" w:hAnsi="Wingdings" w:hint="default"/>
+      </w:rPr>
+    </w:lvl>
+    <w:lvl w:ilvl="3" w:tplc="04050001" w:tentative="1">
+      <w:start w:val="1"/>
+      <w:numFmt w:val="bullet"/>
+      <w:lvlText w:val=""/>
+      <w:lvlJc w:val="left"/>
+      <w:pPr>
+        <w:ind w:left="3178" w:hanging="360"/>
+      </w:pPr>
+      <w:rPr>
+        <w:rFonts w:ascii="Symbol" w:hAnsi="Symbol" w:hint="default"/>
+      </w:rPr>
+    </w:lvl>
+    <w:lvl w:ilvl="4" w:tplc="04050003" w:tentative="1">
+      <w:start w:val="1"/>
+      <w:numFmt w:val="bullet"/>
+      <w:lvlText w:val="o"/>
+      <w:lvlJc w:val="left"/>
+      <w:pPr>
+        <w:ind w:left="3898" w:hanging="360"/>
+      </w:pPr>
+      <w:rPr>
+        <w:rFonts w:ascii="Courier New" w:hAnsi="Courier New" w:cs="Courier New" w:hint="default"/>
+      </w:rPr>
+    </w:lvl>
+    <w:lvl w:ilvl="5" w:tplc="04050005" w:tentative="1">
+      <w:start w:val="1"/>
+      <w:numFmt w:val="bullet"/>
+      <w:lvlText w:val=""/>
+      <w:lvlJc w:val="left"/>
+      <w:pPr>
+        <w:ind w:left="4618" w:hanging="360"/>
+      </w:pPr>
+      <w:rPr>
+        <w:rFonts w:ascii="Wingdings" w:hAnsi="Wingdings" w:hint="default"/>
+      </w:rPr>
+    </w:lvl>
+    <w:lvl w:ilvl="6" w:tplc="04050001" w:tentative="1">
+      <w:start w:val="1"/>
+      <w:numFmt w:val="bullet"/>
+      <w:lvlText w:val=""/>
+      <w:lvlJc w:val="left"/>
+      <w:pPr>
+        <w:ind w:left="5338" w:hanging="360"/>
+      </w:pPr>
+      <w:rPr>
+        <w:rFonts w:ascii="Symbol" w:hAnsi="Symbol" w:hint="default"/>
+      </w:rPr>
+    </w:lvl>
+    <w:lvl w:ilvl="7" w:tplc="04050003" w:tentative="1">
+      <w:start w:val="1"/>
+      <w:numFmt w:val="bullet"/>
+      <w:lvlText w:val="o"/>
+      <w:lvlJc w:val="left"/>
+      <w:pPr>
+        <w:ind w:left="6058" w:hanging="360"/>
+      </w:pPr>
+      <w:rPr>
+        <w:rFonts w:ascii="Courier New" w:hAnsi="Courier New" w:cs="Courier New" w:hint="default"/>
+      </w:rPr>
+    </w:lvl>
+    <w:lvl w:ilvl="8" w:tplc="04050005" w:tentative="1">
+      <w:start w:val="1"/>
+      <w:numFmt w:val="bullet"/>
+      <w:lvlText w:val=""/>
+      <w:lvlJc w:val="left"/>
+      <w:pPr>
+        <w:ind w:left="6778" w:hanging="360"/>
+      </w:pPr>
+      <w:rPr>
+        <w:rFonts w:ascii="Wingdings" w:hAnsi="Wingdings" w:hint="default"/>
+      </w:rPr>
+    </w:lvl>
+  </w:abstractNum>
+  <w:abstractNum w:abstractNumId="3" w15:restartNumberingAfterBreak="0">
     <w:nsid w:val="321C109A"/>
     <w:multiLevelType w:val="hybridMultilevel"/>
     <w:tmpl w:val="1FEC1E68"/>
@@ -3310,7 +5103,7 @@
       </w:rPr>
     </w:lvl>
   </w:abstractNum>
-  <w:abstractNum w:abstractNumId="2" w15:restartNumberingAfterBreak="0">
+  <w:abstractNum w:abstractNumId="4" w15:restartNumberingAfterBreak="0">
     <w:nsid w:val="3F7C4763"/>
     <w:multiLevelType w:val="hybridMultilevel"/>
     <w:tmpl w:val="DC1A4F88"/>
@@ -3522,7 +5315,7 @@
       </w:rPr>
     </w:lvl>
   </w:abstractNum>
-  <w:abstractNum w:abstractNumId="3" w15:restartNumberingAfterBreak="0">
+  <w:abstractNum w:abstractNumId="5" w15:restartNumberingAfterBreak="0">
     <w:nsid w:val="45CB4D0B"/>
     <w:multiLevelType w:val="hybridMultilevel"/>
     <w:tmpl w:val="C39CE34A"/>
@@ -3734,7 +5527,7 @@
       </w:rPr>
     </w:lvl>
   </w:abstractNum>
-  <w:abstractNum w:abstractNumId="4" w15:restartNumberingAfterBreak="0">
+  <w:abstractNum w:abstractNumId="6" w15:restartNumberingAfterBreak="0">
     <w:nsid w:val="49255828"/>
     <w:multiLevelType w:val="hybridMultilevel"/>
     <w:tmpl w:val="5DCCDE4C"/>
@@ -3946,7 +5739,7 @@
       </w:rPr>
     </w:lvl>
   </w:abstractNum>
-  <w:abstractNum w:abstractNumId="5" w15:restartNumberingAfterBreak="0">
+  <w:abstractNum w:abstractNumId="7" w15:restartNumberingAfterBreak="0">
     <w:nsid w:val="522A52EC"/>
     <w:multiLevelType w:val="hybridMultilevel"/>
     <w:tmpl w:val="DC286D00"/>
@@ -4158,7 +5951,7 @@
       </w:rPr>
     </w:lvl>
   </w:abstractNum>
-  <w:abstractNum w:abstractNumId="6" w15:restartNumberingAfterBreak="0">
+  <w:abstractNum w:abstractNumId="8" w15:restartNumberingAfterBreak="0">
     <w:nsid w:val="532D3B34"/>
     <w:multiLevelType w:val="hybridMultilevel"/>
     <w:tmpl w:val="CE182488"/>
@@ -4370,7 +6163,7 @@
       </w:rPr>
     </w:lvl>
   </w:abstractNum>
-  <w:abstractNum w:abstractNumId="7" w15:restartNumberingAfterBreak="0">
+  <w:abstractNum w:abstractNumId="9" w15:restartNumberingAfterBreak="0">
     <w:nsid w:val="536C1A41"/>
     <w:multiLevelType w:val="hybridMultilevel"/>
     <w:tmpl w:val="EEFE2E0E"/>
@@ -4582,7 +6375,7 @@
       </w:rPr>
     </w:lvl>
   </w:abstractNum>
-  <w:abstractNum w:abstractNumId="8" w15:restartNumberingAfterBreak="0">
+  <w:abstractNum w:abstractNumId="10" w15:restartNumberingAfterBreak="0">
     <w:nsid w:val="55BB2F0F"/>
     <w:multiLevelType w:val="hybridMultilevel"/>
     <w:tmpl w:val="3FE0F402"/>
@@ -4794,7 +6587,7 @@
       </w:rPr>
     </w:lvl>
   </w:abstractNum>
-  <w:abstractNum w:abstractNumId="9" w15:restartNumberingAfterBreak="0">
+  <w:abstractNum w:abstractNumId="11" w15:restartNumberingAfterBreak="0">
     <w:nsid w:val="55FE4C62"/>
     <w:multiLevelType w:val="hybridMultilevel"/>
     <w:tmpl w:val="30F4721E"/>
@@ -5006,7 +6799,7 @@
       </w:rPr>
     </w:lvl>
   </w:abstractNum>
-  <w:abstractNum w:abstractNumId="10" w15:restartNumberingAfterBreak="0">
+  <w:abstractNum w:abstractNumId="12" w15:restartNumberingAfterBreak="0">
     <w:nsid w:val="584E6E8D"/>
     <w:multiLevelType w:val="hybridMultilevel"/>
     <w:tmpl w:val="DDA49086"/>
@@ -5218,7 +7011,120 @@
       </w:rPr>
     </w:lvl>
   </w:abstractNum>
-  <w:abstractNum w:abstractNumId="11" w15:restartNumberingAfterBreak="0">
+  <w:abstractNum w:abstractNumId="13" w15:restartNumberingAfterBreak="0">
+    <w:nsid w:val="5A831AF9"/>
+    <w:multiLevelType w:val="hybridMultilevel"/>
+    <w:tmpl w:val="D6587E60"/>
+    <w:lvl w:ilvl="0" w:tplc="04050001">
+      <w:start w:val="1"/>
+      <w:numFmt w:val="bullet"/>
+      <w:lvlText w:val=""/>
+      <w:lvlJc w:val="left"/>
+      <w:pPr>
+        <w:ind w:left="720" w:hanging="360"/>
+      </w:pPr>
+      <w:rPr>
+        <w:rFonts w:ascii="Symbol" w:hAnsi="Symbol" w:hint="default"/>
+      </w:rPr>
+    </w:lvl>
+    <w:lvl w:ilvl="1" w:tplc="04050003" w:tentative="1">
+      <w:start w:val="1"/>
+      <w:numFmt w:val="bullet"/>
+      <w:lvlText w:val="o"/>
+      <w:lvlJc w:val="left"/>
+      <w:pPr>
+        <w:ind w:left="1440" w:hanging="360"/>
+      </w:pPr>
+      <w:rPr>
+        <w:rFonts w:ascii="Courier New" w:hAnsi="Courier New" w:cs="Courier New" w:hint="default"/>
+      </w:rPr>
+    </w:lvl>
+    <w:lvl w:ilvl="2" w:tplc="04050005" w:tentative="1">
+      <w:start w:val="1"/>
+      <w:numFmt w:val="bullet"/>
+      <w:lvlText w:val=""/>
+      <w:lvlJc w:val="left"/>
+      <w:pPr>
+        <w:ind w:left="2160" w:hanging="360"/>
+      </w:pPr>
+      <w:rPr>
+        <w:rFonts w:ascii="Wingdings" w:hAnsi="Wingdings" w:hint="default"/>
+      </w:rPr>
+    </w:lvl>
+    <w:lvl w:ilvl="3" w:tplc="04050001" w:tentative="1">
+      <w:start w:val="1"/>
+      <w:numFmt w:val="bullet"/>
+      <w:lvlText w:val=""/>
+      <w:lvlJc w:val="left"/>
+      <w:pPr>
+        <w:ind w:left="2880" w:hanging="360"/>
+      </w:pPr>
+      <w:rPr>
+        <w:rFonts w:ascii="Symbol" w:hAnsi="Symbol" w:hint="default"/>
+      </w:rPr>
+    </w:lvl>
+    <w:lvl w:ilvl="4" w:tplc="04050003" w:tentative="1">
+      <w:start w:val="1"/>
+      <w:numFmt w:val="bullet"/>
+      <w:lvlText w:val="o"/>
+      <w:lvlJc w:val="left"/>
+      <w:pPr>
+        <w:ind w:left="3600" w:hanging="360"/>
+      </w:pPr>
+      <w:rPr>
+        <w:rFonts w:ascii="Courier New" w:hAnsi="Courier New" w:cs="Courier New" w:hint="default"/>
+      </w:rPr>
+    </w:lvl>
+    <w:lvl w:ilvl="5" w:tplc="04050005" w:tentative="1">
+      <w:start w:val="1"/>
+      <w:numFmt w:val="bullet"/>
+      <w:lvlText w:val=""/>
+      <w:lvlJc w:val="left"/>
+      <w:pPr>
+        <w:ind w:left="4320" w:hanging="360"/>
+      </w:pPr>
+      <w:rPr>
+        <w:rFonts w:ascii="Wingdings" w:hAnsi="Wingdings" w:hint="default"/>
+      </w:rPr>
+    </w:lvl>
+    <w:lvl w:ilvl="6" w:tplc="04050001" w:tentative="1">
+      <w:start w:val="1"/>
+      <w:numFmt w:val="bullet"/>
+      <w:lvlText w:val=""/>
+      <w:lvlJc w:val="left"/>
+      <w:pPr>
+        <w:ind w:left="5040" w:hanging="360"/>
+      </w:pPr>
+      <w:rPr>
+        <w:rFonts w:ascii="Symbol" w:hAnsi="Symbol" w:hint="default"/>
+      </w:rPr>
+    </w:lvl>
+    <w:lvl w:ilvl="7" w:tplc="04050003" w:tentative="1">
+      <w:start w:val="1"/>
+      <w:numFmt w:val="bullet"/>
+      <w:lvlText w:val="o"/>
+      <w:lvlJc w:val="left"/>
+      <w:pPr>
+        <w:ind w:left="5760" w:hanging="360"/>
+      </w:pPr>
+      <w:rPr>
+        <w:rFonts w:ascii="Courier New" w:hAnsi="Courier New" w:cs="Courier New" w:hint="default"/>
+      </w:rPr>
+    </w:lvl>
+    <w:lvl w:ilvl="8" w:tplc="04050005" w:tentative="1">
+      <w:start w:val="1"/>
+      <w:numFmt w:val="bullet"/>
+      <w:lvlText w:val=""/>
+      <w:lvlJc w:val="left"/>
+      <w:pPr>
+        <w:ind w:left="6480" w:hanging="360"/>
+      </w:pPr>
+      <w:rPr>
+        <w:rFonts w:ascii="Wingdings" w:hAnsi="Wingdings" w:hint="default"/>
+      </w:rPr>
+    </w:lvl>
+  </w:abstractNum>
+  <w:abstractNum w:abstractNumId="14" w15:restartNumberingAfterBreak="0">
     <w:nsid w:val="62FA5769"/>
     <w:multiLevelType w:val="multilevel"/>
     <w:tmpl w:val="1E7CF348"/>
@@ -5367,7 +7273,7 @@
       </w:rPr>
     </w:lvl>
   </w:abstractNum>
-  <w:abstractNum w:abstractNumId="12" w15:restartNumberingAfterBreak="0">
+  <w:abstractNum w:abstractNumId="15" w15:restartNumberingAfterBreak="0">
     <w:nsid w:val="665E785A"/>
     <w:multiLevelType w:val="hybridMultilevel"/>
     <w:tmpl w:val="E8E6412A"/>
@@ -5579,7 +7485,7 @@
       </w:rPr>
     </w:lvl>
   </w:abstractNum>
-  <w:abstractNum w:abstractNumId="13" w15:restartNumberingAfterBreak="0">
+  <w:abstractNum w:abstractNumId="16" w15:restartNumberingAfterBreak="0">
     <w:nsid w:val="6AB02DF6"/>
     <w:multiLevelType w:val="hybridMultilevel"/>
     <w:tmpl w:val="C39253A4"/>
@@ -5791,7 +7697,7 @@
       </w:rPr>
     </w:lvl>
   </w:abstractNum>
-  <w:abstractNum w:abstractNumId="14" w15:restartNumberingAfterBreak="0">
+  <w:abstractNum w:abstractNumId="17" w15:restartNumberingAfterBreak="0">
     <w:nsid w:val="6F282D66"/>
     <w:multiLevelType w:val="hybridMultilevel"/>
     <w:tmpl w:val="9FF4EF4A"/>
@@ -6003,7 +7909,7 @@
       </w:rPr>
     </w:lvl>
   </w:abstractNum>
-  <w:abstractNum w:abstractNumId="15" w15:restartNumberingAfterBreak="0">
+  <w:abstractNum w:abstractNumId="18" w15:restartNumberingAfterBreak="0">
     <w:nsid w:val="7D0F6B1E"/>
     <w:multiLevelType w:val="hybridMultilevel"/>
     <w:tmpl w:val="60F0690A"/>
@@ -6215,7 +8121,7 @@
       </w:rPr>
     </w:lvl>
   </w:abstractNum>
-  <w:abstractNum w:abstractNumId="16" w15:restartNumberingAfterBreak="0">
+  <w:abstractNum w:abstractNumId="19" w15:restartNumberingAfterBreak="0">
     <w:nsid w:val="7DDB1D9E"/>
     <w:multiLevelType w:val="hybridMultilevel"/>
     <w:tmpl w:val="C49E6C6A"/>
@@ -6428,55 +8334,64 @@
     </w:lvl>
   </w:abstractNum>
   <w:num w:numId="1" w16cid:durableId="1672679730">
-    <w:abstractNumId w:val="4"/>
+    <w:abstractNumId w:val="6"/>
   </w:num>
   <w:num w:numId="2" w16cid:durableId="573130246">
-    <w:abstractNumId w:val="8"/>
+    <w:abstractNumId w:val="10"/>
   </w:num>
   <w:num w:numId="3" w16cid:durableId="1500389292">
-    <w:abstractNumId w:val="7"/>
+    <w:abstractNumId w:val="9"/>
   </w:num>
   <w:num w:numId="4" w16cid:durableId="2140565348">
-    <w:abstractNumId w:val="3"/>
+    <w:abstractNumId w:val="5"/>
   </w:num>
   <w:num w:numId="5" w16cid:durableId="1744453334">
     <w:abstractNumId w:val="0"/>
   </w:num>
   <w:num w:numId="6" w16cid:durableId="2012677365">
+    <w:abstractNumId w:val="15"/>
+  </w:num>
+  <w:num w:numId="7" w16cid:durableId="1025785253">
+    <w:abstractNumId w:val="3"/>
+  </w:num>
+  <w:num w:numId="8" w16cid:durableId="837966428">
+    <w:abstractNumId w:val="19"/>
+  </w:num>
+  <w:num w:numId="9" w16cid:durableId="128792459">
+    <w:abstractNumId w:val="4"/>
+  </w:num>
+  <w:num w:numId="10" w16cid:durableId="1789736791">
+    <w:abstractNumId w:val="8"/>
+  </w:num>
+  <w:num w:numId="11" w16cid:durableId="1873303509">
+    <w:abstractNumId w:val="16"/>
+  </w:num>
+  <w:num w:numId="12" w16cid:durableId="795756637">
+    <w:abstractNumId w:val="11"/>
+  </w:num>
+  <w:num w:numId="13" w16cid:durableId="85274142">
+    <w:abstractNumId w:val="17"/>
+  </w:num>
+  <w:num w:numId="14" w16cid:durableId="526410664">
     <w:abstractNumId w:val="12"/>
   </w:num>
-  <w:num w:numId="7" w16cid:durableId="1025785253">
+  <w:num w:numId="15" w16cid:durableId="1489245297">
+    <w:abstractNumId w:val="7"/>
+  </w:num>
+  <w:num w:numId="16" w16cid:durableId="1174537919">
+    <w:abstractNumId w:val="18"/>
+  </w:num>
+  <w:num w:numId="17" w16cid:durableId="1723211985">
+    <w:abstractNumId w:val="14"/>
+  </w:num>
+  <w:num w:numId="18" w16cid:durableId="424886414">
+    <w:abstractNumId w:val="13"/>
+  </w:num>
+  <w:num w:numId="19" w16cid:durableId="1988777646">
     <w:abstractNumId w:val="1"/>
   </w:num>
-  <w:num w:numId="8" w16cid:durableId="837966428">
-    <w:abstractNumId w:val="16"/>
-  </w:num>
-  <w:num w:numId="9" w16cid:durableId="128792459">
+  <w:num w:numId="20" w16cid:durableId="1942100570">
     <w:abstractNumId w:val="2"/>
-  </w:num>
-  <w:num w:numId="10" w16cid:durableId="1789736791">
-    <w:abstractNumId w:val="6"/>
-  </w:num>
-  <w:num w:numId="11" w16cid:durableId="1873303509">
-    <w:abstractNumId w:val="13"/>
-  </w:num>
-  <w:num w:numId="12" w16cid:durableId="795756637">
-    <w:abstractNumId w:val="9"/>
-  </w:num>
-  <w:num w:numId="13" w16cid:durableId="85274142">
-    <w:abstractNumId w:val="14"/>
-  </w:num>
-  <w:num w:numId="14" w16cid:durableId="526410664">
-    <w:abstractNumId w:val="10"/>
-  </w:num>
-  <w:num w:numId="15" w16cid:durableId="1489245297">
-    <w:abstractNumId w:val="5"/>
-  </w:num>
-  <w:num w:numId="16" w16cid:durableId="1174537919">
-    <w:abstractNumId w:val="15"/>
-  </w:num>
-  <w:num w:numId="17" w16cid:durableId="1723211985">
-    <w:abstractNumId w:val="11"/>
   </w:num>
 </w:numbering>
 </file>
@@ -6934,6 +8849,27 @@
       <w:sz w:val="40"/>
     </w:rPr>
   </w:style>
+  <w:style w:type="paragraph" w:styleId="Nadpis3">
+    <w:name w:val="heading 3"/>
+    <w:basedOn w:val="Normln"/>
+    <w:next w:val="Normln"/>
+    <w:link w:val="Nadpis3Char"/>
+    <w:uiPriority w:val="9"/>
+    <w:unhideWhenUsed/>
+    <w:qFormat/>
+    <w:rsid w:val="00516FF7"/>
+    <w:pPr>
+      <w:keepNext/>
+      <w:keepLines/>
+      <w:spacing w:before="40" w:after="0"/>
+      <w:outlineLvl w:val="2"/>
+    </w:pPr>
+    <w:rPr>
+      <w:rFonts w:asciiTheme="majorHAnsi" w:eastAsiaTheme="majorEastAsia" w:hAnsiTheme="majorHAnsi" w:cstheme="majorBidi"/>
+      <w:color w:val="0A2F40" w:themeColor="accent1" w:themeShade="7F"/>
+      <w:sz w:val="24"/>
+    </w:rPr>
+  </w:style>
   <w:style w:type="character" w:default="1" w:styleId="Standardnpsmoodstavce">
     <w:name w:val="Default Paragraph Font"/>
     <w:uiPriority w:val="1"/>
@@ -6993,6 +8929,28 @@
         <w:right w:w="0" w:type="dxa"/>
       </w:tblCellMar>
     </w:tblPr>
+  </w:style>
+  <w:style w:type="paragraph" w:styleId="Odstavecseseznamem">
+    <w:name w:val="List Paragraph"/>
+    <w:basedOn w:val="Normln"/>
+    <w:uiPriority w:val="34"/>
+    <w:qFormat/>
+    <w:rsid w:val="00833CEA"/>
+    <w:pPr>
+      <w:ind w:left="720"/>
+      <w:contextualSpacing/>
+    </w:pPr>
+  </w:style>
+  <w:style w:type="character" w:customStyle="1" w:styleId="Nadpis3Char">
+    <w:name w:val="Nadpis 3 Char"/>
+    <w:basedOn w:val="Standardnpsmoodstavce"/>
+    <w:link w:val="Nadpis3"/>
+    <w:uiPriority w:val="9"/>
+    <w:rsid w:val="00516FF7"/>
+    <w:rPr>
+      <w:rFonts w:asciiTheme="majorHAnsi" w:eastAsiaTheme="majorEastAsia" w:hAnsiTheme="majorHAnsi" w:cstheme="majorBidi"/>
+      <w:color w:val="0A2F40" w:themeColor="accent1" w:themeShade="7F"/>
+    </w:rPr>
   </w:style>
 </w:styles>
 </file>

--- a/Dokumentace_Aplikace.docx
+++ b/Dokumentace_Aplikace.docx
@@ -45,7 +45,7 @@
                     <pic:cNvPicPr/>
                   </pic:nvPicPr>
                   <pic:blipFill>
-                    <a:blip r:embed="rId7"/>
+                    <a:blip r:embed="rId8"/>
                     <a:stretch>
                       <a:fillRect/>
                     </a:stretch>
@@ -75,8 +75,13 @@
         <w:ind w:left="298" w:firstLine="0"/>
         <w:jc w:val="left"/>
       </w:pPr>
-      <w:r>
-        <w:t>Kavalcova 814/1</w:t>
+      <w:proofErr w:type="spellStart"/>
+      <w:r>
+        <w:t>Kavalcova</w:t>
+      </w:r>
+      <w:proofErr w:type="spellEnd"/>
+      <w:r>
+        <w:t xml:space="preserve"> 814/1</w:t>
       </w:r>
       <w:r>
         <w:rPr>
@@ -121,7 +126,6 @@
         <w:tblCellMar>
           <w:top w:w="48" w:type="dxa"/>
           <w:left w:w="106" w:type="dxa"/>
-          <w:bottom w:w="0" w:type="dxa"/>
           <w:right w:w="60" w:type="dxa"/>
         </w:tblCellMar>
         <w:tblLook w:val="04A0" w:firstRow="1" w:lastRow="0" w:firstColumn="1" w:lastColumn="0" w:noHBand="0" w:noVBand="1"/>
@@ -303,11 +307,19 @@
               <w:ind w:left="0" w:right="47" w:firstLine="0"/>
               <w:jc w:val="center"/>
             </w:pPr>
+            <w:proofErr w:type="spellStart"/>
             <w:r>
               <w:rPr>
                 <w:b/>
               </w:rPr>
-              <w:t xml:space="preserve">xxx </w:t>
+              <w:t>xxx</w:t>
+            </w:r>
+            <w:proofErr w:type="spellEnd"/>
+            <w:r>
+              <w:rPr>
+                <w:b/>
+              </w:rPr>
+              <w:t xml:space="preserve"> </w:t>
             </w:r>
           </w:p>
         </w:tc>
@@ -540,6 +552,9 @@
     </w:p>
     <w:p>
       <w:r>
+        <w:rPr>
+          <w:noProof/>
+        </w:rPr>
         <w:drawing>
           <wp:anchor distT="0" distB="0" distL="114300" distR="114300" simplePos="0" relativeHeight="251659264" behindDoc="0" locked="0" layoutInCell="1" allowOverlap="1" wp14:anchorId="100B264D" wp14:editId="3340ED42">
             <wp:simplePos x="0" y="0"/>
@@ -564,7 +579,7 @@
                     <pic:cNvPicPr/>
                   </pic:nvPicPr>
                   <pic:blipFill>
-                    <a:blip r:embed="rId8">
+                    <a:blip r:embed="rId9">
                       <a:extLst>
                         <a:ext uri="{28A0092B-C50C-407E-A947-70E740481C1C}">
                           <a14:useLocalDpi xmlns:a14="http://schemas.microsoft.com/office/drawing/2010/main" val="0"/>
@@ -597,7 +612,15 @@
         </w:drawing>
       </w:r>
       <w:r>
-        <w:t>Po spuštění aplikace se uživateli zobrazí hlavní okno systému Edubox, které obsahuje postranní navigační panel umístěný vlevo. Tento panel slouží k rychlému přístupu k jednotlivým částem aplikace a je koncipován pro intuitivní ovládání. V horní části se nachází logo Moravskoslezské technologické akademie a nadpis aplikace.</w:t>
+        <w:t xml:space="preserve">Po spuštění aplikace se uživateli zobrazí hlavní okno systému </w:t>
+      </w:r>
+      <w:proofErr w:type="spellStart"/>
+      <w:r>
+        <w:t>Edubox</w:t>
+      </w:r>
+      <w:proofErr w:type="spellEnd"/>
+      <w:r>
+        <w:t>, které obsahuje postranní navigační panel umístěný vlevo. Tento panel slouží k rychlému přístupu k jednotlivým částem aplikace a je koncipován pro intuitivní ovládání. V horní části se nachází logo Moravskoslezské technologické akademie a nadpis aplikace.</w:t>
       </w:r>
     </w:p>
     <w:p/>
@@ -621,7 +644,15 @@
         <w:t>Domů</w:t>
       </w:r>
       <w:r>
-        <w:t xml:space="preserve"> – přesměrovává uživatele na hlavní pracovní prostředí aplikace, které představuje centrální část systému Edubox. Zde se nachází přehled modulů, jako jsou </w:t>
+        <w:t xml:space="preserve"> – přesměrovává uživatele na hlavní pracovní prostředí aplikace, které představuje centrální část systému </w:t>
+      </w:r>
+      <w:proofErr w:type="spellStart"/>
+      <w:r>
+        <w:t>Edubox</w:t>
+      </w:r>
+      <w:proofErr w:type="spellEnd"/>
+      <w:r>
+        <w:t xml:space="preserve">. Zde se nachází přehled modulů, jako jsou </w:t>
       </w:r>
       <w:r>
         <w:rPr>
@@ -633,6 +664,7 @@
       <w:r>
         <w:t xml:space="preserve">, </w:t>
       </w:r>
+      <w:proofErr w:type="spellStart"/>
       <w:r>
         <w:rPr>
           <w:b/>
@@ -640,6 +672,7 @@
         </w:rPr>
         <w:t>Aktuátory</w:t>
       </w:r>
+      <w:proofErr w:type="spellEnd"/>
       <w:r>
         <w:t xml:space="preserve"> a </w:t>
       </w:r>
@@ -679,6 +712,7 @@
           <w:numId w:val="17"/>
         </w:numPr>
       </w:pPr>
+      <w:proofErr w:type="spellStart"/>
       <w:r>
         <w:rPr>
           <w:b/>
@@ -686,6 +720,7 @@
         </w:rPr>
         <w:t>Help</w:t>
       </w:r>
+      <w:proofErr w:type="spellEnd"/>
       <w:r>
         <w:t xml:space="preserve"> – </w:t>
       </w:r>
@@ -702,7 +737,15 @@
         <w:t xml:space="preserve"> k softwarové části aplikace, která popisuje význam jednotlivých tlačítek, funkcí a ovládacích prvků</w:t>
       </w:r>
       <w:r>
-        <w:t xml:space="preserve"> tak k dokumentaci obsahující podrobné informace o všech senzorech a aktuátorech. </w:t>
+        <w:t xml:space="preserve"> tak k dokumentaci obsahující podrobné informace o všech senzorech a </w:t>
+      </w:r>
+      <w:proofErr w:type="spellStart"/>
+      <w:r>
+        <w:t>aktuátorech</w:t>
+      </w:r>
+      <w:proofErr w:type="spellEnd"/>
+      <w:r>
+        <w:t xml:space="preserve">. </w:t>
       </w:r>
       <w:r>
         <w:t>Slouží jako uživatelský průvodce pro práci s rozhraním a obsluhu jednotlivých modulů.</w:t>
@@ -750,7 +793,7 @@
             <wp:extent cx="971550" cy="971550"/>
             <wp:effectExtent l="0" t="0" r="0" b="0"/>
             <wp:docPr id="1935329564" name="Obrázek 15" descr="Obsah obrázku logo, symbol, Grafika, Elektricky modrá&#10;&#10;Obsah generovaný pomocí AI může být nesprávný.">
-              <a:hlinkClick xmlns:a="http://schemas.openxmlformats.org/drawingml/2006/main" r:id="rId9"/>
+              <a:hlinkClick xmlns:a="http://schemas.openxmlformats.org/drawingml/2006/main" r:id="rId10"/>
             </wp:docPr>
             <wp:cNvGraphicFramePr>
               <a:graphicFrameLocks xmlns:a="http://schemas.openxmlformats.org/drawingml/2006/main" noChangeAspect="1"/>
@@ -760,14 +803,14 @@
                 <pic:pic xmlns:pic="http://schemas.openxmlformats.org/drawingml/2006/picture">
                   <pic:nvPicPr>
                     <pic:cNvPr id="1935329564" name="Obrázek 15" descr="Obsah obrázku logo, symbol, Grafika, Elektricky modrá&#10;&#10;Obsah generovaný pomocí AI může být nesprávný.">
-                      <a:hlinkClick r:id="rId9"/>
+                      <a:hlinkClick r:id="rId10"/>
                     </pic:cNvPr>
                     <pic:cNvPicPr>
                       <a:picLocks noChangeAspect="1" noChangeArrowheads="1"/>
                     </pic:cNvPicPr>
                   </pic:nvPicPr>
                   <pic:blipFill>
-                    <a:blip r:embed="rId10">
+                    <a:blip r:embed="rId11">
                       <a:extLst>
                         <a:ext uri="{28A0092B-C50C-407E-A947-70E740481C1C}">
                           <a14:useLocalDpi xmlns:a14="http://schemas.microsoft.com/office/drawing/2010/main" val="0"/>
@@ -807,7 +850,7 @@
             <wp:extent cx="971550" cy="971550"/>
             <wp:effectExtent l="0" t="0" r="0" b="0"/>
             <wp:docPr id="672703742" name="Obrázek 14" descr="Obsah obrázku kruh, design&#10;&#10;Obsah generovaný pomocí AI může být nesprávný.">
-              <a:hlinkClick xmlns:a="http://schemas.openxmlformats.org/drawingml/2006/main" r:id="rId11"/>
+              <a:hlinkClick xmlns:a="http://schemas.openxmlformats.org/drawingml/2006/main" r:id="rId12"/>
             </wp:docPr>
             <wp:cNvGraphicFramePr>
               <a:graphicFrameLocks xmlns:a="http://schemas.openxmlformats.org/drawingml/2006/main" noChangeAspect="1"/>
@@ -817,14 +860,14 @@
                 <pic:pic xmlns:pic="http://schemas.openxmlformats.org/drawingml/2006/picture">
                   <pic:nvPicPr>
                     <pic:cNvPr id="672703742" name="Obrázek 14" descr="Obsah obrázku kruh, design&#10;&#10;Obsah generovaný pomocí AI může být nesprávný.">
-                      <a:hlinkClick r:id="rId11"/>
+                      <a:hlinkClick r:id="rId12"/>
                     </pic:cNvPr>
                     <pic:cNvPicPr>
                       <a:picLocks noChangeAspect="1" noChangeArrowheads="1"/>
                     </pic:cNvPicPr>
                   </pic:nvPicPr>
                   <pic:blipFill>
-                    <a:blip r:embed="rId12">
+                    <a:blip r:embed="rId13">
                       <a:extLst>
                         <a:ext uri="{28A0092B-C50C-407E-A947-70E740481C1C}">
                           <a14:useLocalDpi xmlns:a14="http://schemas.microsoft.com/office/drawing/2010/main" val="0"/>
@@ -864,7 +907,7 @@
             <wp:extent cx="971550" cy="971550"/>
             <wp:effectExtent l="0" t="0" r="0" b="0"/>
             <wp:docPr id="430947565" name="Obrázek 16">
-              <a:hlinkClick xmlns:a="http://schemas.openxmlformats.org/drawingml/2006/main" r:id="rId13"/>
+              <a:hlinkClick xmlns:a="http://schemas.openxmlformats.org/drawingml/2006/main" r:id="rId14"/>
             </wp:docPr>
             <wp:cNvGraphicFramePr>
               <a:graphicFrameLocks xmlns:a="http://schemas.openxmlformats.org/drawingml/2006/main" noChangeAspect="1"/>
@@ -874,14 +917,14 @@
                 <pic:pic xmlns:pic="http://schemas.openxmlformats.org/drawingml/2006/picture">
                   <pic:nvPicPr>
                     <pic:cNvPr id="430947565" name="Obrázek 16">
-                      <a:hlinkClick r:id="rId13"/>
+                      <a:hlinkClick r:id="rId14"/>
                     </pic:cNvPr>
                     <pic:cNvPicPr>
                       <a:picLocks noChangeAspect="1" noChangeArrowheads="1"/>
                     </pic:cNvPicPr>
                   </pic:nvPicPr>
                   <pic:blipFill>
-                    <a:blip r:embed="rId14">
+                    <a:blip r:embed="rId15">
                       <a:extLst>
                         <a:ext uri="{28A0092B-C50C-407E-A947-70E740481C1C}">
                           <a14:useLocalDpi xmlns:a14="http://schemas.microsoft.com/office/drawing/2010/main" val="0"/>
@@ -921,7 +964,7 @@
             <wp:extent cx="971550" cy="971550"/>
             <wp:effectExtent l="0" t="0" r="0" b="0"/>
             <wp:docPr id="1915933066" name="Obrázek 8">
-              <a:hlinkClick xmlns:a="http://schemas.openxmlformats.org/drawingml/2006/main" r:id="rId15"/>
+              <a:hlinkClick xmlns:a="http://schemas.openxmlformats.org/drawingml/2006/main" r:id="rId16"/>
             </wp:docPr>
             <wp:cNvGraphicFramePr>
               <a:graphicFrameLocks xmlns:a="http://schemas.openxmlformats.org/drawingml/2006/main" noChangeAspect="1"/>
@@ -931,14 +974,14 @@
                 <pic:pic xmlns:pic="http://schemas.openxmlformats.org/drawingml/2006/picture">
                   <pic:nvPicPr>
                     <pic:cNvPr id="1915933066" name="Obrázek 8">
-                      <a:hlinkClick r:id="rId15"/>
+                      <a:hlinkClick r:id="rId16"/>
                     </pic:cNvPr>
                     <pic:cNvPicPr>
                       <a:picLocks noChangeAspect="1" noChangeArrowheads="1"/>
                     </pic:cNvPicPr>
                   </pic:nvPicPr>
                   <pic:blipFill>
-                    <a:blip r:embed="rId16">
+                    <a:blip r:embed="rId17">
                       <a:extLst>
                         <a:ext uri="{28A0092B-C50C-407E-A947-70E740481C1C}">
                           <a14:useLocalDpi xmlns:a14="http://schemas.microsoft.com/office/drawing/2010/main" val="0"/>
@@ -981,7 +1024,7 @@
       <w:pPr>
         <w:spacing w:after="160" w:line="278" w:lineRule="auto"/>
         <w:ind w:left="0" w:right="0" w:firstLine="0"/>
-        <w:jc w:val="left"/>
+        <w:jc w:val="center"/>
       </w:pPr>
     </w:p>
     <w:p>
@@ -996,21 +1039,33 @@
       </w:r>
     </w:p>
     <w:p>
+      <w:r>
+        <w:t xml:space="preserve">Po aktivaci hlavního tlačítka „Domů“ aplikace zobrazí tři samostatná tlačítka představující hlavní části systému. Každé z nich uživatele přesměruje na konkrétní modul aplikace, jako jsou senzory, </w:t>
+      </w:r>
+      <w:proofErr w:type="spellStart"/>
+      <w:r>
+        <w:t>aktuátory</w:t>
+      </w:r>
+      <w:proofErr w:type="spellEnd"/>
+      <w:r>
+        <w:t xml:space="preserve"> nebo simulátor, a umožní tak rychlý přístup k jejich funkcím.</w:t>
+      </w:r>
+    </w:p>
+    <w:p>
       <w:pPr>
         <w:spacing w:after="160" w:line="278" w:lineRule="auto"/>
         <w:ind w:left="0" w:right="0" w:firstLine="0"/>
-        <w:jc w:val="left"/>
-        <w:rPr>
-          <w:b/>
-          <w:sz w:val="40"/>
-        </w:rPr>
-      </w:pPr>
-      <w:r>
+        <w:jc w:val="center"/>
+      </w:pPr>
+      <w:r>
+        <w:rPr>
+          <w:noProof/>
+        </w:rPr>
         <w:drawing>
-          <wp:inline distT="0" distB="0" distL="0" distR="0" wp14:anchorId="4BE3F974" wp14:editId="4BAA5FA6">
-            <wp:extent cx="6389370" cy="3653790"/>
-            <wp:effectExtent l="0" t="0" r="0" b="3810"/>
-            <wp:docPr id="986056510" name="Obrázek 1" descr="Obsah obrázku text, snímek obrazovky, software, Počítačová ikona&#10;&#10;Obsah generovaný pomocí AI může být nesprávný."/>
+          <wp:inline distT="0" distB="0" distL="0" distR="0" wp14:anchorId="64C336BB" wp14:editId="0A5DFA9F">
+            <wp:extent cx="4419600" cy="2515509"/>
+            <wp:effectExtent l="0" t="0" r="0" b="0"/>
+            <wp:docPr id="1933108512" name="Obrázek 1" descr="Obsah obrázku text, snímek obrazovky, software, Počítačová ikona&#10;&#10;Obsah generovaný pomocí AI může být nesprávný."/>
             <wp:cNvGraphicFramePr>
               <a:graphicFrameLocks xmlns:a="http://schemas.openxmlformats.org/drawingml/2006/main" noChangeAspect="1"/>
             </wp:cNvGraphicFramePr>
@@ -1018,11 +1073,11 @@
               <a:graphicData uri="http://schemas.openxmlformats.org/drawingml/2006/picture">
                 <pic:pic xmlns:pic="http://schemas.openxmlformats.org/drawingml/2006/picture">
                   <pic:nvPicPr>
-                    <pic:cNvPr id="986056510" name="Obrázek 1" descr="Obsah obrázku text, snímek obrazovky, software, Počítačová ikona&#10;&#10;Obsah generovaný pomocí AI může být nesprávný."/>
+                    <pic:cNvPr id="1933108512" name="Obrázek 1" descr="Obsah obrázku text, snímek obrazovky, software, Počítačová ikona&#10;&#10;Obsah generovaný pomocí AI může být nesprávný."/>
                     <pic:cNvPicPr/>
                   </pic:nvPicPr>
                   <pic:blipFill>
-                    <a:blip r:embed="rId17"/>
+                    <a:blip r:embed="rId18"/>
                     <a:stretch>
                       <a:fillRect/>
                     </a:stretch>
@@ -1030,7 +1085,7 @@
                   <pic:spPr>
                     <a:xfrm>
                       <a:off x="0" y="0"/>
-                      <a:ext cx="6389370" cy="3653790"/>
+                      <a:ext cx="4438572" cy="2526307"/>
                     </a:xfrm>
                     <a:prstGeom prst="rect">
                       <a:avLst/>
@@ -1042,36 +1097,2512 @@
           </wp:inline>
         </w:drawing>
       </w:r>
-      <w:r>
-        <w:br w:type="page"/>
-      </w:r>
     </w:p>
     <w:p>
       <w:pPr>
         <w:pStyle w:val="Nadpis2"/>
       </w:pPr>
-      <w:bookmarkStart w:id="1" w:name="_Tlačítko_Nastavení"/>
-      <w:bookmarkEnd w:id="1"/>
-      <w:r>
+      <w:r>
+        <w:t>Senzory</w:t>
+      </w:r>
+    </w:p>
+    <w:p>
+      <w:r>
+        <w:t>Aplikace slouží jako uživatelské rozhraní pro komunikaci se senzory připojenými přes sériový port. Umožňuje výběr konkrétního zařízení, nastavení režimu činnosti, volbu frekvence čtení dat a následné zpracování nebo vizualizaci přijatých hodnot. Uživatel může snadno přepínat mezi režimy pro čtení dat, konfiguraci senzoru nebo navázání a ukončení spojení. Aplikace zobrazuje aktuální hodnoty ze senzoru v reálném čase a umožňuje jejich grafické vykreslení</w:t>
+      </w:r>
+      <w:r>
+        <w:t>.</w:t>
+      </w:r>
+    </w:p>
+    <w:p>
+      <w:pPr>
+        <w:spacing w:after="160" w:line="278" w:lineRule="auto"/>
+        <w:ind w:left="0" w:right="0" w:firstLine="0"/>
+        <w:jc w:val="center"/>
+      </w:pPr>
+      <w:r>
+        <w:rPr>
+          <w:noProof/>
+        </w:rPr>
+        <w:drawing>
+          <wp:inline distT="0" distB="0" distL="0" distR="0" wp14:anchorId="56C29E43" wp14:editId="471B0104">
+            <wp:extent cx="4366260" cy="2971591"/>
+            <wp:effectExtent l="0" t="0" r="0" b="635"/>
+            <wp:docPr id="856773321" name="Obrázek 1" descr="Obsah obrázku text, snímek obrazovky, displej, diagram&#10;&#10;Obsah generovaný pomocí AI může být nesprávný."/>
+            <wp:cNvGraphicFramePr>
+              <a:graphicFrameLocks xmlns:a="http://schemas.openxmlformats.org/drawingml/2006/main" noChangeAspect="1"/>
+            </wp:cNvGraphicFramePr>
+            <a:graphic xmlns:a="http://schemas.openxmlformats.org/drawingml/2006/main">
+              <a:graphicData uri="http://schemas.openxmlformats.org/drawingml/2006/picture">
+                <pic:pic xmlns:pic="http://schemas.openxmlformats.org/drawingml/2006/picture">
+                  <pic:nvPicPr>
+                    <pic:cNvPr id="856773321" name="Obrázek 1" descr="Obsah obrázku text, snímek obrazovky, displej, diagram&#10;&#10;Obsah generovaný pomocí AI může být nesprávný."/>
+                    <pic:cNvPicPr/>
+                  </pic:nvPicPr>
+                  <pic:blipFill>
+                    <a:blip r:embed="rId19"/>
+                    <a:stretch>
+                      <a:fillRect/>
+                    </a:stretch>
+                  </pic:blipFill>
+                  <pic:spPr>
+                    <a:xfrm>
+                      <a:off x="0" y="0"/>
+                      <a:ext cx="4380707" cy="2981423"/>
+                    </a:xfrm>
+                    <a:prstGeom prst="rect">
+                      <a:avLst/>
+                    </a:prstGeom>
+                  </pic:spPr>
+                </pic:pic>
+              </a:graphicData>
+            </a:graphic>
+          </wp:inline>
+        </w:drawing>
+      </w:r>
+    </w:p>
+    <w:p>
+      <w:pPr>
+        <w:pStyle w:val="Odstavecseseznamem"/>
+        <w:numPr>
+          <w:ilvl w:val="0"/>
+          <w:numId w:val="18"/>
+        </w:numPr>
+        <w:spacing w:after="160" w:line="278" w:lineRule="auto"/>
+        <w:ind w:right="0"/>
+        <w:jc w:val="left"/>
+      </w:pPr>
+      <w:r>
+        <w:rPr>
+          <w:b/>
+          <w:bCs/>
+        </w:rPr>
+        <w:t xml:space="preserve">Připojit </w:t>
+      </w:r>
+      <w:r>
+        <w:t xml:space="preserve">– </w:t>
+      </w:r>
+      <w:r>
+        <w:t>Naváže spojení se zvoleným sériovým portem, případně existující spojení ukončí.</w:t>
+      </w:r>
+    </w:p>
+    <w:p>
+      <w:pPr>
+        <w:pStyle w:val="Odstavecseseznamem"/>
+        <w:numPr>
+          <w:ilvl w:val="0"/>
+          <w:numId w:val="18"/>
+        </w:numPr>
+        <w:spacing w:after="160" w:line="278" w:lineRule="auto"/>
+        <w:ind w:right="0"/>
+        <w:jc w:val="left"/>
+      </w:pPr>
+      <w:r>
+        <w:rPr>
+          <w:b/>
+          <w:bCs/>
+        </w:rPr>
+        <w:t xml:space="preserve">Spustit </w:t>
+      </w:r>
+      <w:r>
+        <w:t xml:space="preserve">– </w:t>
+      </w:r>
+      <w:r>
+        <w:t xml:space="preserve">Spustí hlavní program nebo aktivuje vybraný režim komunikace (funguje pro </w:t>
+      </w:r>
+      <w:proofErr w:type="spellStart"/>
+      <w:r>
+        <w:t>Connect</w:t>
+      </w:r>
+      <w:proofErr w:type="spellEnd"/>
+      <w:r>
+        <w:t xml:space="preserve"> i </w:t>
+      </w:r>
+      <w:proofErr w:type="spellStart"/>
+      <w:r>
+        <w:t>Disconnect</w:t>
+      </w:r>
+      <w:proofErr w:type="spellEnd"/>
+      <w:r>
+        <w:t xml:space="preserve"> režimy).</w:t>
+      </w:r>
+    </w:p>
+    <w:p>
+      <w:pPr>
+        <w:pStyle w:val="Odstavecseseznamem"/>
+        <w:numPr>
+          <w:ilvl w:val="0"/>
+          <w:numId w:val="18"/>
+        </w:numPr>
+        <w:spacing w:after="160" w:line="278" w:lineRule="auto"/>
+        <w:ind w:right="0"/>
+        <w:jc w:val="left"/>
+      </w:pPr>
+      <w:r>
+        <w:rPr>
+          <w:b/>
+          <w:bCs/>
+        </w:rPr>
+        <w:t>Port</w:t>
+      </w:r>
+      <w:r>
+        <w:rPr>
+          <w:b/>
+          <w:bCs/>
+        </w:rPr>
+        <w:t xml:space="preserve"> </w:t>
+      </w:r>
+      <w:r>
+        <w:t xml:space="preserve">– </w:t>
+      </w:r>
+      <w:r>
+        <w:t>Umožňuje zvolit konkrétní COM port pro sériovou komunikaci.</w:t>
+      </w:r>
+    </w:p>
+    <w:p>
+      <w:pPr>
+        <w:pStyle w:val="Odstavecseseznamem"/>
+        <w:numPr>
+          <w:ilvl w:val="0"/>
+          <w:numId w:val="18"/>
+        </w:numPr>
+        <w:spacing w:after="160" w:line="278" w:lineRule="auto"/>
+        <w:ind w:right="0"/>
+        <w:jc w:val="left"/>
+      </w:pPr>
+      <w:r>
+        <w:rPr>
+          <w:b/>
+          <w:bCs/>
+        </w:rPr>
+        <w:t>Senzor</w:t>
+      </w:r>
+      <w:r>
+        <w:rPr>
+          <w:b/>
+          <w:bCs/>
+        </w:rPr>
+        <w:t xml:space="preserve"> </w:t>
+      </w:r>
+      <w:r>
+        <w:t>–</w:t>
+      </w:r>
+      <w:r>
+        <w:t xml:space="preserve"> </w:t>
+      </w:r>
+      <w:r>
+        <w:t>Výběr dostupného senzoru, se kterým má aplikace pracovat.</w:t>
+      </w:r>
+    </w:p>
+    <w:p>
+      <w:pPr>
+        <w:pStyle w:val="Odstavecseseznamem"/>
+        <w:numPr>
+          <w:ilvl w:val="0"/>
+          <w:numId w:val="18"/>
+        </w:numPr>
+        <w:spacing w:after="160" w:line="278" w:lineRule="auto"/>
+        <w:ind w:right="0"/>
+        <w:jc w:val="left"/>
+      </w:pPr>
+      <w:r>
+        <w:rPr>
+          <w:b/>
+          <w:bCs/>
+        </w:rPr>
+        <w:t>Režim</w:t>
+      </w:r>
+      <w:r>
+        <w:rPr>
+          <w:b/>
+          <w:bCs/>
+        </w:rPr>
+        <w:t xml:space="preserve"> </w:t>
+      </w:r>
+      <w:r>
+        <w:t xml:space="preserve">– Zvolení odpovídajícího </w:t>
+      </w:r>
+      <w:r>
+        <w:t>požadavku</w:t>
+      </w:r>
+      <w:r>
+        <w:t xml:space="preserve"> (Update, </w:t>
+      </w:r>
+      <w:proofErr w:type="spellStart"/>
+      <w:r>
+        <w:t>Config</w:t>
+      </w:r>
+      <w:proofErr w:type="spellEnd"/>
+      <w:r>
+        <w:t xml:space="preserve">, </w:t>
+      </w:r>
+      <w:proofErr w:type="spellStart"/>
+      <w:r>
+        <w:t>Connect</w:t>
+      </w:r>
+      <w:proofErr w:type="spellEnd"/>
+      <w:r>
+        <w:t xml:space="preserve">, </w:t>
+      </w:r>
+      <w:proofErr w:type="spellStart"/>
+      <w:r>
+        <w:t>Disconnect</w:t>
+      </w:r>
+      <w:proofErr w:type="spellEnd"/>
+      <w:r>
+        <w:t>)</w:t>
+      </w:r>
+    </w:p>
+    <w:p>
+      <w:pPr>
+        <w:pStyle w:val="Odstavecseseznamem"/>
+        <w:numPr>
+          <w:ilvl w:val="0"/>
+          <w:numId w:val="18"/>
+        </w:numPr>
+        <w:spacing w:after="160" w:line="278" w:lineRule="auto"/>
+        <w:ind w:right="0"/>
+        <w:jc w:val="left"/>
+      </w:pPr>
+      <w:r>
+        <w:rPr>
+          <w:b/>
+          <w:bCs/>
+        </w:rPr>
+        <w:t>Perioda</w:t>
+      </w:r>
+      <w:r>
+        <w:t xml:space="preserve"> – </w:t>
+      </w:r>
+      <w:r>
+        <w:t>Určuje interval, ve které aplikace načítá a zpracovává data ze sériové komunikace.</w:t>
+      </w:r>
+    </w:p>
+    <w:p>
+      <w:pPr>
+        <w:pStyle w:val="Odstavecseseznamem"/>
+        <w:spacing w:after="160" w:line="278" w:lineRule="auto"/>
+        <w:ind w:right="0" w:firstLine="0"/>
+        <w:jc w:val="left"/>
+        <w:rPr>
+          <w:b/>
+          <w:bCs/>
+        </w:rPr>
+      </w:pPr>
+    </w:p>
+    <w:p>
+      <w:pPr>
+        <w:pStyle w:val="Odstavecseseznamem"/>
+        <w:spacing w:after="160" w:line="480" w:lineRule="auto"/>
+        <w:ind w:right="0" w:firstLine="0"/>
+        <w:jc w:val="left"/>
+      </w:pPr>
+      <w:r>
+        <w:rPr>
+          <w:noProof/>
+        </w:rPr>
         <w:lastRenderedPageBreak/>
-        <w:t>Tlačítko Nastavení</w:t>
-      </w:r>
+        <w:drawing>
+          <wp:inline distT="0" distB="0" distL="0" distR="0" wp14:anchorId="4C6642B3" wp14:editId="6A176B8E">
+            <wp:extent cx="326390" cy="326390"/>
+            <wp:effectExtent l="0" t="0" r="0" b="0"/>
+            <wp:docPr id="2010521638" name="Obrázek 2"/>
+            <wp:cNvGraphicFramePr>
+              <a:graphicFrameLocks xmlns:a="http://schemas.openxmlformats.org/drawingml/2006/main" noChangeAspect="1"/>
+            </wp:cNvGraphicFramePr>
+            <a:graphic xmlns:a="http://schemas.openxmlformats.org/drawingml/2006/main">
+              <a:graphicData uri="http://schemas.openxmlformats.org/drawingml/2006/picture">
+                <pic:pic xmlns:pic="http://schemas.openxmlformats.org/drawingml/2006/picture">
+                  <pic:nvPicPr>
+                    <pic:cNvPr id="0" name="Picture 1"/>
+                    <pic:cNvPicPr>
+                      <a:picLocks noChangeAspect="1" noChangeArrowheads="1"/>
+                    </pic:cNvPicPr>
+                  </pic:nvPicPr>
+                  <pic:blipFill>
+                    <a:blip r:embed="rId20">
+                      <a:extLst>
+                        <a:ext uri="{28A0092B-C50C-407E-A947-70E740481C1C}">
+                          <a14:useLocalDpi xmlns:a14="http://schemas.microsoft.com/office/drawing/2010/main" val="0"/>
+                        </a:ext>
+                      </a:extLst>
+                    </a:blip>
+                    <a:srcRect/>
+                    <a:stretch>
+                      <a:fillRect/>
+                    </a:stretch>
+                  </pic:blipFill>
+                  <pic:spPr bwMode="auto">
+                    <a:xfrm>
+                      <a:off x="0" y="0"/>
+                      <a:ext cx="326390" cy="326390"/>
+                    </a:xfrm>
+                    <a:prstGeom prst="rect">
+                      <a:avLst/>
+                    </a:prstGeom>
+                    <a:noFill/>
+                    <a:ln>
+                      <a:noFill/>
+                    </a:ln>
+                  </pic:spPr>
+                </pic:pic>
+              </a:graphicData>
+            </a:graphic>
+          </wp:inline>
+        </w:drawing>
+      </w:r>
+      <w:r>
+        <w:t xml:space="preserve"> - </w:t>
+      </w:r>
+      <w:r>
+        <w:t>Zobrazení/Zavření sériového terminálu (jen pro čtení)</w:t>
+      </w:r>
+    </w:p>
+    <w:p>
+      <w:pPr>
+        <w:pStyle w:val="Odstavecseseznamem"/>
+        <w:spacing w:after="160" w:line="480" w:lineRule="auto"/>
+        <w:ind w:right="0" w:firstLine="0"/>
+        <w:jc w:val="left"/>
+      </w:pPr>
+      <w:r>
+        <w:rPr>
+          <w:noProof/>
+        </w:rPr>
+        <w:drawing>
+          <wp:inline distT="0" distB="0" distL="0" distR="0" wp14:anchorId="7C06D950" wp14:editId="2DCBCD2C">
+            <wp:extent cx="353695" cy="353695"/>
+            <wp:effectExtent l="0" t="0" r="8255" b="8255"/>
+            <wp:docPr id="235504066" name="Obrázek 3"/>
+            <wp:cNvGraphicFramePr>
+              <a:graphicFrameLocks xmlns:a="http://schemas.openxmlformats.org/drawingml/2006/main" noChangeAspect="1"/>
+            </wp:cNvGraphicFramePr>
+            <a:graphic xmlns:a="http://schemas.openxmlformats.org/drawingml/2006/main">
+              <a:graphicData uri="http://schemas.openxmlformats.org/drawingml/2006/picture">
+                <pic:pic xmlns:pic="http://schemas.openxmlformats.org/drawingml/2006/picture">
+                  <pic:nvPicPr>
+                    <pic:cNvPr id="0" name="Picture 2"/>
+                    <pic:cNvPicPr>
+                      <a:picLocks noChangeAspect="1" noChangeArrowheads="1"/>
+                    </pic:cNvPicPr>
+                  </pic:nvPicPr>
+                  <pic:blipFill>
+                    <a:blip r:embed="rId21">
+                      <a:extLst>
+                        <a:ext uri="{28A0092B-C50C-407E-A947-70E740481C1C}">
+                          <a14:useLocalDpi xmlns:a14="http://schemas.microsoft.com/office/drawing/2010/main" val="0"/>
+                        </a:ext>
+                      </a:extLst>
+                    </a:blip>
+                    <a:srcRect/>
+                    <a:stretch>
+                      <a:fillRect/>
+                    </a:stretch>
+                  </pic:blipFill>
+                  <pic:spPr bwMode="auto">
+                    <a:xfrm>
+                      <a:off x="0" y="0"/>
+                      <a:ext cx="353695" cy="353695"/>
+                    </a:xfrm>
+                    <a:prstGeom prst="rect">
+                      <a:avLst/>
+                    </a:prstGeom>
+                    <a:noFill/>
+                    <a:ln>
+                      <a:noFill/>
+                    </a:ln>
+                  </pic:spPr>
+                </pic:pic>
+              </a:graphicData>
+            </a:graphic>
+          </wp:inline>
+        </w:drawing>
+      </w:r>
+      <w:r>
+        <w:t xml:space="preserve">- Poslání </w:t>
+      </w:r>
+      <w:r>
+        <w:t xml:space="preserve">Reset požadavku na sériovou komunikaci (Proveditelný vždy až po prvním použití </w:t>
+      </w:r>
+      <w:proofErr w:type="spellStart"/>
+      <w:r>
+        <w:t>connect</w:t>
+      </w:r>
+      <w:proofErr w:type="spellEnd"/>
+      <w:r>
+        <w:t xml:space="preserve">   požadavku)</w:t>
+      </w:r>
+    </w:p>
+    <w:p>
+      <w:pPr>
+        <w:pStyle w:val="Odstavecseseznamem"/>
+        <w:spacing w:after="160" w:line="480" w:lineRule="auto"/>
+        <w:ind w:right="0" w:firstLine="0"/>
+        <w:jc w:val="left"/>
+      </w:pPr>
+      <w:r>
+        <w:rPr>
+          <w:noProof/>
+        </w:rPr>
+        <w:drawing>
+          <wp:inline distT="0" distB="0" distL="0" distR="0" wp14:anchorId="34BEB837" wp14:editId="345E31A4">
+            <wp:extent cx="353695" cy="315595"/>
+            <wp:effectExtent l="0" t="0" r="8255" b="8255"/>
+            <wp:docPr id="1841882800" name="Obrázek 4"/>
+            <wp:cNvGraphicFramePr>
+              <a:graphicFrameLocks xmlns:a="http://schemas.openxmlformats.org/drawingml/2006/main" noChangeAspect="1"/>
+            </wp:cNvGraphicFramePr>
+            <a:graphic xmlns:a="http://schemas.openxmlformats.org/drawingml/2006/main">
+              <a:graphicData uri="http://schemas.openxmlformats.org/drawingml/2006/picture">
+                <pic:pic xmlns:pic="http://schemas.openxmlformats.org/drawingml/2006/picture">
+                  <pic:nvPicPr>
+                    <pic:cNvPr id="0" name="Picture 3"/>
+                    <pic:cNvPicPr>
+                      <a:picLocks noChangeAspect="1" noChangeArrowheads="1"/>
+                    </pic:cNvPicPr>
+                  </pic:nvPicPr>
+                  <pic:blipFill>
+                    <a:blip r:embed="rId22">
+                      <a:extLst>
+                        <a:ext uri="{28A0092B-C50C-407E-A947-70E740481C1C}">
+                          <a14:useLocalDpi xmlns:a14="http://schemas.microsoft.com/office/drawing/2010/main" val="0"/>
+                        </a:ext>
+                      </a:extLst>
+                    </a:blip>
+                    <a:srcRect/>
+                    <a:stretch>
+                      <a:fillRect/>
+                    </a:stretch>
+                  </pic:blipFill>
+                  <pic:spPr bwMode="auto">
+                    <a:xfrm>
+                      <a:off x="0" y="0"/>
+                      <a:ext cx="353695" cy="315595"/>
+                    </a:xfrm>
+                    <a:prstGeom prst="rect">
+                      <a:avLst/>
+                    </a:prstGeom>
+                    <a:noFill/>
+                    <a:ln>
+                      <a:noFill/>
+                    </a:ln>
+                  </pic:spPr>
+                </pic:pic>
+              </a:graphicData>
+            </a:graphic>
+          </wp:inline>
+        </w:drawing>
+      </w:r>
+      <w:r>
+        <w:t>-</w:t>
+      </w:r>
+      <w:r>
+        <w:t xml:space="preserve"> Poslání </w:t>
+      </w:r>
+      <w:proofErr w:type="spellStart"/>
+      <w:r>
+        <w:t>Init</w:t>
+      </w:r>
+      <w:proofErr w:type="spellEnd"/>
+      <w:r>
+        <w:t xml:space="preserve"> požadavku na sériovou komunikaci</w:t>
+      </w:r>
+    </w:p>
+    <w:p>
+      <w:pPr>
+        <w:pStyle w:val="Nadpis3"/>
+        <w:rPr>
+          <w:b/>
+          <w:bCs/>
+          <w:color w:val="auto"/>
+        </w:rPr>
+      </w:pPr>
+      <w:r>
+        <w:rPr>
+          <w:b/>
+          <w:bCs/>
+          <w:color w:val="auto"/>
+        </w:rPr>
+        <w:t>Aplikace v</w:t>
+      </w:r>
+      <w:r>
+        <w:rPr>
+          <w:b/>
+          <w:bCs/>
+          <w:color w:val="auto"/>
+        </w:rPr>
+        <w:t> </w:t>
+      </w:r>
+      <w:r>
+        <w:rPr>
+          <w:b/>
+          <w:bCs/>
+          <w:color w:val="auto"/>
+        </w:rPr>
+        <w:t>provozu</w:t>
+      </w:r>
+    </w:p>
+    <w:p>
+      <w:pPr>
+        <w:rPr>
+          <w:noProof/>
+        </w:rPr>
+      </w:pPr>
+      <w:r>
+        <w:rPr>
+          <w:noProof/>
+        </w:rPr>
+        <w:t xml:space="preserve">Nejprve je vždy třeba informovat esp na kterém fyzickém pinu byl senzor zapojen. </w:t>
+      </w:r>
+    </w:p>
+    <w:p>
+      <w:pPr>
+        <w:rPr>
+          <w:noProof/>
+        </w:rPr>
+      </w:pPr>
+      <w:r>
+        <w:rPr>
+          <w:noProof/>
+        </w:rPr>
+        <w:t xml:space="preserve">Edubox poté vrátí informaci na sériový terminál, že se connect povedl úspěšně. </w:t>
+      </w:r>
+    </w:p>
+    <w:p>
+      <w:r>
+        <w:rPr>
+          <w:noProof/>
+        </w:rPr>
+        <mc:AlternateContent>
+          <mc:Choice Requires="wps">
+            <w:drawing>
+              <wp:anchor distT="0" distB="0" distL="114300" distR="114300" simplePos="0" relativeHeight="251669504" behindDoc="0" locked="0" layoutInCell="1" allowOverlap="1" wp14:anchorId="63945717" wp14:editId="65F40F54">
+                <wp:simplePos x="0" y="0"/>
+                <wp:positionH relativeFrom="column">
+                  <wp:posOffset>173990</wp:posOffset>
+                </wp:positionH>
+                <wp:positionV relativeFrom="paragraph">
+                  <wp:posOffset>1189355</wp:posOffset>
+                </wp:positionV>
+                <wp:extent cx="133350" cy="3371850"/>
+                <wp:effectExtent l="323850" t="0" r="19050" b="95250"/>
+                <wp:wrapNone/>
+                <wp:docPr id="698480766" name="Spojnice: pravoúhlá 16"/>
+                <wp:cNvGraphicFramePr/>
+                <a:graphic xmlns:a="http://schemas.openxmlformats.org/drawingml/2006/main">
+                  <a:graphicData uri="http://schemas.microsoft.com/office/word/2010/wordprocessingShape">
+                    <wps:wsp>
+                      <wps:cNvCnPr/>
+                      <wps:spPr>
+                        <a:xfrm flipH="1">
+                          <a:off x="0" y="0"/>
+                          <a:ext cx="133350" cy="3371850"/>
+                        </a:xfrm>
+                        <a:prstGeom prst="bentConnector3">
+                          <a:avLst>
+                            <a:gd name="adj1" fmla="val 331154"/>
+                          </a:avLst>
+                        </a:prstGeom>
+                        <a:ln>
+                          <a:solidFill>
+                            <a:srgbClr val="FF0000"/>
+                          </a:solidFill>
+                          <a:tailEnd type="triangle"/>
+                        </a:ln>
+                      </wps:spPr>
+                      <wps:style>
+                        <a:lnRef idx="2">
+                          <a:schemeClr val="accent1"/>
+                        </a:lnRef>
+                        <a:fillRef idx="0">
+                          <a:schemeClr val="accent1"/>
+                        </a:fillRef>
+                        <a:effectRef idx="1">
+                          <a:schemeClr val="accent1"/>
+                        </a:effectRef>
+                        <a:fontRef idx="minor">
+                          <a:schemeClr val="tx1"/>
+                        </a:fontRef>
+                      </wps:style>
+                      <wps:bodyPr/>
+                    </wps:wsp>
+                  </a:graphicData>
+                </a:graphic>
+                <wp14:sizeRelH relativeFrom="margin">
+                  <wp14:pctWidth>0</wp14:pctWidth>
+                </wp14:sizeRelH>
+                <wp14:sizeRelV relativeFrom="margin">
+                  <wp14:pctHeight>0</wp14:pctHeight>
+                </wp14:sizeRelV>
+              </wp:anchor>
+            </w:drawing>
+          </mc:Choice>
+          <mc:Fallback>
+            <w:pict>
+              <v:shapetype w14:anchorId="43DB6CC3" id="_x0000_t34" coordsize="21600,21600" o:spt="34" o:oned="t" adj="10800" path="m,l@0,0@0,21600,21600,21600e" filled="f">
+                <v:stroke joinstyle="miter"/>
+                <v:formulas>
+                  <v:f eqn="val #0"/>
+                </v:formulas>
+                <v:path arrowok="t" fillok="f" o:connecttype="none"/>
+                <v:handles>
+                  <v:h position="#0,center"/>
+                </v:handles>
+                <o:lock v:ext="edit" shapetype="t"/>
+              </v:shapetype>
+              <v:shape id="Spojnice: pravoúhlá 16" o:spid="_x0000_s1026" type="#_x0000_t34" style="position:absolute;margin-left:13.7pt;margin-top:93.65pt;width:10.5pt;height:265.5pt;flip:x;z-index:251669504;visibility:visible;mso-wrap-style:square;mso-width-percent:0;mso-height-percent:0;mso-wrap-distance-left:9pt;mso-wrap-distance-top:0;mso-wrap-distance-right:9pt;mso-wrap-distance-bottom:0;mso-position-horizontal:absolute;mso-position-horizontal-relative:text;mso-position-vertical:absolute;mso-position-vertical-relative:text;mso-width-percent:0;mso-height-percent:0;mso-width-relative:margin;mso-height-relative:margin" o:gfxdata="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" adj="71529" strokecolor="red" strokeweight="1.5pt">
+                <v:stroke endarrow="block"/>
+              </v:shape>
+            </w:pict>
+          </mc:Fallback>
+        </mc:AlternateContent>
+      </w:r>
+      <w:r>
+        <w:rPr>
+          <w:noProof/>
+        </w:rPr>
+        <mc:AlternateContent>
+          <mc:Choice Requires="wps">
+            <w:drawing>
+              <wp:anchor distT="0" distB="0" distL="114300" distR="114300" simplePos="0" relativeHeight="251668480" behindDoc="0" locked="0" layoutInCell="1" allowOverlap="1" wp14:anchorId="259299E2" wp14:editId="6EFF299F">
+                <wp:simplePos x="0" y="0"/>
+                <wp:positionH relativeFrom="column">
+                  <wp:posOffset>326390</wp:posOffset>
+                </wp:positionH>
+                <wp:positionV relativeFrom="paragraph">
+                  <wp:posOffset>913130</wp:posOffset>
+                </wp:positionV>
+                <wp:extent cx="390525" cy="371475"/>
+                <wp:effectExtent l="0" t="0" r="28575" b="28575"/>
+                <wp:wrapNone/>
+                <wp:docPr id="872673904" name="Obdélník 15"/>
+                <wp:cNvGraphicFramePr/>
+                <a:graphic xmlns:a="http://schemas.openxmlformats.org/drawingml/2006/main">
+                  <a:graphicData uri="http://schemas.microsoft.com/office/word/2010/wordprocessingShape">
+                    <wps:wsp>
+                      <wps:cNvSpPr/>
+                      <wps:spPr>
+                        <a:xfrm>
+                          <a:off x="0" y="0"/>
+                          <a:ext cx="390525" cy="371475"/>
+                        </a:xfrm>
+                        <a:prstGeom prst="rect">
+                          <a:avLst/>
+                        </a:prstGeom>
+                        <a:noFill/>
+                        <a:ln>
+                          <a:solidFill>
+                            <a:srgbClr val="FF0000"/>
+                          </a:solidFill>
+                        </a:ln>
+                      </wps:spPr>
+                      <wps:style>
+                        <a:lnRef idx="2">
+                          <a:schemeClr val="accent1">
+                            <a:shade val="15000"/>
+                          </a:schemeClr>
+                        </a:lnRef>
+                        <a:fillRef idx="1">
+                          <a:schemeClr val="accent1"/>
+                        </a:fillRef>
+                        <a:effectRef idx="0">
+                          <a:schemeClr val="accent1"/>
+                        </a:effectRef>
+                        <a:fontRef idx="minor">
+                          <a:schemeClr val="lt1"/>
+                        </a:fontRef>
+                      </wps:style>
+                      <wps:bodyPr rot="0" spcFirstLastPara="0" vertOverflow="overflow" horzOverflow="overflow" vert="horz" wrap="square" lIns="91440" tIns="45720" rIns="91440" bIns="45720" numCol="1" spcCol="0" rtlCol="0" fromWordArt="0" anchor="ctr" anchorCtr="0" forceAA="0" compatLnSpc="1">
+                        <a:prstTxWarp prst="textNoShape">
+                          <a:avLst/>
+                        </a:prstTxWarp>
+                        <a:noAutofit/>
+                      </wps:bodyPr>
+                    </wps:wsp>
+                  </a:graphicData>
+                </a:graphic>
+              </wp:anchor>
+            </w:drawing>
+          </mc:Choice>
+          <mc:Fallback>
+            <w:pict>
+              <v:rect w14:anchorId="15752F92" id="Obdélník 15" o:spid="_x0000_s1026" style="position:absolute;margin-left:25.7pt;margin-top:71.9pt;width:30.75pt;height:29.25pt;z-index:251668480;visibility:visible;mso-wrap-style:square;mso-wrap-distance-left:9pt;mso-wrap-distance-top:0;mso-wrap-distance-right:9pt;mso-wrap-distance-bottom:0;mso-position-horizontal:absolute;mso-position-horizontal-relative:text;mso-position-vertical:absolute;mso-position-vertical-relative:text;v-text-anchor:middle" o:gfxdata="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" filled="f" strokecolor="red" strokeweight="1.5pt"/>
+            </w:pict>
+          </mc:Fallback>
+        </mc:AlternateContent>
+      </w:r>
+      <w:r>
+        <w:rPr>
+          <w:noProof/>
+        </w:rPr>
+        <w:drawing>
+          <wp:inline distT="0" distB="0" distL="0" distR="0" wp14:anchorId="44EA01CA" wp14:editId="4518C51F">
+            <wp:extent cx="4714875" cy="3219450"/>
+            <wp:effectExtent l="0" t="0" r="9525" b="0"/>
+            <wp:docPr id="393177186" name="Obrázek 17"/>
+            <wp:cNvGraphicFramePr>
+              <a:graphicFrameLocks xmlns:a="http://schemas.openxmlformats.org/drawingml/2006/main" noChangeAspect="1"/>
+            </wp:cNvGraphicFramePr>
+            <a:graphic xmlns:a="http://schemas.openxmlformats.org/drawingml/2006/main">
+              <a:graphicData uri="http://schemas.openxmlformats.org/drawingml/2006/picture">
+                <pic:pic xmlns:pic="http://schemas.openxmlformats.org/drawingml/2006/picture">
+                  <pic:nvPicPr>
+                    <pic:cNvPr id="0" name="Picture 34"/>
+                    <pic:cNvPicPr>
+                      <a:picLocks noChangeAspect="1" noChangeArrowheads="1"/>
+                    </pic:cNvPicPr>
+                  </pic:nvPicPr>
+                  <pic:blipFill>
+                    <a:blip r:embed="rId23">
+                      <a:extLst>
+                        <a:ext uri="{28A0092B-C50C-407E-A947-70E740481C1C}">
+                          <a14:useLocalDpi xmlns:a14="http://schemas.microsoft.com/office/drawing/2010/main" val="0"/>
+                        </a:ext>
+                      </a:extLst>
+                    </a:blip>
+                    <a:srcRect/>
+                    <a:stretch>
+                      <a:fillRect/>
+                    </a:stretch>
+                  </pic:blipFill>
+                  <pic:spPr bwMode="auto">
+                    <a:xfrm>
+                      <a:off x="0" y="0"/>
+                      <a:ext cx="4714875" cy="3219450"/>
+                    </a:xfrm>
+                    <a:prstGeom prst="rect">
+                      <a:avLst/>
+                    </a:prstGeom>
+                    <a:noFill/>
+                    <a:ln>
+                      <a:noFill/>
+                    </a:ln>
+                  </pic:spPr>
+                </pic:pic>
+              </a:graphicData>
+            </a:graphic>
+          </wp:inline>
+        </w:drawing>
+      </w:r>
+    </w:p>
+    <w:p>
+      <w:r>
+        <w:rPr>
+          <w:noProof/>
+        </w:rPr>
+        <w:drawing>
+          <wp:anchor distT="0" distB="0" distL="114300" distR="114300" simplePos="0" relativeHeight="251670528" behindDoc="0" locked="0" layoutInCell="1" allowOverlap="1" wp14:anchorId="31AEAF38" wp14:editId="7AF62F37">
+            <wp:simplePos x="0" y="0"/>
+            <wp:positionH relativeFrom="column">
+              <wp:posOffset>183515</wp:posOffset>
+            </wp:positionH>
+            <wp:positionV relativeFrom="paragraph">
+              <wp:posOffset>5080</wp:posOffset>
+            </wp:positionV>
+            <wp:extent cx="2343150" cy="3295650"/>
+            <wp:effectExtent l="0" t="0" r="0" b="0"/>
+            <wp:wrapSquare wrapText="bothSides"/>
+            <wp:docPr id="685834715" name="Obrázek 14"/>
+            <wp:cNvGraphicFramePr>
+              <a:graphicFrameLocks xmlns:a="http://schemas.openxmlformats.org/drawingml/2006/main" noChangeAspect="1"/>
+            </wp:cNvGraphicFramePr>
+            <a:graphic xmlns:a="http://schemas.openxmlformats.org/drawingml/2006/main">
+              <a:graphicData uri="http://schemas.openxmlformats.org/drawingml/2006/picture">
+                <pic:pic xmlns:pic="http://schemas.openxmlformats.org/drawingml/2006/picture">
+                  <pic:nvPicPr>
+                    <pic:cNvPr id="0" name="Picture 5"/>
+                    <pic:cNvPicPr>
+                      <a:picLocks noChangeAspect="1" noChangeArrowheads="1"/>
+                    </pic:cNvPicPr>
+                  </pic:nvPicPr>
+                  <pic:blipFill>
+                    <a:blip r:embed="rId24">
+                      <a:extLst>
+                        <a:ext uri="{28A0092B-C50C-407E-A947-70E740481C1C}">
+                          <a14:useLocalDpi xmlns:a14="http://schemas.microsoft.com/office/drawing/2010/main" val="0"/>
+                        </a:ext>
+                      </a:extLst>
+                    </a:blip>
+                    <a:srcRect/>
+                    <a:stretch>
+                      <a:fillRect/>
+                    </a:stretch>
+                  </pic:blipFill>
+                  <pic:spPr bwMode="auto">
+                    <a:xfrm>
+                      <a:off x="0" y="0"/>
+                      <a:ext cx="2343150" cy="3295650"/>
+                    </a:xfrm>
+                    <a:prstGeom prst="rect">
+                      <a:avLst/>
+                    </a:prstGeom>
+                    <a:noFill/>
+                  </pic:spPr>
+                </pic:pic>
+              </a:graphicData>
+            </a:graphic>
+            <wp14:sizeRelH relativeFrom="margin">
+              <wp14:pctWidth>0</wp14:pctWidth>
+            </wp14:sizeRelH>
+          </wp:anchor>
+        </w:drawing>
+      </w:r>
+    </w:p>
+    <w:p>
+      <w:r>
+        <w:t xml:space="preserve">1 – Zvolení </w:t>
+      </w:r>
+      <w:r>
+        <w:t>C</w:t>
+      </w:r>
+      <w:r>
+        <w:t>OM</w:t>
+      </w:r>
+      <w:r>
+        <w:t xml:space="preserve"> portu pro sériovou komunikaci</w:t>
+      </w:r>
+    </w:p>
+    <w:p>
+      <w:r>
+        <w:t xml:space="preserve">2 – Zvolen režim </w:t>
+      </w:r>
+      <w:proofErr w:type="spellStart"/>
+      <w:r>
+        <w:t>Connect</w:t>
+      </w:r>
+      <w:proofErr w:type="spellEnd"/>
+      <w:r>
+        <w:t xml:space="preserve"> pro připojení </w:t>
+      </w:r>
+      <w:proofErr w:type="spellStart"/>
+      <w:r>
+        <w:t>Eduboxu</w:t>
+      </w:r>
+      <w:proofErr w:type="spellEnd"/>
+      <w:r>
+        <w:t xml:space="preserve"> na fyzický pin</w:t>
+      </w:r>
+    </w:p>
+    <w:p>
+      <w:r>
+        <w:t>3 – Vybrán senzor „DHT11“</w:t>
+      </w:r>
+    </w:p>
+    <w:p>
+      <w:r>
+        <w:t xml:space="preserve">4 – Zvolena perioda vykreslování a vypisování dat </w:t>
+      </w:r>
+    </w:p>
+    <w:p>
+      <w:r>
+        <w:t>5 – Obrázek zvoleného senzoru</w:t>
+      </w:r>
+    </w:p>
+    <w:p>
+      <w:r>
+        <w:t xml:space="preserve">6 – Informování </w:t>
+      </w:r>
+      <w:proofErr w:type="spellStart"/>
+      <w:r>
+        <w:t>Eduboxu</w:t>
+      </w:r>
+      <w:proofErr w:type="spellEnd"/>
+      <w:r>
+        <w:t xml:space="preserve"> o zvolení fyzického pinu</w:t>
+      </w:r>
+    </w:p>
+    <w:p/>
+    <w:p/>
+    <w:p>
+      <w:r>
+        <w:rPr>
+          <w:noProof/>
+        </w:rPr>
+        <w:lastRenderedPageBreak/>
+        <mc:AlternateContent>
+          <mc:Choice Requires="wps">
+            <w:drawing>
+              <wp:anchor distT="0" distB="0" distL="114300" distR="114300" simplePos="0" relativeHeight="251664384" behindDoc="0" locked="0" layoutInCell="1" allowOverlap="1" wp14:anchorId="634B4C09" wp14:editId="0E512EA4">
+                <wp:simplePos x="0" y="0"/>
+                <wp:positionH relativeFrom="column">
+                  <wp:posOffset>135890</wp:posOffset>
+                </wp:positionH>
+                <wp:positionV relativeFrom="paragraph">
+                  <wp:posOffset>1143001</wp:posOffset>
+                </wp:positionV>
+                <wp:extent cx="123825" cy="3314700"/>
+                <wp:effectExtent l="361950" t="0" r="9525" b="95250"/>
+                <wp:wrapNone/>
+                <wp:docPr id="1427565861" name="Spojnice: pravoúhlá 10"/>
+                <wp:cNvGraphicFramePr/>
+                <a:graphic xmlns:a="http://schemas.openxmlformats.org/drawingml/2006/main">
+                  <a:graphicData uri="http://schemas.microsoft.com/office/word/2010/wordprocessingShape">
+                    <wps:wsp>
+                      <wps:cNvCnPr/>
+                      <wps:spPr>
+                        <a:xfrm flipH="1">
+                          <a:off x="0" y="0"/>
+                          <a:ext cx="123825" cy="3314700"/>
+                        </a:xfrm>
+                        <a:prstGeom prst="bentConnector3">
+                          <a:avLst>
+                            <a:gd name="adj1" fmla="val 391998"/>
+                          </a:avLst>
+                        </a:prstGeom>
+                        <a:ln>
+                          <a:solidFill>
+                            <a:srgbClr val="FF0000"/>
+                          </a:solidFill>
+                          <a:tailEnd type="triangle"/>
+                        </a:ln>
+                      </wps:spPr>
+                      <wps:style>
+                        <a:lnRef idx="2">
+                          <a:schemeClr val="accent1"/>
+                        </a:lnRef>
+                        <a:fillRef idx="0">
+                          <a:schemeClr val="accent1"/>
+                        </a:fillRef>
+                        <a:effectRef idx="1">
+                          <a:schemeClr val="accent1"/>
+                        </a:effectRef>
+                        <a:fontRef idx="minor">
+                          <a:schemeClr val="tx1"/>
+                        </a:fontRef>
+                      </wps:style>
+                      <wps:bodyPr/>
+                    </wps:wsp>
+                  </a:graphicData>
+                </a:graphic>
+                <wp14:sizeRelH relativeFrom="margin">
+                  <wp14:pctWidth>0</wp14:pctWidth>
+                </wp14:sizeRelH>
+                <wp14:sizeRelV relativeFrom="margin">
+                  <wp14:pctHeight>0</wp14:pctHeight>
+                </wp14:sizeRelV>
+              </wp:anchor>
+            </w:drawing>
+          </mc:Choice>
+          <mc:Fallback>
+            <w:pict>
+              <v:shape w14:anchorId="4B0842B0" id="Spojnice: pravoúhlá 10" o:spid="_x0000_s1026" type="#_x0000_t34" style="position:absolute;margin-left:10.7pt;margin-top:90pt;width:9.75pt;height:261pt;flip:x;z-index:251664384;visibility:visible;mso-wrap-style:square;mso-width-percent:0;mso-height-percent:0;mso-wrap-distance-left:9pt;mso-wrap-distance-top:0;mso-wrap-distance-right:9pt;mso-wrap-distance-bottom:0;mso-position-horizontal:absolute;mso-position-horizontal-relative:text;mso-position-vertical:absolute;mso-position-vertical-relative:text;mso-width-percent:0;mso-height-percent:0;mso-width-relative:margin;mso-height-relative:margin" o:gfxdata="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" adj="84672" strokecolor="red" strokeweight="1.5pt">
+                <v:stroke endarrow="block"/>
+              </v:shape>
+            </w:pict>
+          </mc:Fallback>
+        </mc:AlternateContent>
+      </w:r>
+      <w:r>
+        <w:rPr>
+          <w:noProof/>
+        </w:rPr>
+        <mc:AlternateContent>
+          <mc:Choice Requires="wps">
+            <w:drawing>
+              <wp:anchor distT="0" distB="0" distL="114300" distR="114300" simplePos="0" relativeHeight="251663360" behindDoc="0" locked="0" layoutInCell="1" allowOverlap="1" wp14:anchorId="2AD5F0F0" wp14:editId="0DFD59B3">
+                <wp:simplePos x="0" y="0"/>
+                <wp:positionH relativeFrom="column">
+                  <wp:posOffset>269241</wp:posOffset>
+                </wp:positionH>
+                <wp:positionV relativeFrom="paragraph">
+                  <wp:posOffset>828675</wp:posOffset>
+                </wp:positionV>
+                <wp:extent cx="381000" cy="371475"/>
+                <wp:effectExtent l="0" t="0" r="19050" b="28575"/>
+                <wp:wrapNone/>
+                <wp:docPr id="1406875207" name="Obdélník 9"/>
+                <wp:cNvGraphicFramePr/>
+                <a:graphic xmlns:a="http://schemas.openxmlformats.org/drawingml/2006/main">
+                  <a:graphicData uri="http://schemas.microsoft.com/office/word/2010/wordprocessingShape">
+                    <wps:wsp>
+                      <wps:cNvSpPr/>
+                      <wps:spPr>
+                        <a:xfrm>
+                          <a:off x="0" y="0"/>
+                          <a:ext cx="381000" cy="371475"/>
+                        </a:xfrm>
+                        <a:prstGeom prst="rect">
+                          <a:avLst/>
+                        </a:prstGeom>
+                        <a:noFill/>
+                        <a:ln>
+                          <a:solidFill>
+                            <a:srgbClr val="FF0000"/>
+                          </a:solidFill>
+                        </a:ln>
+                      </wps:spPr>
+                      <wps:style>
+                        <a:lnRef idx="2">
+                          <a:schemeClr val="accent1">
+                            <a:shade val="15000"/>
+                          </a:schemeClr>
+                        </a:lnRef>
+                        <a:fillRef idx="1">
+                          <a:schemeClr val="accent1"/>
+                        </a:fillRef>
+                        <a:effectRef idx="0">
+                          <a:schemeClr val="accent1"/>
+                        </a:effectRef>
+                        <a:fontRef idx="minor">
+                          <a:schemeClr val="lt1"/>
+                        </a:fontRef>
+                      </wps:style>
+                      <wps:bodyPr rot="0" spcFirstLastPara="0" vertOverflow="overflow" horzOverflow="overflow" vert="horz" wrap="square" lIns="91440" tIns="45720" rIns="91440" bIns="45720" numCol="1" spcCol="0" rtlCol="0" fromWordArt="0" anchor="ctr" anchorCtr="0" forceAA="0" compatLnSpc="1">
+                        <a:prstTxWarp prst="textNoShape">
+                          <a:avLst/>
+                        </a:prstTxWarp>
+                        <a:noAutofit/>
+                      </wps:bodyPr>
+                    </wps:wsp>
+                  </a:graphicData>
+                </a:graphic>
+                <wp14:sizeRelH relativeFrom="margin">
+                  <wp14:pctWidth>0</wp14:pctWidth>
+                </wp14:sizeRelH>
+                <wp14:sizeRelV relativeFrom="margin">
+                  <wp14:pctHeight>0</wp14:pctHeight>
+                </wp14:sizeRelV>
+              </wp:anchor>
+            </w:drawing>
+          </mc:Choice>
+          <mc:Fallback>
+            <w:pict>
+              <v:rect w14:anchorId="7015AA14" id="Obdélník 9" o:spid="_x0000_s1026" style="position:absolute;margin-left:21.2pt;margin-top:65.25pt;width:30pt;height:29.25pt;z-index:251663360;visibility:visible;mso-wrap-style:square;mso-width-percent:0;mso-height-percent:0;mso-wrap-distance-left:9pt;mso-wrap-distance-top:0;mso-wrap-distance-right:9pt;mso-wrap-distance-bottom:0;mso-position-horizontal:absolute;mso-position-horizontal-relative:text;mso-position-vertical:absolute;mso-position-vertical-relative:text;mso-width-percent:0;mso-height-percent:0;mso-width-relative:margin;mso-height-relative:margin;v-text-anchor:middle" o:gfxdata="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" filled="f" strokecolor="red" strokeweight="1.5pt"/>
+            </w:pict>
+          </mc:Fallback>
+        </mc:AlternateContent>
+      </w:r>
+      <w:r>
+        <w:rPr>
+          <w:noProof/>
+        </w:rPr>
+        <w:drawing>
+          <wp:inline distT="0" distB="0" distL="0" distR="0" wp14:anchorId="0D7CA0A1" wp14:editId="3BDAFCA0">
+            <wp:extent cx="4429125" cy="3019425"/>
+            <wp:effectExtent l="0" t="0" r="9525" b="9525"/>
+            <wp:docPr id="1991981371" name="Obrázek 8"/>
+            <wp:cNvGraphicFramePr>
+              <a:graphicFrameLocks xmlns:a="http://schemas.openxmlformats.org/drawingml/2006/main" noChangeAspect="1"/>
+            </wp:cNvGraphicFramePr>
+            <a:graphic xmlns:a="http://schemas.openxmlformats.org/drawingml/2006/main">
+              <a:graphicData uri="http://schemas.openxmlformats.org/drawingml/2006/picture">
+                <pic:pic xmlns:pic="http://schemas.openxmlformats.org/drawingml/2006/picture">
+                  <pic:nvPicPr>
+                    <pic:cNvPr id="0" name="Picture 21"/>
+                    <pic:cNvPicPr>
+                      <a:picLocks noChangeAspect="1" noChangeArrowheads="1"/>
+                    </pic:cNvPicPr>
+                  </pic:nvPicPr>
+                  <pic:blipFill>
+                    <a:blip r:embed="rId25">
+                      <a:extLst>
+                        <a:ext uri="{28A0092B-C50C-407E-A947-70E740481C1C}">
+                          <a14:useLocalDpi xmlns:a14="http://schemas.microsoft.com/office/drawing/2010/main" val="0"/>
+                        </a:ext>
+                      </a:extLst>
+                    </a:blip>
+                    <a:srcRect/>
+                    <a:stretch>
+                      <a:fillRect/>
+                    </a:stretch>
+                  </pic:blipFill>
+                  <pic:spPr bwMode="auto">
+                    <a:xfrm>
+                      <a:off x="0" y="0"/>
+                      <a:ext cx="4429125" cy="3019425"/>
+                    </a:xfrm>
+                    <a:prstGeom prst="rect">
+                      <a:avLst/>
+                    </a:prstGeom>
+                    <a:noFill/>
+                    <a:ln>
+                      <a:noFill/>
+                    </a:ln>
+                  </pic:spPr>
+                </pic:pic>
+              </a:graphicData>
+            </a:graphic>
+          </wp:inline>
+        </w:drawing>
+      </w:r>
+    </w:p>
+    <w:p/>
+    <w:p>
+      <w:r>
+        <w:rPr>
+          <w:noProof/>
+        </w:rPr>
+        <mc:AlternateContent>
+          <mc:Choice Requires="wps">
+            <w:drawing>
+              <wp:anchor distT="0" distB="0" distL="114300" distR="114300" simplePos="0" relativeHeight="251667456" behindDoc="0" locked="0" layoutInCell="1" allowOverlap="1" wp14:anchorId="510207D5" wp14:editId="35E5C318">
+                <wp:simplePos x="0" y="0"/>
+                <wp:positionH relativeFrom="column">
+                  <wp:posOffset>193040</wp:posOffset>
+                </wp:positionH>
+                <wp:positionV relativeFrom="paragraph">
+                  <wp:posOffset>3521710</wp:posOffset>
+                </wp:positionV>
+                <wp:extent cx="2600325" cy="635"/>
+                <wp:effectExtent l="0" t="0" r="0" b="0"/>
+                <wp:wrapSquare wrapText="bothSides"/>
+                <wp:docPr id="2070436959" name="Textové pole 1"/>
+                <wp:cNvGraphicFramePr/>
+                <a:graphic xmlns:a="http://schemas.openxmlformats.org/drawingml/2006/main">
+                  <a:graphicData uri="http://schemas.microsoft.com/office/word/2010/wordprocessingShape">
+                    <wps:wsp>
+                      <wps:cNvSpPr txBox="1"/>
+                      <wps:spPr>
+                        <a:xfrm>
+                          <a:off x="0" y="0"/>
+                          <a:ext cx="2600325" cy="635"/>
+                        </a:xfrm>
+                        <a:prstGeom prst="rect">
+                          <a:avLst/>
+                        </a:prstGeom>
+                        <a:solidFill>
+                          <a:prstClr val="white"/>
+                        </a:solidFill>
+                        <a:ln>
+                          <a:noFill/>
+                        </a:ln>
+                      </wps:spPr>
+                      <wps:txbx>
+                        <w:txbxContent>
+                          <w:p>
+                            <w:pPr>
+                              <w:pStyle w:val="Titulek"/>
+                              <w:rPr>
+                                <w:i w:val="0"/>
+                                <w:iCs w:val="0"/>
+                                <w:noProof/>
+                                <w:color w:val="000000"/>
+                                <w:sz w:val="24"/>
+                                <w:szCs w:val="20"/>
+                              </w:rPr>
+                            </w:pPr>
+                            <w:r>
+                              <w:rPr>
+                                <w:i w:val="0"/>
+                                <w:iCs w:val="0"/>
+                                <w:sz w:val="20"/>
+                                <w:szCs w:val="20"/>
+                              </w:rPr>
+                              <w:t xml:space="preserve">Zobrazení sériového terminálu, na kterém je zobrazený </w:t>
+                            </w:r>
+                            <w:proofErr w:type="spellStart"/>
+                            <w:r>
+                              <w:rPr>
+                                <w:i w:val="0"/>
+                                <w:iCs w:val="0"/>
+                                <w:sz w:val="20"/>
+                                <w:szCs w:val="20"/>
+                              </w:rPr>
+                              <w:t>responce</w:t>
+                            </w:r>
+                            <w:proofErr w:type="spellEnd"/>
+                            <w:r>
+                              <w:rPr>
+                                <w:i w:val="0"/>
+                                <w:iCs w:val="0"/>
+                                <w:sz w:val="20"/>
+                                <w:szCs w:val="20"/>
+                              </w:rPr>
+                              <w:t xml:space="preserve"> z </w:t>
+                            </w:r>
+                            <w:proofErr w:type="spellStart"/>
+                            <w:r>
+                              <w:rPr>
+                                <w:i w:val="0"/>
+                                <w:iCs w:val="0"/>
+                                <w:sz w:val="20"/>
+                                <w:szCs w:val="20"/>
+                              </w:rPr>
+                              <w:t>E</w:t>
+                            </w:r>
+                            <w:r>
+                              <w:rPr>
+                                <w:i w:val="0"/>
+                                <w:iCs w:val="0"/>
+                                <w:sz w:val="20"/>
+                                <w:szCs w:val="20"/>
+                              </w:rPr>
+                              <w:t>duboxu</w:t>
+                            </w:r>
+                            <w:proofErr w:type="spellEnd"/>
+                            <w:r>
+                              <w:rPr>
+                                <w:i w:val="0"/>
+                                <w:iCs w:val="0"/>
+                                <w:sz w:val="20"/>
+                                <w:szCs w:val="20"/>
+                              </w:rPr>
+                              <w:t xml:space="preserve"> a hodnoty vypsané do grafu</w:t>
+                            </w:r>
+                            <w:r>
+                              <w:rPr>
+                                <w:i w:val="0"/>
+                                <w:iCs w:val="0"/>
+                                <w:sz w:val="20"/>
+                                <w:szCs w:val="20"/>
+                              </w:rPr>
+                              <w:t>. Zakončeno pak vypsáním hlášky o zastavení procesu</w:t>
+                            </w:r>
+                          </w:p>
+                        </w:txbxContent>
+                      </wps:txbx>
+                      <wps:bodyPr rot="0" spcFirstLastPara="0" vertOverflow="overflow" horzOverflow="overflow" vert="horz" wrap="square" lIns="0" tIns="0" rIns="0" bIns="0" numCol="1" spcCol="0" rtlCol="0" fromWordArt="0" anchor="t" anchorCtr="0" forceAA="0" compatLnSpc="1">
+                        <a:prstTxWarp prst="textNoShape">
+                          <a:avLst/>
+                        </a:prstTxWarp>
+                        <a:spAutoFit/>
+                      </wps:bodyPr>
+                    </wps:wsp>
+                  </a:graphicData>
+                </a:graphic>
+              </wp:anchor>
+            </w:drawing>
+          </mc:Choice>
+          <mc:Fallback>
+            <w:pict>
+              <v:shapetype w14:anchorId="510207D5" id="_x0000_t202" coordsize="21600,21600" o:spt="202" path="m,l,21600r21600,l21600,xe">
+                <v:stroke joinstyle="miter"/>
+                <v:path gradientshapeok="t" o:connecttype="rect"/>
+              </v:shapetype>
+              <v:shape id="Textové pole 1" o:spid="_x0000_s1026" type="#_x0000_t202" style="position:absolute;left:0;text-align:left;margin-left:15.2pt;margin-top:277.3pt;width:204.75pt;height:.05pt;z-index:251667456;visibility:visible;mso-wrap-style:square;mso-wrap-distance-left:9pt;mso-wrap-distance-top:0;mso-wrap-distance-right:9pt;mso-wrap-distance-bottom:0;mso-position-horizontal:absolute;mso-position-horizontal-relative:text;mso-position-vertical:absolute;mso-position-vertical-relative:text;v-text-anchor:top" o:gfxdata="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" stroked="f">
+                <v:textbox style="mso-fit-shape-to-text:t" inset="0,0,0,0">
+                  <w:txbxContent>
+                    <w:p>
+                      <w:pPr>
+                        <w:pStyle w:val="Titulek"/>
+                        <w:rPr>
+                          <w:i w:val="0"/>
+                          <w:iCs w:val="0"/>
+                          <w:noProof/>
+                          <w:color w:val="000000"/>
+                          <w:sz w:val="24"/>
+                          <w:szCs w:val="20"/>
+                        </w:rPr>
+                      </w:pPr>
+                      <w:r>
+                        <w:rPr>
+                          <w:i w:val="0"/>
+                          <w:iCs w:val="0"/>
+                          <w:sz w:val="20"/>
+                          <w:szCs w:val="20"/>
+                        </w:rPr>
+                        <w:t xml:space="preserve">Zobrazení sériového terminálu, na kterém je zobrazený </w:t>
+                      </w:r>
+                      <w:proofErr w:type="spellStart"/>
+                      <w:r>
+                        <w:rPr>
+                          <w:i w:val="0"/>
+                          <w:iCs w:val="0"/>
+                          <w:sz w:val="20"/>
+                          <w:szCs w:val="20"/>
+                        </w:rPr>
+                        <w:t>responce</w:t>
+                      </w:r>
+                      <w:proofErr w:type="spellEnd"/>
+                      <w:r>
+                        <w:rPr>
+                          <w:i w:val="0"/>
+                          <w:iCs w:val="0"/>
+                          <w:sz w:val="20"/>
+                          <w:szCs w:val="20"/>
+                        </w:rPr>
+                        <w:t xml:space="preserve"> z </w:t>
+                      </w:r>
+                      <w:proofErr w:type="spellStart"/>
+                      <w:r>
+                        <w:rPr>
+                          <w:i w:val="0"/>
+                          <w:iCs w:val="0"/>
+                          <w:sz w:val="20"/>
+                          <w:szCs w:val="20"/>
+                        </w:rPr>
+                        <w:t>E</w:t>
+                      </w:r>
+                      <w:r>
+                        <w:rPr>
+                          <w:i w:val="0"/>
+                          <w:iCs w:val="0"/>
+                          <w:sz w:val="20"/>
+                          <w:szCs w:val="20"/>
+                        </w:rPr>
+                        <w:t>duboxu</w:t>
+                      </w:r>
+                      <w:proofErr w:type="spellEnd"/>
+                      <w:r>
+                        <w:rPr>
+                          <w:i w:val="0"/>
+                          <w:iCs w:val="0"/>
+                          <w:sz w:val="20"/>
+                          <w:szCs w:val="20"/>
+                        </w:rPr>
+                        <w:t xml:space="preserve"> a hodnoty vypsané do grafu</w:t>
+                      </w:r>
+                      <w:r>
+                        <w:rPr>
+                          <w:i w:val="0"/>
+                          <w:iCs w:val="0"/>
+                          <w:sz w:val="20"/>
+                          <w:szCs w:val="20"/>
+                        </w:rPr>
+                        <w:t>. Zakončeno pak vypsáním hlášky o zastavení procesu</w:t>
+                      </w:r>
+                    </w:p>
+                  </w:txbxContent>
+                </v:textbox>
+                <w10:wrap type="square"/>
+              </v:shape>
+            </w:pict>
+          </mc:Fallback>
+        </mc:AlternateContent>
+      </w:r>
+      <w:r>
+        <w:rPr>
+          <w:noProof/>
+        </w:rPr>
+        <w:drawing>
+          <wp:anchor distT="0" distB="0" distL="114300" distR="114300" simplePos="0" relativeHeight="251665408" behindDoc="0" locked="0" layoutInCell="1" allowOverlap="1" wp14:anchorId="27E9F52C" wp14:editId="2683A1C4">
+            <wp:simplePos x="0" y="0"/>
+            <wp:positionH relativeFrom="column">
+              <wp:posOffset>193040</wp:posOffset>
+            </wp:positionH>
+            <wp:positionV relativeFrom="paragraph">
+              <wp:posOffset>-2540</wp:posOffset>
+            </wp:positionV>
+            <wp:extent cx="2600325" cy="3467100"/>
+            <wp:effectExtent l="0" t="0" r="9525" b="0"/>
+            <wp:wrapSquare wrapText="bothSides"/>
+            <wp:docPr id="1444387855" name="Obrázek 5"/>
+            <wp:cNvGraphicFramePr>
+              <a:graphicFrameLocks xmlns:a="http://schemas.openxmlformats.org/drawingml/2006/main" noChangeAspect="1"/>
+            </wp:cNvGraphicFramePr>
+            <a:graphic xmlns:a="http://schemas.openxmlformats.org/drawingml/2006/main">
+              <a:graphicData uri="http://schemas.openxmlformats.org/drawingml/2006/picture">
+                <pic:pic xmlns:pic="http://schemas.openxmlformats.org/drawingml/2006/picture">
+                  <pic:nvPicPr>
+                    <pic:cNvPr id="0" name="Picture 3"/>
+                    <pic:cNvPicPr>
+                      <a:picLocks noChangeAspect="1" noChangeArrowheads="1"/>
+                    </pic:cNvPicPr>
+                  </pic:nvPicPr>
+                  <pic:blipFill>
+                    <a:blip r:embed="rId26">
+                      <a:extLst>
+                        <a:ext uri="{28A0092B-C50C-407E-A947-70E740481C1C}">
+                          <a14:useLocalDpi xmlns:a14="http://schemas.microsoft.com/office/drawing/2010/main" val="0"/>
+                        </a:ext>
+                      </a:extLst>
+                    </a:blip>
+                    <a:srcRect/>
+                    <a:stretch>
+                      <a:fillRect/>
+                    </a:stretch>
+                  </pic:blipFill>
+                  <pic:spPr bwMode="auto">
+                    <a:xfrm>
+                      <a:off x="0" y="0"/>
+                      <a:ext cx="2600325" cy="3467100"/>
+                    </a:xfrm>
+                    <a:prstGeom prst="rect">
+                      <a:avLst/>
+                    </a:prstGeom>
+                    <a:noFill/>
+                  </pic:spPr>
+                </pic:pic>
+              </a:graphicData>
+            </a:graphic>
+          </wp:anchor>
+        </w:drawing>
+      </w:r>
+      <w:r>
+        <w:t>1 – Zvolení C</w:t>
+      </w:r>
+      <w:r>
+        <w:t>OM</w:t>
+      </w:r>
+      <w:r>
+        <w:t xml:space="preserve"> portu pro sériovou komunikaci</w:t>
+      </w:r>
+    </w:p>
+    <w:p>
+      <w:r>
+        <w:t>2 – Zvolen režim Update pro vykreslení a vypsání dat ze senzoru</w:t>
+      </w:r>
+    </w:p>
+    <w:p>
+      <w:r>
+        <w:t>3 – Vybrán senzor „</w:t>
+      </w:r>
+      <w:proofErr w:type="spellStart"/>
+      <w:r>
+        <w:t>PHresistance</w:t>
+      </w:r>
+      <w:proofErr w:type="spellEnd"/>
+      <w:r>
+        <w:t>“</w:t>
+      </w:r>
+    </w:p>
+    <w:p>
+      <w:r>
+        <w:t>4 – Zvolená perioda vykreslování a vypisování dat</w:t>
+      </w:r>
+    </w:p>
+    <w:p>
+      <w:r>
+        <w:t xml:space="preserve">5 – Obrázek zvoleného senzoru </w:t>
+      </w:r>
+    </w:p>
+    <w:p>
+      <w:r>
+        <w:t>6 – Vykreslení dat v grafu z vybraného senzoru, legenda informující, co senzor vykresluje</w:t>
+      </w:r>
+    </w:p>
+    <w:p>
+      <w:r>
+        <w:t>7 – Vypsání aktuálního data ze senzoru</w:t>
+      </w:r>
+    </w:p>
+    <w:p/>
+    <w:p/>
+    <w:p/>
+    <w:p>
+      <w:pPr>
+        <w:pStyle w:val="Nadpis2"/>
+      </w:pPr>
+    </w:p>
+    <w:p>
+      <w:pPr>
+        <w:pStyle w:val="Nadpis2"/>
+      </w:pPr>
+    </w:p>
+    <w:p>
+      <w:pPr>
+        <w:pStyle w:val="Nadpis2"/>
+      </w:pPr>
+    </w:p>
+    <w:p>
+      <w:pPr>
+        <w:pStyle w:val="Nadpis2"/>
+      </w:pPr>
+    </w:p>
+    <w:p>
+      <w:pPr>
+        <w:pStyle w:val="Nadpis2"/>
+      </w:pPr>
+    </w:p>
+    <w:p>
+      <w:pPr>
+        <w:pStyle w:val="Nadpis2"/>
+        <w:ind w:left="0" w:firstLine="0"/>
+      </w:pPr>
     </w:p>
     <w:p>
       <w:pPr>
         <w:spacing w:after="160" w:line="278" w:lineRule="auto"/>
         <w:ind w:left="0" w:right="0" w:firstLine="0"/>
         <w:jc w:val="left"/>
+      </w:pPr>
+      <w:r>
+        <w:br w:type="page"/>
+      </w:r>
+    </w:p>
+    <w:p>
+      <w:pPr>
+        <w:pStyle w:val="Nadpis2"/>
+      </w:pPr>
+      <w:proofErr w:type="spellStart"/>
+      <w:r>
+        <w:lastRenderedPageBreak/>
+        <w:t>Aktuátory</w:t>
+      </w:r>
+      <w:proofErr w:type="spellEnd"/>
+    </w:p>
+    <w:p>
+      <w:r>
+        <w:t xml:space="preserve">Aplikace po výběru </w:t>
+      </w:r>
+      <w:proofErr w:type="spellStart"/>
+      <w:r>
+        <w:t>aktuátoru</w:t>
+      </w:r>
+      <w:proofErr w:type="spellEnd"/>
+      <w:r>
+        <w:t xml:space="preserve"> a režimu sestaví datový </w:t>
+      </w:r>
+      <w:proofErr w:type="spellStart"/>
+      <w:r>
+        <w:t>request</w:t>
+      </w:r>
+      <w:proofErr w:type="spellEnd"/>
+      <w:r>
+        <w:t xml:space="preserve"> obsahující požadovanou akci a potřebné parametry. Tento </w:t>
+      </w:r>
+      <w:proofErr w:type="spellStart"/>
+      <w:r>
+        <w:t>request</w:t>
+      </w:r>
+      <w:proofErr w:type="spellEnd"/>
+      <w:r>
+        <w:t xml:space="preserve"> se odešle přes zvolený COM port do zařízení ESP. ESP požadavek přijme, provede odpovídající akci na fyzickém </w:t>
+      </w:r>
+      <w:proofErr w:type="spellStart"/>
+      <w:r>
+        <w:t>aktuátoru</w:t>
+      </w:r>
+      <w:proofErr w:type="spellEnd"/>
+      <w:r>
+        <w:t xml:space="preserve"> a následně vrátí zpět potvrzení nebo hodnotu, která byla skutečně nastavena. Aplikace přijatou odpověď zobrazí v terminálu, aby měl uživatel okamžitý přehled o výsledku provedené operace.</w:t>
+      </w:r>
+    </w:p>
+    <w:p>
+      <w:pPr>
+        <w:jc w:val="center"/>
+      </w:pPr>
+      <w:r>
+        <w:rPr>
+          <w:noProof/>
+        </w:rPr>
+        <w:drawing>
+          <wp:inline distT="0" distB="0" distL="0" distR="0" wp14:anchorId="46766F2D" wp14:editId="4893F0CE">
+            <wp:extent cx="4033157" cy="2738473"/>
+            <wp:effectExtent l="0" t="0" r="5715" b="5080"/>
+            <wp:docPr id="987843803" name="Obrázek 1" descr="Obsah obrázku text, snímek obrazovky, displej, design&#10;&#10;Obsah generovaný pomocí AI může být nesprávný."/>
+            <wp:cNvGraphicFramePr>
+              <a:graphicFrameLocks xmlns:a="http://schemas.openxmlformats.org/drawingml/2006/main" noChangeAspect="1"/>
+            </wp:cNvGraphicFramePr>
+            <a:graphic xmlns:a="http://schemas.openxmlformats.org/drawingml/2006/main">
+              <a:graphicData uri="http://schemas.openxmlformats.org/drawingml/2006/picture">
+                <pic:pic xmlns:pic="http://schemas.openxmlformats.org/drawingml/2006/picture">
+                  <pic:nvPicPr>
+                    <pic:cNvPr id="987843803" name="Obrázek 1" descr="Obsah obrázku text, snímek obrazovky, displej, design&#10;&#10;Obsah generovaný pomocí AI může být nesprávný."/>
+                    <pic:cNvPicPr/>
+                  </pic:nvPicPr>
+                  <pic:blipFill>
+                    <a:blip r:embed="rId27"/>
+                    <a:stretch>
+                      <a:fillRect/>
+                    </a:stretch>
+                  </pic:blipFill>
+                  <pic:spPr>
+                    <a:xfrm>
+                      <a:off x="0" y="0"/>
+                      <a:ext cx="4049734" cy="2749728"/>
+                    </a:xfrm>
+                    <a:prstGeom prst="rect">
+                      <a:avLst/>
+                    </a:prstGeom>
+                  </pic:spPr>
+                </pic:pic>
+              </a:graphicData>
+            </a:graphic>
+          </wp:inline>
+        </w:drawing>
+      </w:r>
+    </w:p>
+    <w:p>
+      <w:pPr>
+        <w:pStyle w:val="Odstavecseseznamem"/>
+        <w:numPr>
+          <w:ilvl w:val="0"/>
+          <w:numId w:val="19"/>
+        </w:numPr>
+        <w:jc w:val="left"/>
+        <w:rPr>
+          <w:b/>
+          <w:bCs/>
+        </w:rPr>
+      </w:pPr>
+      <w:r>
+        <w:rPr>
+          <w:b/>
+          <w:bCs/>
+        </w:rPr>
+        <w:t>Připojit</w:t>
+      </w:r>
+      <w:r>
+        <w:t xml:space="preserve"> – Naváže</w:t>
+      </w:r>
+      <w:r>
+        <w:t xml:space="preserve"> spojení se zvoleným sériovým portem, případně existující spojení ukončí.</w:t>
+      </w:r>
+    </w:p>
+    <w:p>
+      <w:pPr>
+        <w:pStyle w:val="Odstavecseseznamem"/>
+        <w:numPr>
+          <w:ilvl w:val="0"/>
+          <w:numId w:val="19"/>
+        </w:numPr>
+        <w:spacing w:after="160" w:line="278" w:lineRule="auto"/>
+        <w:ind w:right="0"/>
+        <w:jc w:val="left"/>
+      </w:pPr>
+      <w:r>
+        <w:rPr>
+          <w:b/>
+          <w:bCs/>
+        </w:rPr>
+        <w:t xml:space="preserve">Spustit </w:t>
+      </w:r>
+      <w:r>
+        <w:t>– Spustí</w:t>
+      </w:r>
+      <w:r>
+        <w:t xml:space="preserve"> hlavní program nebo aktivuje vybraný režim komunikace (funguje pro </w:t>
+      </w:r>
+      <w:proofErr w:type="spellStart"/>
+      <w:r>
+        <w:t>Connect</w:t>
+      </w:r>
+      <w:proofErr w:type="spellEnd"/>
+      <w:r>
+        <w:t xml:space="preserve"> i </w:t>
+      </w:r>
+      <w:proofErr w:type="spellStart"/>
+      <w:r>
+        <w:t>Disconnect</w:t>
+      </w:r>
+      <w:proofErr w:type="spellEnd"/>
+      <w:r>
+        <w:t xml:space="preserve"> režimy)</w:t>
+      </w:r>
+    </w:p>
+    <w:p>
+      <w:pPr>
+        <w:pStyle w:val="Odstavecseseznamem"/>
+        <w:numPr>
+          <w:ilvl w:val="0"/>
+          <w:numId w:val="19"/>
+        </w:numPr>
+        <w:jc w:val="left"/>
+        <w:rPr>
+          <w:b/>
+          <w:bCs/>
+        </w:rPr>
+      </w:pPr>
+      <w:r>
+        <w:rPr>
+          <w:b/>
+          <w:bCs/>
+        </w:rPr>
+        <w:t xml:space="preserve">Port </w:t>
+      </w:r>
+      <w:r>
+        <w:t xml:space="preserve">– </w:t>
+      </w:r>
+      <w:r>
+        <w:t>Umožňuje zvolit konkrétní COM port pro sériovou komunikaci.</w:t>
+      </w:r>
+    </w:p>
+    <w:p>
+      <w:pPr>
+        <w:pStyle w:val="Odstavecseseznamem"/>
+        <w:numPr>
+          <w:ilvl w:val="0"/>
+          <w:numId w:val="19"/>
+        </w:numPr>
+        <w:jc w:val="left"/>
+        <w:rPr>
+          <w:b/>
+          <w:bCs/>
+        </w:rPr>
+      </w:pPr>
+      <w:proofErr w:type="spellStart"/>
+      <w:r>
+        <w:rPr>
+          <w:b/>
+          <w:bCs/>
+        </w:rPr>
+        <w:t>Aktuátor</w:t>
+      </w:r>
+      <w:proofErr w:type="spellEnd"/>
+      <w:r>
+        <w:rPr>
+          <w:b/>
+          <w:bCs/>
+        </w:rPr>
+        <w:t xml:space="preserve"> </w:t>
+      </w:r>
+      <w:r>
+        <w:t>– Výběr</w:t>
+      </w:r>
+      <w:r>
+        <w:t xml:space="preserve"> dostupného </w:t>
+      </w:r>
+      <w:proofErr w:type="spellStart"/>
+      <w:r>
+        <w:t>aktuátoru</w:t>
+      </w:r>
+      <w:proofErr w:type="spellEnd"/>
+      <w:r>
+        <w:t>, se kterým má aplikace pracovat.</w:t>
+      </w:r>
+    </w:p>
+    <w:p>
+      <w:pPr>
+        <w:pStyle w:val="Odstavecseseznamem"/>
+        <w:numPr>
+          <w:ilvl w:val="0"/>
+          <w:numId w:val="19"/>
+        </w:numPr>
+        <w:jc w:val="left"/>
+        <w:rPr>
+          <w:b/>
+          <w:bCs/>
+        </w:rPr>
+      </w:pPr>
+      <w:r>
+        <w:rPr>
+          <w:b/>
+          <w:bCs/>
+        </w:rPr>
+        <w:t xml:space="preserve">Režim – </w:t>
+      </w:r>
+      <w:r>
+        <w:t>Zvolení</w:t>
+      </w:r>
+      <w:r>
+        <w:t xml:space="preserve"> odpovídajícího požadavku (</w:t>
+      </w:r>
+      <w:proofErr w:type="spellStart"/>
+      <w:r>
+        <w:t>Config</w:t>
+      </w:r>
+      <w:proofErr w:type="spellEnd"/>
+      <w:r>
+        <w:t xml:space="preserve">, Reset, </w:t>
+      </w:r>
+      <w:proofErr w:type="spellStart"/>
+      <w:r>
+        <w:t>Connect</w:t>
+      </w:r>
+      <w:proofErr w:type="spellEnd"/>
+      <w:r>
+        <w:t xml:space="preserve">, </w:t>
+      </w:r>
+      <w:proofErr w:type="spellStart"/>
+      <w:r>
+        <w:t>Disconnect</w:t>
+      </w:r>
+      <w:proofErr w:type="spellEnd"/>
+      <w:r>
+        <w:t>)</w:t>
+      </w:r>
+    </w:p>
+    <w:p>
+      <w:pPr>
+        <w:ind w:left="658" w:firstLine="0"/>
+        <w:jc w:val="left"/>
+        <w:rPr>
+          <w:b/>
+          <w:bCs/>
+        </w:rPr>
+      </w:pPr>
+    </w:p>
+    <w:p>
+      <w:pPr>
+        <w:pStyle w:val="Nadpis3"/>
+        <w:rPr>
+          <w:b/>
+          <w:bCs/>
+          <w:color w:val="auto"/>
+        </w:rPr>
+      </w:pPr>
+      <w:r>
+        <w:rPr>
+          <w:b/>
+          <w:bCs/>
+          <w:color w:val="auto"/>
+        </w:rPr>
+        <w:t>Aplikace v</w:t>
+      </w:r>
+      <w:r>
+        <w:rPr>
+          <w:b/>
+          <w:bCs/>
+          <w:color w:val="auto"/>
+        </w:rPr>
+        <w:t> </w:t>
+      </w:r>
+      <w:r>
+        <w:rPr>
+          <w:b/>
+          <w:bCs/>
+          <w:color w:val="auto"/>
+        </w:rPr>
+        <w:t>provozu</w:t>
+      </w:r>
+    </w:p>
+    <w:p>
+      <w:r>
+        <w:t xml:space="preserve">U </w:t>
+      </w:r>
+      <w:proofErr w:type="spellStart"/>
+      <w:r>
+        <w:t>Aktuátorů</w:t>
+      </w:r>
+      <w:proofErr w:type="spellEnd"/>
+      <w:r>
+        <w:t xml:space="preserve"> je stejný případ, kdy se nejprve musí být </w:t>
+      </w:r>
+      <w:proofErr w:type="spellStart"/>
+      <w:r>
+        <w:t>Edubox</w:t>
+      </w:r>
+      <w:proofErr w:type="spellEnd"/>
+      <w:r>
+        <w:t xml:space="preserve"> informován o zvolení fyzického pinu</w:t>
+      </w:r>
+    </w:p>
+    <w:p>
+      <w:pPr>
+        <w:ind w:left="658" w:firstLine="0"/>
+        <w:jc w:val="left"/>
+      </w:pPr>
+      <w:r>
+        <w:rPr>
+          <w:noProof/>
+        </w:rPr>
+        <w:drawing>
+          <wp:inline distT="0" distB="0" distL="0" distR="0" wp14:anchorId="0C81D9C7" wp14:editId="489AA7DA">
+            <wp:extent cx="5381625" cy="3633211"/>
+            <wp:effectExtent l="0" t="0" r="0" b="5715"/>
+            <wp:docPr id="976027774" name="Obrázek 20"/>
+            <wp:cNvGraphicFramePr>
+              <a:graphicFrameLocks xmlns:a="http://schemas.openxmlformats.org/drawingml/2006/main" noChangeAspect="1"/>
+            </wp:cNvGraphicFramePr>
+            <a:graphic xmlns:a="http://schemas.openxmlformats.org/drawingml/2006/main">
+              <a:graphicData uri="http://schemas.openxmlformats.org/drawingml/2006/picture">
+                <pic:pic xmlns:pic="http://schemas.openxmlformats.org/drawingml/2006/picture">
+                  <pic:nvPicPr>
+                    <pic:cNvPr id="0" name="Picture 37"/>
+                    <pic:cNvPicPr>
+                      <a:picLocks noChangeAspect="1" noChangeArrowheads="1"/>
+                    </pic:cNvPicPr>
+                  </pic:nvPicPr>
+                  <pic:blipFill>
+                    <a:blip r:embed="rId28">
+                      <a:extLst>
+                        <a:ext uri="{28A0092B-C50C-407E-A947-70E740481C1C}">
+                          <a14:useLocalDpi xmlns:a14="http://schemas.microsoft.com/office/drawing/2010/main" val="0"/>
+                        </a:ext>
+                      </a:extLst>
+                    </a:blip>
+                    <a:srcRect/>
+                    <a:stretch>
+                      <a:fillRect/>
+                    </a:stretch>
+                  </pic:blipFill>
+                  <pic:spPr bwMode="auto">
+                    <a:xfrm>
+                      <a:off x="0" y="0"/>
+                      <a:ext cx="5389131" cy="3638279"/>
+                    </a:xfrm>
+                    <a:prstGeom prst="rect">
+                      <a:avLst/>
+                    </a:prstGeom>
+                    <a:noFill/>
+                    <a:ln>
+                      <a:noFill/>
+                    </a:ln>
+                  </pic:spPr>
+                </pic:pic>
+              </a:graphicData>
+            </a:graphic>
+          </wp:inline>
+        </w:drawing>
+      </w:r>
+    </w:p>
+    <w:p>
+      <w:pPr>
+        <w:ind w:left="658" w:firstLine="0"/>
+        <w:jc w:val="left"/>
+      </w:pPr>
+    </w:p>
+    <w:p>
+      <w:pPr>
+        <w:ind w:left="658" w:firstLine="0"/>
+        <w:jc w:val="left"/>
+      </w:pPr>
+      <w:r>
+        <w:lastRenderedPageBreak/>
+        <w:t>1 – Zvolení COM portu pro sériovou komunikaci</w:t>
+      </w:r>
+    </w:p>
+    <w:p>
+      <w:pPr>
+        <w:ind w:left="658" w:firstLine="0"/>
+        <w:jc w:val="left"/>
+      </w:pPr>
+      <w:r>
+        <w:t xml:space="preserve">2 – Vybrán </w:t>
+      </w:r>
+      <w:proofErr w:type="spellStart"/>
+      <w:r>
+        <w:t>aktuátor</w:t>
+      </w:r>
+      <w:proofErr w:type="spellEnd"/>
+      <w:r>
+        <w:t xml:space="preserve"> „SG90“</w:t>
+      </w:r>
+    </w:p>
+    <w:p>
+      <w:pPr>
+        <w:ind w:firstLine="350"/>
+      </w:pPr>
+      <w:r>
+        <w:t xml:space="preserve">3 – </w:t>
+      </w:r>
+      <w:r>
+        <w:t xml:space="preserve">Zvolen režim </w:t>
+      </w:r>
+      <w:proofErr w:type="spellStart"/>
+      <w:r>
+        <w:t>Connect</w:t>
+      </w:r>
+      <w:proofErr w:type="spellEnd"/>
+      <w:r>
+        <w:t xml:space="preserve"> pro připojení </w:t>
+      </w:r>
+      <w:proofErr w:type="spellStart"/>
+      <w:r>
+        <w:t>Eduboxu</w:t>
+      </w:r>
+      <w:proofErr w:type="spellEnd"/>
+      <w:r>
+        <w:t xml:space="preserve"> na fyzický pin</w:t>
+      </w:r>
+    </w:p>
+    <w:p>
+      <w:pPr>
+        <w:ind w:firstLine="350"/>
+      </w:pPr>
+      <w:r>
+        <w:t xml:space="preserve">4 – Informování </w:t>
+      </w:r>
+      <w:proofErr w:type="spellStart"/>
+      <w:r>
+        <w:t>Eduboxu</w:t>
+      </w:r>
+      <w:proofErr w:type="spellEnd"/>
+      <w:r>
+        <w:t xml:space="preserve"> o zvolení fyzického pinu</w:t>
+      </w:r>
+    </w:p>
+    <w:p>
+      <w:pPr>
+        <w:ind w:firstLine="350"/>
+      </w:pPr>
+      <w:r>
+        <w:t xml:space="preserve">5 – Obrázek zvoleného </w:t>
+      </w:r>
+      <w:proofErr w:type="spellStart"/>
+      <w:r>
+        <w:t>aktuátoru</w:t>
+      </w:r>
+      <w:proofErr w:type="spellEnd"/>
+    </w:p>
+    <w:p>
+      <w:pPr>
+        <w:ind w:left="658" w:firstLine="0"/>
+        <w:jc w:val="left"/>
+      </w:pPr>
+      <w:r>
+        <w:t xml:space="preserve">6 – Konzole vypisující náš </w:t>
+      </w:r>
+      <w:proofErr w:type="spellStart"/>
+      <w:r>
+        <w:t>request</w:t>
+      </w:r>
+      <w:proofErr w:type="spellEnd"/>
+      <w:r>
+        <w:t xml:space="preserve">, který jsme poslali na </w:t>
+      </w:r>
+      <w:proofErr w:type="spellStart"/>
+      <w:r>
+        <w:t>Edubox</w:t>
+      </w:r>
+      <w:proofErr w:type="spellEnd"/>
+    </w:p>
+    <w:p>
+      <w:pPr>
+        <w:ind w:left="658" w:firstLine="0"/>
+        <w:jc w:val="left"/>
+      </w:pPr>
+    </w:p>
+    <w:p>
+      <w:pPr>
+        <w:ind w:left="658" w:firstLine="0"/>
+        <w:jc w:val="left"/>
+      </w:pPr>
+      <w:r>
+        <w:rPr>
+          <w:noProof/>
+        </w:rPr>
+        <w:drawing>
+          <wp:inline distT="0" distB="0" distL="0" distR="0" wp14:anchorId="58016809" wp14:editId="0756A77A">
+            <wp:extent cx="5334000" cy="3078685"/>
+            <wp:effectExtent l="0" t="0" r="0" b="7620"/>
+            <wp:docPr id="977568369" name="Obrázek 22"/>
+            <wp:cNvGraphicFramePr>
+              <a:graphicFrameLocks xmlns:a="http://schemas.openxmlformats.org/drawingml/2006/main" noChangeAspect="1"/>
+            </wp:cNvGraphicFramePr>
+            <a:graphic xmlns:a="http://schemas.openxmlformats.org/drawingml/2006/main">
+              <a:graphicData uri="http://schemas.openxmlformats.org/drawingml/2006/picture">
+                <pic:pic xmlns:pic="http://schemas.openxmlformats.org/drawingml/2006/picture">
+                  <pic:nvPicPr>
+                    <pic:cNvPr id="0" name="Picture 6"/>
+                    <pic:cNvPicPr>
+                      <a:picLocks noChangeAspect="1" noChangeArrowheads="1"/>
+                    </pic:cNvPicPr>
+                  </pic:nvPicPr>
+                  <pic:blipFill>
+                    <a:blip r:embed="rId29">
+                      <a:extLst>
+                        <a:ext uri="{28A0092B-C50C-407E-A947-70E740481C1C}">
+                          <a14:useLocalDpi xmlns:a14="http://schemas.microsoft.com/office/drawing/2010/main" val="0"/>
+                        </a:ext>
+                      </a:extLst>
+                    </a:blip>
+                    <a:srcRect/>
+                    <a:stretch>
+                      <a:fillRect/>
+                    </a:stretch>
+                  </pic:blipFill>
+                  <pic:spPr bwMode="auto">
+                    <a:xfrm>
+                      <a:off x="0" y="0"/>
+                      <a:ext cx="5345864" cy="3085532"/>
+                    </a:xfrm>
+                    <a:prstGeom prst="rect">
+                      <a:avLst/>
+                    </a:prstGeom>
+                    <a:noFill/>
+                  </pic:spPr>
+                </pic:pic>
+              </a:graphicData>
+            </a:graphic>
+          </wp:inline>
+        </w:drawing>
+      </w:r>
+    </w:p>
+    <w:p>
+      <w:pPr>
+        <w:ind w:left="658" w:firstLine="0"/>
+        <w:jc w:val="left"/>
+      </w:pPr>
+      <w:r>
+        <w:t>Práce s </w:t>
+      </w:r>
+      <w:proofErr w:type="spellStart"/>
+      <w:r>
+        <w:t>configem</w:t>
+      </w:r>
+      <w:proofErr w:type="spellEnd"/>
+      <w:r>
+        <w:t xml:space="preserve"> je totožná, liší se jen zadáním parametrů pro náš zvolený režim což je </w:t>
+      </w:r>
+      <w:proofErr w:type="spellStart"/>
+      <w:r>
+        <w:t>config</w:t>
+      </w:r>
+      <w:proofErr w:type="spellEnd"/>
+      <w:r>
+        <w:t xml:space="preserve">. Zvoleno bylo </w:t>
+      </w:r>
+      <w:proofErr w:type="spellStart"/>
+      <w:r>
+        <w:t>angle</w:t>
+      </w:r>
+      <w:proofErr w:type="spellEnd"/>
+      <w:r>
+        <w:t xml:space="preserve"> 50 a speed 100. To nám říká, že se </w:t>
+      </w:r>
+      <w:proofErr w:type="spellStart"/>
+      <w:r>
+        <w:t>ser</w:t>
+      </w:r>
+      <w:r>
+        <w:t>v</w:t>
+      </w:r>
+      <w:r>
+        <w:t>o</w:t>
+      </w:r>
+      <w:proofErr w:type="spellEnd"/>
+      <w:r>
+        <w:t xml:space="preserve"> posune o +50 stupňů o rychlosti 100. </w:t>
+      </w:r>
+    </w:p>
+    <w:p>
+      <w:pPr>
+        <w:ind w:left="658" w:firstLine="0"/>
+        <w:jc w:val="left"/>
+      </w:pPr>
+      <w:r>
+        <w:t xml:space="preserve">Tento požadavek pro </w:t>
+      </w:r>
+      <w:proofErr w:type="spellStart"/>
+      <w:r>
+        <w:t>Edubox</w:t>
+      </w:r>
+      <w:proofErr w:type="spellEnd"/>
+      <w:r>
+        <w:t xml:space="preserve"> je pak následně vypsán v konzoli.</w:t>
+      </w:r>
+    </w:p>
+    <w:p>
+      <w:pPr>
+        <w:spacing w:after="160" w:line="278" w:lineRule="auto"/>
+        <w:ind w:left="0" w:right="0" w:firstLine="0"/>
+        <w:jc w:val="left"/>
+      </w:pPr>
+      <w:r>
+        <w:br w:type="page"/>
+      </w:r>
+    </w:p>
+    <w:p>
+      <w:pPr>
+        <w:pStyle w:val="Nadpis2"/>
+      </w:pPr>
+      <w:r>
+        <w:lastRenderedPageBreak/>
+        <w:t>Simulátor</w:t>
+      </w:r>
+    </w:p>
+    <w:p>
+      <w:r>
+        <w:t>Simulátor slouží jako jednoduchý generátor náhodných hodnot určený pro testování aplikace. Neprovádí žádné řízení, logiku ani zpracování dat. Místo toho pouze vytváří náhodné hodnoty a následně je zabalí do stejného formátu, v jakém by je posílalo skutečné ESP přes sériovou komunikaci.</w:t>
+      </w:r>
+    </w:p>
+    <w:p>
+      <w:pPr>
+        <w:jc w:val="center"/>
+      </w:pPr>
+      <w:r>
+        <w:rPr>
+          <w:noProof/>
+        </w:rPr>
+        <w:drawing>
+          <wp:inline distT="0" distB="0" distL="0" distR="0" wp14:anchorId="31AFD375" wp14:editId="0D07CD36">
+            <wp:extent cx="4564380" cy="3110964"/>
+            <wp:effectExtent l="0" t="0" r="7620" b="0"/>
+            <wp:docPr id="1835990742" name="Obrázek 1" descr="Obsah obrázku text, snímek obrazovky, Písmo, číslo&#10;&#10;Obsah generovaný pomocí AI může být nesprávný."/>
+            <wp:cNvGraphicFramePr>
+              <a:graphicFrameLocks xmlns:a="http://schemas.openxmlformats.org/drawingml/2006/main" noChangeAspect="1"/>
+            </wp:cNvGraphicFramePr>
+            <a:graphic xmlns:a="http://schemas.openxmlformats.org/drawingml/2006/main">
+              <a:graphicData uri="http://schemas.openxmlformats.org/drawingml/2006/picture">
+                <pic:pic xmlns:pic="http://schemas.openxmlformats.org/drawingml/2006/picture">
+                  <pic:nvPicPr>
+                    <pic:cNvPr id="1835990742" name="Obrázek 1" descr="Obsah obrázku text, snímek obrazovky, Písmo, číslo&#10;&#10;Obsah generovaný pomocí AI může být nesprávný."/>
+                    <pic:cNvPicPr/>
+                  </pic:nvPicPr>
+                  <pic:blipFill>
+                    <a:blip r:embed="rId30"/>
+                    <a:stretch>
+                      <a:fillRect/>
+                    </a:stretch>
+                  </pic:blipFill>
+                  <pic:spPr>
+                    <a:xfrm>
+                      <a:off x="0" y="0"/>
+                      <a:ext cx="4576447" cy="3119188"/>
+                    </a:xfrm>
+                    <a:prstGeom prst="rect">
+                      <a:avLst/>
+                    </a:prstGeom>
+                  </pic:spPr>
+                </pic:pic>
+              </a:graphicData>
+            </a:graphic>
+          </wp:inline>
+        </w:drawing>
+      </w:r>
+    </w:p>
+    <w:p>
+      <w:pPr>
+        <w:pStyle w:val="Odstavecseseznamem"/>
+        <w:numPr>
+          <w:ilvl w:val="0"/>
+          <w:numId w:val="20"/>
+        </w:numPr>
+        <w:jc w:val="left"/>
+        <w:rPr>
+          <w:b/>
+          <w:bCs/>
+        </w:rPr>
+      </w:pPr>
+      <w:r>
+        <w:rPr>
+          <w:b/>
+          <w:bCs/>
+        </w:rPr>
+        <w:t>Připojit</w:t>
+      </w:r>
+      <w:r>
+        <w:rPr>
+          <w:b/>
+          <w:bCs/>
+        </w:rPr>
+        <w:t xml:space="preserve"> </w:t>
+      </w:r>
+      <w:r>
+        <w:t>– Naváže</w:t>
+      </w:r>
+      <w:r>
+        <w:rPr>
+          <w:b/>
+          <w:bCs/>
+        </w:rPr>
+        <w:t xml:space="preserve"> </w:t>
+      </w:r>
+      <w:r>
+        <w:t>spojení se zvoleným sériovým portem, případně existující spojení ukončí.</w:t>
+      </w:r>
+    </w:p>
+    <w:p>
+      <w:pPr>
+        <w:pStyle w:val="Odstavecseseznamem"/>
+        <w:numPr>
+          <w:ilvl w:val="0"/>
+          <w:numId w:val="20"/>
+        </w:numPr>
+        <w:jc w:val="left"/>
+        <w:rPr>
+          <w:b/>
+          <w:bCs/>
+        </w:rPr>
+      </w:pPr>
+      <w:r>
+        <w:rPr>
+          <w:b/>
+          <w:bCs/>
+        </w:rPr>
+        <w:t>Spustit</w:t>
+      </w:r>
+      <w:r>
+        <w:rPr>
+          <w:b/>
+          <w:bCs/>
+        </w:rPr>
+        <w:t xml:space="preserve"> – </w:t>
+      </w:r>
+      <w:r>
+        <w:t>Spustí simulaci vybraného senzoru</w:t>
+      </w:r>
+    </w:p>
+    <w:p>
+      <w:pPr>
+        <w:pStyle w:val="Odstavecseseznamem"/>
+        <w:numPr>
+          <w:ilvl w:val="0"/>
+          <w:numId w:val="20"/>
+        </w:numPr>
+        <w:jc w:val="left"/>
+        <w:rPr>
+          <w:b/>
+          <w:bCs/>
+        </w:rPr>
+      </w:pPr>
+      <w:r>
+        <w:rPr>
+          <w:b/>
+          <w:bCs/>
+        </w:rPr>
+        <w:t>Senzor</w:t>
+      </w:r>
+      <w:r>
+        <w:rPr>
+          <w:b/>
+          <w:bCs/>
+        </w:rPr>
+        <w:t xml:space="preserve"> </w:t>
+      </w:r>
+      <w:r>
+        <w:t>– Vybrání senzorů, který chceme simulovat</w:t>
+      </w:r>
+    </w:p>
+    <w:p>
+      <w:pPr>
+        <w:pStyle w:val="Nadpis3"/>
+        <w:rPr>
+          <w:b/>
+          <w:bCs/>
+          <w:color w:val="auto"/>
+        </w:rPr>
+      </w:pPr>
+      <w:r>
+        <w:rPr>
+          <w:b/>
+          <w:bCs/>
+          <w:color w:val="auto"/>
+        </w:rPr>
+        <w:t>Aplikace v</w:t>
+      </w:r>
+      <w:r>
+        <w:rPr>
+          <w:b/>
+          <w:bCs/>
+          <w:color w:val="auto"/>
+        </w:rPr>
+        <w:t> </w:t>
+      </w:r>
+      <w:r>
+        <w:rPr>
+          <w:b/>
+          <w:bCs/>
+          <w:color w:val="auto"/>
+        </w:rPr>
+        <w:t>provozu</w:t>
+      </w:r>
+    </w:p>
+    <w:p>
+      <w:pPr>
+        <w:jc w:val="center"/>
+      </w:pPr>
+      <w:r>
+        <w:rPr>
+          <w:noProof/>
+        </w:rPr>
+        <w:drawing>
+          <wp:inline distT="0" distB="0" distL="0" distR="0" wp14:anchorId="4FDCD834" wp14:editId="2E2713FE">
+            <wp:extent cx="4981575" cy="3409950"/>
+            <wp:effectExtent l="0" t="0" r="9525" b="0"/>
+            <wp:docPr id="1720151940" name="Obrázek 25"/>
+            <wp:cNvGraphicFramePr>
+              <a:graphicFrameLocks xmlns:a="http://schemas.openxmlformats.org/drawingml/2006/main" noChangeAspect="1"/>
+            </wp:cNvGraphicFramePr>
+            <a:graphic xmlns:a="http://schemas.openxmlformats.org/drawingml/2006/main">
+              <a:graphicData uri="http://schemas.openxmlformats.org/drawingml/2006/picture">
+                <pic:pic xmlns:pic="http://schemas.openxmlformats.org/drawingml/2006/picture">
+                  <pic:nvPicPr>
+                    <pic:cNvPr id="0" name="Picture 46"/>
+                    <pic:cNvPicPr>
+                      <a:picLocks noChangeAspect="1" noChangeArrowheads="1"/>
+                    </pic:cNvPicPr>
+                  </pic:nvPicPr>
+                  <pic:blipFill>
+                    <a:blip r:embed="rId31">
+                      <a:extLst>
+                        <a:ext uri="{28A0092B-C50C-407E-A947-70E740481C1C}">
+                          <a14:useLocalDpi xmlns:a14="http://schemas.microsoft.com/office/drawing/2010/main" val="0"/>
+                        </a:ext>
+                      </a:extLst>
+                    </a:blip>
+                    <a:srcRect/>
+                    <a:stretch>
+                      <a:fillRect/>
+                    </a:stretch>
+                  </pic:blipFill>
+                  <pic:spPr bwMode="auto">
+                    <a:xfrm>
+                      <a:off x="0" y="0"/>
+                      <a:ext cx="4981575" cy="3409950"/>
+                    </a:xfrm>
+                    <a:prstGeom prst="rect">
+                      <a:avLst/>
+                    </a:prstGeom>
+                    <a:noFill/>
+                    <a:ln>
+                      <a:noFill/>
+                    </a:ln>
+                  </pic:spPr>
+                </pic:pic>
+              </a:graphicData>
+            </a:graphic>
+          </wp:inline>
+        </w:drawing>
+      </w:r>
+    </w:p>
+    <w:p>
+      <w:pPr>
+        <w:ind w:left="0" w:firstLine="0"/>
+        <w:jc w:val="left"/>
+      </w:pPr>
+      <w:r>
+        <w:t>1 – Zvolení COM portu pro sériovou komunikaci</w:t>
+      </w:r>
+    </w:p>
+    <w:p>
+      <w:pPr>
+        <w:ind w:left="0" w:firstLine="0"/>
+        <w:jc w:val="left"/>
+      </w:pPr>
+      <w:r>
+        <w:t>2 – Vybrán senzor pro simulaci „</w:t>
+      </w:r>
+      <w:proofErr w:type="spellStart"/>
+      <w:r>
+        <w:t>MicSmall</w:t>
+      </w:r>
+      <w:proofErr w:type="spellEnd"/>
+      <w:r>
+        <w:t>“</w:t>
+      </w:r>
+    </w:p>
+    <w:p>
+      <w:pPr>
+        <w:ind w:left="0" w:firstLine="0"/>
+        <w:jc w:val="left"/>
+      </w:pPr>
+      <w:r>
+        <w:t xml:space="preserve">3 – Obrázek zvoleného senzoru </w:t>
+      </w:r>
+    </w:p>
+    <w:p>
+      <w:pPr>
+        <w:ind w:left="0" w:firstLine="0"/>
+        <w:jc w:val="left"/>
+      </w:pPr>
+      <w:r>
+        <w:t>4 – Vypsání simulovaných dat</w:t>
+      </w:r>
+    </w:p>
+    <w:p>
+      <w:pPr>
+        <w:ind w:left="0" w:firstLine="0"/>
+        <w:jc w:val="left"/>
+      </w:pPr>
+    </w:p>
+    <w:p>
+      <w:pPr>
+        <w:pStyle w:val="Nadpis2"/>
+      </w:pPr>
+      <w:bookmarkStart w:id="1" w:name="_Tlačítko_Nastavení"/>
+      <w:bookmarkEnd w:id="1"/>
+      <w:r>
+        <w:lastRenderedPageBreak/>
+        <w:t>Tlačítko Nastavení</w:t>
+      </w:r>
+    </w:p>
+    <w:p>
+      <w:r>
+        <w:t>Sekce Nastavení momentálně není dostupná v této verzi</w:t>
+      </w:r>
+    </w:p>
+    <w:p/>
+    <w:p>
+      <w:pPr>
+        <w:spacing w:after="160" w:line="278" w:lineRule="auto"/>
+        <w:ind w:left="0" w:right="0" w:firstLine="0"/>
+        <w:jc w:val="center"/>
         <w:rPr>
           <w:b/>
           <w:sz w:val="40"/>
         </w:rPr>
       </w:pPr>
       <w:r>
+        <w:rPr>
+          <w:noProof/>
+        </w:rPr>
         <w:drawing>
-          <wp:inline distT="0" distB="0" distL="0" distR="0" wp14:anchorId="1B431006" wp14:editId="19C56393">
-            <wp:extent cx="6389370" cy="3657600"/>
-            <wp:effectExtent l="0" t="0" r="0" b="0"/>
+          <wp:inline distT="0" distB="0" distL="0" distR="0" wp14:anchorId="1B431006" wp14:editId="5FB3A011">
+            <wp:extent cx="5158740" cy="2953125"/>
+            <wp:effectExtent l="0" t="0" r="3810" b="0"/>
             <wp:docPr id="1090088995" name="Obrázek 1" descr="Obsah obrázku text, snímek obrazovky, software, Počítačová ikona&#10;&#10;Obsah generovaný pomocí AI může být nesprávný."/>
             <wp:cNvGraphicFramePr>
               <a:graphicFrameLocks xmlns:a="http://schemas.openxmlformats.org/drawingml/2006/main" noChangeAspect="1"/>
@@ -1084,7 +3615,7 @@
                     <pic:cNvPicPr/>
                   </pic:nvPicPr>
                   <pic:blipFill>
-                    <a:blip r:embed="rId18"/>
+                    <a:blip r:embed="rId32"/>
                     <a:stretch>
                       <a:fillRect/>
                     </a:stretch>
@@ -1092,7 +3623,7 @@
                   <pic:spPr>
                     <a:xfrm>
                       <a:off x="0" y="0"/>
-                      <a:ext cx="6389370" cy="3657600"/>
+                      <a:ext cx="5164406" cy="2956368"/>
                     </a:xfrm>
                     <a:prstGeom prst="rect">
                       <a:avLst/>
@@ -1116,24 +3647,51 @@
       <w:bookmarkEnd w:id="2"/>
       <w:r>
         <w:lastRenderedPageBreak/>
-        <w:t>Tlačítko Help</w:t>
-      </w:r>
-    </w:p>
-    <w:p>
-      <w:pPr>
-        <w:spacing w:after="160" w:line="278" w:lineRule="auto"/>
-        <w:ind w:left="0" w:right="0" w:firstLine="0"/>
+        <w:t xml:space="preserve">Tlačítko </w:t>
+      </w:r>
+      <w:proofErr w:type="spellStart"/>
+      <w:r>
+        <w:t>Help</w:t>
+      </w:r>
+      <w:proofErr w:type="spellEnd"/>
+    </w:p>
+    <w:p>
+      <w:pPr>
         <w:jc w:val="left"/>
         <w:rPr>
-          <w:b/>
-          <w:sz w:val="40"/>
-        </w:rPr>
-      </w:pPr>
-      <w:r>
+          <w:noProof/>
+        </w:rPr>
+      </w:pPr>
+      <w:r>
+        <w:t>Po stisknutí tlačítka „</w:t>
+      </w:r>
+      <w:proofErr w:type="spellStart"/>
+      <w:r>
+        <w:t>Help</w:t>
+      </w:r>
+      <w:proofErr w:type="spellEnd"/>
+      <w:r>
+        <w:t>“ je uživatel přesměrován do okna obsahují dvě spustitelná tlačítka.</w:t>
+      </w:r>
+      <w:r>
+        <w:rPr>
+          <w:noProof/>
+        </w:rPr>
+        <w:t xml:space="preserve"> </w:t>
+      </w:r>
+    </w:p>
+    <w:p>
+      <w:pPr>
+        <w:jc w:val="center"/>
+      </w:pPr>
+      <w:r>
+        <w:rPr>
+          <w:noProof/>
+        </w:rPr>
         <w:drawing>
-          <wp:inline distT="0" distB="0" distL="0" distR="0" wp14:anchorId="550E00C5" wp14:editId="78869199">
-            <wp:extent cx="6389370" cy="3675380"/>
-            <wp:effectExtent l="0" t="0" r="0" b="1270"/>
+          <wp:inline distT="0" distB="0" distL="0" distR="0" wp14:anchorId="0527159E" wp14:editId="309062AB">
+            <wp:extent cx="5044440" cy="2901731"/>
+            <wp:effectExtent l="0" t="0" r="3810" b="0"/>
             <wp:docPr id="2131292799" name="Obrázek 1" descr="Obsah obrázku text, snímek obrazovky, software, Počítačová ikona&#10;&#10;Obsah generovaný pomocí AI může být nesprávný."/>
             <wp:cNvGraphicFramePr>
               <a:graphicFrameLocks xmlns:a="http://schemas.openxmlformats.org/drawingml/2006/main" noChangeAspect="1"/>
@@ -1146,7 +3704,7 @@
                     <pic:cNvPicPr/>
                   </pic:nvPicPr>
                   <pic:blipFill>
-                    <a:blip r:embed="rId19"/>
+                    <a:blip r:embed="rId33"/>
                     <a:stretch>
                       <a:fillRect/>
                     </a:stretch>
@@ -1154,7 +3712,7 @@
                   <pic:spPr>
                     <a:xfrm>
                       <a:off x="0" y="0"/>
-                      <a:ext cx="6389370" cy="3675380"/>
+                      <a:ext cx="5056353" cy="2908584"/>
                     </a:xfrm>
                     <a:prstGeom prst="rect">
                       <a:avLst/>
@@ -1166,6 +3724,183 @@
           </wp:inline>
         </w:drawing>
       </w:r>
+    </w:p>
+    <w:p>
+      <w:pPr>
+        <w:jc w:val="center"/>
+      </w:pPr>
+    </w:p>
+    <w:p>
+      <w:r>
+        <w:t xml:space="preserve">Tlačítko „Dokumentace“ odkáže uživatele na dokumentaci obsahující </w:t>
+      </w:r>
+      <w:r>
+        <w:t xml:space="preserve">podrobné informace </w:t>
+      </w:r>
+      <w:r>
+        <w:t>týkající se senzorů/</w:t>
+      </w:r>
+      <w:proofErr w:type="spellStart"/>
+      <w:r>
+        <w:t>aktuátorů</w:t>
+      </w:r>
+      <w:proofErr w:type="spellEnd"/>
+      <w:r>
+        <w:t>,</w:t>
+      </w:r>
+      <w:r>
+        <w:t xml:space="preserve"> kde podrobně shrnuje jejich informace. Obsahuje také komunikační protokoly, ko</w:t>
+      </w:r>
+      <w:r>
+        <w:t xml:space="preserve">nfiguraci a technické parametry. </w:t>
+      </w:r>
+    </w:p>
+    <w:p/>
+    <w:p>
+      <w:pPr>
+        <w:jc w:val="center"/>
+        <w:rPr>
+          <w:noProof/>
+        </w:rPr>
+      </w:pPr>
+    </w:p>
+    <w:p>
+      <w:pPr>
+        <w:jc w:val="center"/>
+      </w:pPr>
+      <w:r>
+        <w:rPr>
+          <w:noProof/>
+        </w:rPr>
+        <w:drawing>
+          <wp:inline distT="0" distB="0" distL="0" distR="0" wp14:anchorId="63CC5D7E" wp14:editId="271094E9">
+            <wp:extent cx="4328057" cy="1899920"/>
+            <wp:effectExtent l="0" t="0" r="0" b="5080"/>
+            <wp:docPr id="768352569" name="Obrázek 1" descr="Obsah obrázku text, snímek obrazovky, Písmo, logo&#10;&#10;Obsah generovaný pomocí AI může být nesprávný."/>
+            <wp:cNvGraphicFramePr>
+              <a:graphicFrameLocks xmlns:a="http://schemas.openxmlformats.org/drawingml/2006/main" noChangeAspect="1"/>
+            </wp:cNvGraphicFramePr>
+            <a:graphic xmlns:a="http://schemas.openxmlformats.org/drawingml/2006/main">
+              <a:graphicData uri="http://schemas.openxmlformats.org/drawingml/2006/picture">
+                <pic:pic xmlns:pic="http://schemas.openxmlformats.org/drawingml/2006/picture">
+                  <pic:nvPicPr>
+                    <pic:cNvPr id="768352569" name="Obrázek 1" descr="Obsah obrázku text, snímek obrazovky, Písmo, logo&#10;&#10;Obsah generovaný pomocí AI může být nesprávný."/>
+                    <pic:cNvPicPr/>
+                  </pic:nvPicPr>
+                  <pic:blipFill rotWithShape="1">
+                    <a:blip r:embed="rId34"/>
+                    <a:srcRect t="3391" b="-1"/>
+                    <a:stretch>
+                      <a:fillRect/>
+                    </a:stretch>
+                  </pic:blipFill>
+                  <pic:spPr bwMode="auto">
+                    <a:xfrm>
+                      <a:off x="0" y="0"/>
+                      <a:ext cx="4344565" cy="1907167"/>
+                    </a:xfrm>
+                    <a:prstGeom prst="rect">
+                      <a:avLst/>
+                    </a:prstGeom>
+                    <a:ln>
+                      <a:noFill/>
+                    </a:ln>
+                    <a:extLst>
+                      <a:ext uri="{53640926-AAD7-44D8-BBD7-CCE9431645EC}">
+                        <a14:shadowObscured xmlns:a14="http://schemas.microsoft.com/office/drawing/2010/main"/>
+                      </a:ext>
+                    </a:extLst>
+                  </pic:spPr>
+                </pic:pic>
+              </a:graphicData>
+            </a:graphic>
+          </wp:inline>
+        </w:drawing>
+      </w:r>
+    </w:p>
+    <w:p>
+      <w:pPr>
+        <w:jc w:val="center"/>
+      </w:pPr>
+    </w:p>
+    <w:p>
+      <w:r>
+        <w:t>Tlačítko „Návod k Aplikaci“ odkáže uživatele na tuto dokumentaci popisující ovládání aplikace.</w:t>
+      </w:r>
+    </w:p>
+    <w:p/>
+    <w:p>
+      <w:pPr>
+        <w:jc w:val="center"/>
+        <w:rPr>
+          <w:noProof/>
+        </w:rPr>
+      </w:pPr>
+    </w:p>
+    <w:p>
+      <w:pPr>
+        <w:jc w:val="center"/>
+      </w:pPr>
+      <w:r>
+        <w:rPr>
+          <w:noProof/>
+        </w:rPr>
+        <w:drawing>
+          <wp:inline distT="0" distB="0" distL="0" distR="0" wp14:anchorId="0F2C8BAB" wp14:editId="2E817EDD">
+            <wp:extent cx="4384767" cy="1687195"/>
+            <wp:effectExtent l="0" t="0" r="0" b="8255"/>
+            <wp:docPr id="1531666938" name="Obrázek 1" descr="Obsah obrázku text, snímek obrazovky, Písmo, logo&#10;&#10;Obsah generovaný pomocí AI může být nesprávný."/>
+            <wp:cNvGraphicFramePr>
+              <a:graphicFrameLocks xmlns:a="http://schemas.openxmlformats.org/drawingml/2006/main" noChangeAspect="1"/>
+            </wp:cNvGraphicFramePr>
+            <a:graphic xmlns:a="http://schemas.openxmlformats.org/drawingml/2006/main">
+              <a:graphicData uri="http://schemas.openxmlformats.org/drawingml/2006/picture">
+                <pic:pic xmlns:pic="http://schemas.openxmlformats.org/drawingml/2006/picture">
+                  <pic:nvPicPr>
+                    <pic:cNvPr id="1531666938" name="Obrázek 1" descr="Obsah obrázku text, snímek obrazovky, Písmo, logo&#10;&#10;Obsah generovaný pomocí AI může být nesprávný."/>
+                    <pic:cNvPicPr/>
+                  </pic:nvPicPr>
+                  <pic:blipFill rotWithShape="1">
+                    <a:blip r:embed="rId35"/>
+                    <a:srcRect t="2745" b="1"/>
+                    <a:stretch>
+                      <a:fillRect/>
+                    </a:stretch>
+                  </pic:blipFill>
+                  <pic:spPr bwMode="auto">
+                    <a:xfrm>
+                      <a:off x="0" y="0"/>
+                      <a:ext cx="4411258" cy="1697388"/>
+                    </a:xfrm>
+                    <a:prstGeom prst="rect">
+                      <a:avLst/>
+                    </a:prstGeom>
+                    <a:ln>
+                      <a:noFill/>
+                    </a:ln>
+                    <a:extLst>
+                      <a:ext uri="{53640926-AAD7-44D8-BBD7-CCE9431645EC}">
+                        <a14:shadowObscured xmlns:a14="http://schemas.microsoft.com/office/drawing/2010/main"/>
+                      </a:ext>
+                    </a:extLst>
+                  </pic:spPr>
+                </pic:pic>
+              </a:graphicData>
+            </a:graphic>
+          </wp:inline>
+        </w:drawing>
+      </w:r>
+    </w:p>
+    <w:p>
+      <w:pPr>
+        <w:spacing w:after="160" w:line="278" w:lineRule="auto"/>
+        <w:ind w:left="0" w:right="0" w:firstLine="0"/>
+        <w:jc w:val="left"/>
+        <w:rPr>
+          <w:b/>
+          <w:sz w:val="40"/>
+        </w:rPr>
+      </w:pPr>
       <w:r>
         <w:br w:type="page"/>
       </w:r>
@@ -1180,1563 +3915,222 @@
         <w:lastRenderedPageBreak/>
         <w:t>Tlačítko O nás</w:t>
       </w:r>
-      <w:r>
-        <w:br w:type="page"/>
-      </w:r>
-    </w:p>
-    <w:p>
-      <w:pPr>
-        <w:spacing w:after="0" w:line="259" w:lineRule="auto"/>
-        <w:ind w:left="0" w:right="64" w:firstLine="0"/>
-        <w:jc w:val="center"/>
-      </w:pPr>
-      <w:r>
-        <w:lastRenderedPageBreak/>
-        <w:t xml:space="preserve"> </w:t>
-      </w:r>
-    </w:p>
-    <w:tbl>
-      <w:tblPr>
-        <w:tblStyle w:val="TableGrid"/>
-        <w:tblW w:w="9908" w:type="dxa"/>
-        <w:tblInd w:w="-70" w:type="dxa"/>
-        <w:tblCellMar>
-          <w:top w:w="26" w:type="dxa"/>
-          <w:left w:w="32" w:type="dxa"/>
-          <w:bottom w:w="3" w:type="dxa"/>
-          <w:right w:w="16" w:type="dxa"/>
-        </w:tblCellMar>
-        <w:tblLook w:val="04A0" w:firstRow="1" w:lastRow="0" w:firstColumn="1" w:lastColumn="0" w:noHBand="0" w:noVBand="1"/>
-      </w:tblPr>
-      <w:tblGrid>
-        <w:gridCol w:w="1980"/>
-        <w:gridCol w:w="959"/>
-        <w:gridCol w:w="2467"/>
-        <w:gridCol w:w="1867"/>
-        <w:gridCol w:w="2635"/>
-      </w:tblGrid>
-      <w:tr>
-        <w:trPr>
-          <w:trHeight w:val="376"/>
-        </w:trPr>
-        <w:tc>
-          <w:tcPr>
-            <w:tcW w:w="1980" w:type="dxa"/>
-            <w:vMerge w:val="restart"/>
-            <w:tcBorders>
-              <w:top w:val="single" w:sz="4" w:space="0" w:color="000000"/>
-              <w:left w:val="single" w:sz="4" w:space="0" w:color="000000"/>
-              <w:bottom w:val="single" w:sz="4" w:space="0" w:color="000000"/>
-              <w:right w:val="single" w:sz="4" w:space="0" w:color="000000"/>
-            </w:tcBorders>
-            <w:vAlign w:val="bottom"/>
-          </w:tcPr>
-          <w:p>
-            <w:pPr>
-              <w:spacing w:after="266" w:line="259" w:lineRule="auto"/>
-              <w:ind w:left="0" w:right="0" w:firstLine="0"/>
-              <w:jc w:val="left"/>
-            </w:pPr>
-            <w:r>
-              <w:rPr>
-                <w:noProof/>
-              </w:rPr>
-              <w:drawing>
-                <wp:inline distT="0" distB="0" distL="0" distR="0" wp14:anchorId="2938AA6A" wp14:editId="7DEE6DB6">
-                  <wp:extent cx="1226820" cy="996950"/>
-                  <wp:effectExtent l="0" t="0" r="0" b="0"/>
-                  <wp:docPr id="24167" name="Picture 24167"/>
-                  <wp:cNvGraphicFramePr/>
-                  <a:graphic xmlns:a="http://schemas.openxmlformats.org/drawingml/2006/main">
-                    <a:graphicData uri="http://schemas.openxmlformats.org/drawingml/2006/picture">
-                      <pic:pic xmlns:pic="http://schemas.openxmlformats.org/drawingml/2006/picture">
-                        <pic:nvPicPr>
-                          <pic:cNvPr id="24167" name="Picture 24167"/>
-                          <pic:cNvPicPr/>
-                        </pic:nvPicPr>
-                        <pic:blipFill>
-                          <a:blip r:embed="rId20"/>
-                          <a:stretch>
-                            <a:fillRect/>
-                          </a:stretch>
-                        </pic:blipFill>
-                        <pic:spPr>
-                          <a:xfrm>
-                            <a:off x="0" y="0"/>
-                            <a:ext cx="1226820" cy="996950"/>
-                          </a:xfrm>
-                          <a:prstGeom prst="rect">
-                            <a:avLst/>
-                          </a:prstGeom>
-                        </pic:spPr>
-                      </pic:pic>
-                    </a:graphicData>
-                  </a:graphic>
-                </wp:inline>
-              </w:drawing>
-            </w:r>
-          </w:p>
-          <w:p>
-            <w:pPr>
-              <w:spacing w:after="0" w:line="259" w:lineRule="auto"/>
-              <w:ind w:left="34" w:right="0" w:firstLine="0"/>
-              <w:jc w:val="center"/>
-            </w:pPr>
-            <w:r>
-              <w:t xml:space="preserve">  </w:t>
-            </w:r>
-          </w:p>
-        </w:tc>
-        <w:tc>
-          <w:tcPr>
-            <w:tcW w:w="959" w:type="dxa"/>
-            <w:tcBorders>
-              <w:top w:val="single" w:sz="4" w:space="0" w:color="000000"/>
-              <w:left w:val="single" w:sz="4" w:space="0" w:color="000000"/>
-              <w:bottom w:val="single" w:sz="4" w:space="0" w:color="000000"/>
-              <w:right w:val="single" w:sz="4" w:space="0" w:color="000000"/>
-            </w:tcBorders>
-            <w:shd w:val="clear" w:color="auto" w:fill="FF6600"/>
-          </w:tcPr>
-          <w:p>
-            <w:pPr>
-              <w:spacing w:after="0" w:line="259" w:lineRule="auto"/>
-              <w:ind w:left="0" w:right="15" w:firstLine="0"/>
-              <w:jc w:val="center"/>
-            </w:pPr>
-            <w:r>
-              <w:rPr>
-                <w:i/>
-                <w:sz w:val="28"/>
-              </w:rPr>
-              <w:t xml:space="preserve">Id </w:t>
-            </w:r>
-          </w:p>
-        </w:tc>
-        <w:tc>
-          <w:tcPr>
-            <w:tcW w:w="4334" w:type="dxa"/>
-            <w:gridSpan w:val="2"/>
-            <w:tcBorders>
-              <w:top w:val="single" w:sz="4" w:space="0" w:color="000000"/>
-              <w:left w:val="single" w:sz="4" w:space="0" w:color="000000"/>
-              <w:bottom w:val="single" w:sz="4" w:space="0" w:color="000000"/>
-              <w:right w:val="single" w:sz="4" w:space="0" w:color="000000"/>
-            </w:tcBorders>
-            <w:shd w:val="clear" w:color="auto" w:fill="FF6600"/>
-          </w:tcPr>
-          <w:p>
-            <w:pPr>
-              <w:spacing w:after="0" w:line="259" w:lineRule="auto"/>
-              <w:ind w:left="0" w:right="15" w:firstLine="0"/>
-              <w:jc w:val="center"/>
-            </w:pPr>
-            <w:r>
-              <w:rPr>
-                <w:i/>
-                <w:sz w:val="28"/>
-              </w:rPr>
-              <w:t xml:space="preserve">Název </w:t>
-            </w:r>
-          </w:p>
-        </w:tc>
-        <w:tc>
-          <w:tcPr>
-            <w:tcW w:w="2635" w:type="dxa"/>
-            <w:tcBorders>
-              <w:top w:val="single" w:sz="4" w:space="0" w:color="000000"/>
-              <w:left w:val="single" w:sz="4" w:space="0" w:color="000000"/>
-              <w:bottom w:val="single" w:sz="4" w:space="0" w:color="000000"/>
-              <w:right w:val="single" w:sz="4" w:space="0" w:color="000000"/>
-            </w:tcBorders>
-            <w:shd w:val="clear" w:color="auto" w:fill="FF6600"/>
-          </w:tcPr>
-          <w:p>
-            <w:pPr>
-              <w:spacing w:after="0" w:line="259" w:lineRule="auto"/>
-              <w:ind w:left="0" w:right="14" w:firstLine="0"/>
-              <w:jc w:val="center"/>
-            </w:pPr>
-            <w:r>
-              <w:rPr>
-                <w:i/>
-                <w:sz w:val="28"/>
-              </w:rPr>
-              <w:t xml:space="preserve">Alias </w:t>
-            </w:r>
-          </w:p>
-        </w:tc>
-      </w:tr>
-      <w:tr>
-        <w:trPr>
-          <w:trHeight w:val="850"/>
-        </w:trPr>
-        <w:tc>
-          <w:tcPr>
-            <w:tcW w:w="0" w:type="auto"/>
-            <w:vMerge/>
-            <w:tcBorders>
-              <w:top w:val="nil"/>
-              <w:left w:val="single" w:sz="4" w:space="0" w:color="000000"/>
-              <w:bottom w:val="nil"/>
-              <w:right w:val="single" w:sz="4" w:space="0" w:color="000000"/>
-            </w:tcBorders>
-          </w:tcPr>
-          <w:p>
-            <w:pPr>
-              <w:spacing w:after="160" w:line="259" w:lineRule="auto"/>
-              <w:ind w:left="0" w:right="0" w:firstLine="0"/>
-              <w:jc w:val="left"/>
-            </w:pPr>
-          </w:p>
-        </w:tc>
-        <w:tc>
-          <w:tcPr>
-            <w:tcW w:w="959" w:type="dxa"/>
-            <w:tcBorders>
-              <w:top w:val="single" w:sz="4" w:space="0" w:color="000000"/>
-              <w:left w:val="single" w:sz="4" w:space="0" w:color="000000"/>
-              <w:bottom w:val="single" w:sz="4" w:space="0" w:color="000000"/>
-              <w:right w:val="single" w:sz="4" w:space="0" w:color="000000"/>
-            </w:tcBorders>
-            <w:vAlign w:val="center"/>
-          </w:tcPr>
-          <w:p>
-            <w:pPr>
-              <w:spacing w:after="0" w:line="259" w:lineRule="auto"/>
-              <w:ind w:left="0" w:right="16" w:firstLine="0"/>
-              <w:jc w:val="center"/>
-            </w:pPr>
-            <w:r>
-              <w:rPr>
-                <w:b/>
-                <w:sz w:val="24"/>
-              </w:rPr>
-              <w:t xml:space="preserve">36 </w:t>
-            </w:r>
-          </w:p>
-        </w:tc>
-        <w:tc>
-          <w:tcPr>
-            <w:tcW w:w="4334" w:type="dxa"/>
-            <w:gridSpan w:val="2"/>
-            <w:tcBorders>
-              <w:top w:val="single" w:sz="4" w:space="0" w:color="000000"/>
-              <w:left w:val="single" w:sz="4" w:space="0" w:color="000000"/>
-              <w:bottom w:val="single" w:sz="4" w:space="0" w:color="000000"/>
-              <w:right w:val="single" w:sz="4" w:space="0" w:color="000000"/>
-            </w:tcBorders>
-          </w:tcPr>
-          <w:p>
-            <w:pPr>
-              <w:spacing w:after="0" w:line="259" w:lineRule="auto"/>
-              <w:ind w:left="0" w:right="12" w:firstLine="0"/>
-              <w:jc w:val="center"/>
-            </w:pPr>
-            <w:r>
-              <w:t xml:space="preserve">Senzor nárazu </w:t>
-            </w:r>
-          </w:p>
-        </w:tc>
-        <w:tc>
-          <w:tcPr>
-            <w:tcW w:w="2635" w:type="dxa"/>
-            <w:tcBorders>
-              <w:top w:val="single" w:sz="4" w:space="0" w:color="000000"/>
-              <w:left w:val="single" w:sz="4" w:space="0" w:color="000000"/>
-              <w:bottom w:val="single" w:sz="4" w:space="0" w:color="000000"/>
-              <w:right w:val="single" w:sz="4" w:space="0" w:color="000000"/>
-            </w:tcBorders>
-          </w:tcPr>
-          <w:p>
-            <w:pPr>
-              <w:spacing w:after="0" w:line="259" w:lineRule="auto"/>
-              <w:ind w:left="0" w:right="13" w:firstLine="0"/>
-              <w:jc w:val="center"/>
-            </w:pPr>
-            <w:r>
-              <w:rPr>
-                <w:b/>
-                <w:sz w:val="24"/>
-              </w:rPr>
-              <w:t xml:space="preserve">Tap </w:t>
-            </w:r>
-            <w:r>
-              <w:rPr>
-                <w:b/>
-              </w:rPr>
-              <w:t xml:space="preserve"> </w:t>
-            </w:r>
-          </w:p>
-        </w:tc>
-      </w:tr>
-      <w:tr>
-        <w:trPr>
-          <w:trHeight w:val="382"/>
-        </w:trPr>
-        <w:tc>
-          <w:tcPr>
-            <w:tcW w:w="0" w:type="auto"/>
-            <w:vMerge/>
-            <w:tcBorders>
-              <w:top w:val="nil"/>
-              <w:left w:val="single" w:sz="4" w:space="0" w:color="000000"/>
-              <w:bottom w:val="nil"/>
-              <w:right w:val="single" w:sz="4" w:space="0" w:color="000000"/>
-            </w:tcBorders>
-          </w:tcPr>
-          <w:p>
-            <w:pPr>
-              <w:spacing w:after="160" w:line="259" w:lineRule="auto"/>
-              <w:ind w:left="0" w:right="0" w:firstLine="0"/>
-              <w:jc w:val="left"/>
-            </w:pPr>
-          </w:p>
-        </w:tc>
-        <w:tc>
-          <w:tcPr>
-            <w:tcW w:w="7928" w:type="dxa"/>
-            <w:gridSpan w:val="4"/>
-            <w:tcBorders>
-              <w:top w:val="single" w:sz="4" w:space="0" w:color="000000"/>
-              <w:left w:val="single" w:sz="4" w:space="0" w:color="000000"/>
-              <w:bottom w:val="single" w:sz="4" w:space="0" w:color="000000"/>
-              <w:right w:val="single" w:sz="4" w:space="0" w:color="000000"/>
-            </w:tcBorders>
-            <w:shd w:val="clear" w:color="auto" w:fill="FF6600"/>
-          </w:tcPr>
-          <w:p>
-            <w:pPr>
-              <w:spacing w:after="0" w:line="259" w:lineRule="auto"/>
-              <w:ind w:left="0" w:right="15" w:firstLine="0"/>
-              <w:jc w:val="center"/>
-            </w:pPr>
-            <w:r>
-              <w:rPr>
-                <w:i/>
-                <w:sz w:val="28"/>
-              </w:rPr>
-              <w:t xml:space="preserve">Kategorie </w:t>
-            </w:r>
-          </w:p>
-        </w:tc>
-      </w:tr>
-      <w:tr>
-        <w:trPr>
-          <w:trHeight w:val="634"/>
-        </w:trPr>
-        <w:tc>
-          <w:tcPr>
-            <w:tcW w:w="0" w:type="auto"/>
-            <w:vMerge/>
-            <w:tcBorders>
-              <w:top w:val="nil"/>
-              <w:left w:val="single" w:sz="4" w:space="0" w:color="000000"/>
-              <w:bottom w:val="nil"/>
-              <w:right w:val="single" w:sz="4" w:space="0" w:color="000000"/>
-            </w:tcBorders>
-          </w:tcPr>
-          <w:p>
-            <w:pPr>
-              <w:spacing w:after="160" w:line="259" w:lineRule="auto"/>
-              <w:ind w:left="0" w:right="0" w:firstLine="0"/>
-              <w:jc w:val="left"/>
-            </w:pPr>
-          </w:p>
-        </w:tc>
-        <w:tc>
-          <w:tcPr>
-            <w:tcW w:w="7928" w:type="dxa"/>
-            <w:gridSpan w:val="4"/>
-            <w:tcBorders>
-              <w:top w:val="single" w:sz="4" w:space="0" w:color="000000"/>
-              <w:left w:val="single" w:sz="4" w:space="0" w:color="000000"/>
-              <w:bottom w:val="single" w:sz="6" w:space="0" w:color="FF6600"/>
-              <w:right w:val="single" w:sz="4" w:space="0" w:color="000000"/>
-            </w:tcBorders>
-            <w:vAlign w:val="center"/>
-          </w:tcPr>
-          <w:p>
-            <w:pPr>
-              <w:spacing w:after="0" w:line="259" w:lineRule="auto"/>
-              <w:ind w:left="0" w:right="14" w:firstLine="0"/>
-              <w:jc w:val="center"/>
-            </w:pPr>
-            <w:r>
-              <w:rPr>
-                <w:sz w:val="24"/>
-              </w:rPr>
-              <w:t xml:space="preserve">Mechanické senzory </w:t>
-            </w:r>
-          </w:p>
-        </w:tc>
-      </w:tr>
-      <w:tr>
-        <w:trPr>
-          <w:trHeight w:val="307"/>
-        </w:trPr>
-        <w:tc>
-          <w:tcPr>
-            <w:tcW w:w="0" w:type="auto"/>
-            <w:vMerge/>
-            <w:tcBorders>
-              <w:top w:val="nil"/>
-              <w:left w:val="single" w:sz="4" w:space="0" w:color="000000"/>
-              <w:bottom w:val="single" w:sz="4" w:space="0" w:color="000000"/>
-              <w:right w:val="single" w:sz="4" w:space="0" w:color="000000"/>
-            </w:tcBorders>
-          </w:tcPr>
-          <w:p>
-            <w:pPr>
-              <w:spacing w:after="160" w:line="259" w:lineRule="auto"/>
-              <w:ind w:left="0" w:right="0" w:firstLine="0"/>
-              <w:jc w:val="left"/>
-            </w:pPr>
-          </w:p>
-        </w:tc>
-        <w:tc>
-          <w:tcPr>
-            <w:tcW w:w="7928" w:type="dxa"/>
-            <w:gridSpan w:val="4"/>
-            <w:tcBorders>
-              <w:top w:val="single" w:sz="6" w:space="0" w:color="FF6600"/>
-              <w:left w:val="single" w:sz="4" w:space="0" w:color="000000"/>
-              <w:bottom w:val="single" w:sz="4" w:space="0" w:color="000000"/>
-              <w:right w:val="single" w:sz="4" w:space="0" w:color="000000"/>
-            </w:tcBorders>
-            <w:shd w:val="clear" w:color="auto" w:fill="FF6600"/>
-          </w:tcPr>
-          <w:p>
-            <w:pPr>
-              <w:spacing w:after="0" w:line="259" w:lineRule="auto"/>
-              <w:ind w:left="37" w:right="0" w:firstLine="0"/>
-              <w:jc w:val="left"/>
-            </w:pPr>
-            <w:r>
-              <w:t xml:space="preserve">  </w:t>
-            </w:r>
-          </w:p>
-        </w:tc>
-      </w:tr>
-      <w:tr>
-        <w:trPr>
-          <w:trHeight w:val="1878"/>
-        </w:trPr>
-        <w:tc>
-          <w:tcPr>
-            <w:tcW w:w="1980" w:type="dxa"/>
-            <w:tcBorders>
-              <w:top w:val="single" w:sz="4" w:space="0" w:color="000000"/>
-              <w:left w:val="single" w:sz="4" w:space="0" w:color="000000"/>
-              <w:bottom w:val="single" w:sz="4" w:space="0" w:color="000000"/>
-              <w:right w:val="single" w:sz="4" w:space="0" w:color="000000"/>
-            </w:tcBorders>
-            <w:vAlign w:val="center"/>
-          </w:tcPr>
-          <w:p>
-            <w:pPr>
-              <w:spacing w:after="0" w:line="259" w:lineRule="auto"/>
-              <w:ind w:left="182" w:right="0" w:firstLine="0"/>
-              <w:jc w:val="left"/>
-            </w:pPr>
-            <w:r>
-              <w:rPr>
-                <w:i/>
-                <w:sz w:val="28"/>
-              </w:rPr>
-              <w:t xml:space="preserve">Popis senzoru </w:t>
-            </w:r>
-          </w:p>
-        </w:tc>
-        <w:tc>
-          <w:tcPr>
-            <w:tcW w:w="7928" w:type="dxa"/>
-            <w:gridSpan w:val="4"/>
-            <w:tcBorders>
-              <w:top w:val="single" w:sz="4" w:space="0" w:color="000000"/>
-              <w:left w:val="single" w:sz="4" w:space="0" w:color="000000"/>
-              <w:bottom w:val="single" w:sz="4" w:space="0" w:color="000000"/>
-              <w:right w:val="single" w:sz="4" w:space="0" w:color="000000"/>
-            </w:tcBorders>
-          </w:tcPr>
-          <w:p>
-            <w:pPr>
-              <w:spacing w:after="0" w:line="259" w:lineRule="auto"/>
-              <w:ind w:left="37" w:right="59" w:firstLine="0"/>
-            </w:pPr>
-            <w:r>
-              <w:rPr>
-                <w:b/>
-                <w:sz w:val="18"/>
-              </w:rPr>
-              <w:t>Keyes KY-031</w:t>
-            </w:r>
-            <w:r>
-              <w:rPr>
-                <w:sz w:val="18"/>
-              </w:rPr>
-              <w:t xml:space="preserve"> je jednoduchý mechanický nárazový (klopný) spínač, který slouží k detekci mechanického otřesu, nárazu nebo klepnutí. Uvnitř senzoru se nachází pružinový kontakt, který při nárazu nebo pohybu krátce sepne a vytvoří elektrické spojení. Výsledkem je digitální impuls na výstupu (logická úroveň </w:t>
-            </w:r>
-            <w:r>
-              <w:rPr>
-                <w:b/>
-                <w:sz w:val="18"/>
-              </w:rPr>
-              <w:t>LOW</w:t>
-            </w:r>
-            <w:r>
-              <w:rPr>
-                <w:sz w:val="18"/>
-              </w:rPr>
-              <w:t xml:space="preserve">). </w:t>
-            </w:r>
-          </w:p>
-        </w:tc>
-      </w:tr>
-      <w:tr>
-        <w:trPr>
-          <w:trHeight w:val="1880"/>
-        </w:trPr>
-        <w:tc>
-          <w:tcPr>
-            <w:tcW w:w="1980" w:type="dxa"/>
-            <w:tcBorders>
-              <w:top w:val="single" w:sz="4" w:space="0" w:color="000000"/>
-              <w:left w:val="single" w:sz="4" w:space="0" w:color="000000"/>
-              <w:bottom w:val="single" w:sz="4" w:space="0" w:color="000000"/>
-              <w:right w:val="single" w:sz="4" w:space="0" w:color="000000"/>
-            </w:tcBorders>
-            <w:vAlign w:val="center"/>
-          </w:tcPr>
-          <w:p>
-            <w:pPr>
-              <w:spacing w:after="0" w:line="259" w:lineRule="auto"/>
-              <w:ind w:left="57" w:right="0" w:firstLine="0"/>
-            </w:pPr>
-            <w:r>
-              <w:rPr>
-                <w:i/>
-                <w:sz w:val="28"/>
-              </w:rPr>
-              <w:t xml:space="preserve">Popis programu </w:t>
-            </w:r>
-          </w:p>
-        </w:tc>
-        <w:tc>
-          <w:tcPr>
-            <w:tcW w:w="7928" w:type="dxa"/>
-            <w:gridSpan w:val="4"/>
-            <w:tcBorders>
-              <w:top w:val="single" w:sz="4" w:space="0" w:color="000000"/>
-              <w:left w:val="single" w:sz="4" w:space="0" w:color="000000"/>
-              <w:bottom w:val="single" w:sz="4" w:space="0" w:color="000000"/>
-              <w:right w:val="single" w:sz="4" w:space="0" w:color="000000"/>
-            </w:tcBorders>
-          </w:tcPr>
-          <w:p>
-            <w:pPr>
-              <w:spacing w:after="0" w:line="259" w:lineRule="auto"/>
-              <w:ind w:left="37" w:right="57" w:firstLine="0"/>
-            </w:pPr>
-            <w:r>
-              <w:rPr>
-                <w:sz w:val="18"/>
-              </w:rPr>
-              <w:t xml:space="preserve">Jelikož se jedná o senzor s </w:t>
-            </w:r>
-            <w:r>
-              <w:rPr>
-                <w:b/>
-                <w:sz w:val="18"/>
-              </w:rPr>
-              <w:t>digitálním výstupem</w:t>
-            </w:r>
-            <w:r>
-              <w:rPr>
-                <w:sz w:val="18"/>
-              </w:rPr>
-              <w:t xml:space="preserve">, jeho obsluha v programu spočívá v použití funkce </w:t>
-            </w:r>
-            <w:proofErr w:type="gramStart"/>
-            <w:r>
-              <w:rPr>
-                <w:sz w:val="18"/>
-              </w:rPr>
-              <w:t>digitalRead(</w:t>
-            </w:r>
-            <w:proofErr w:type="gramEnd"/>
-            <w:r>
-              <w:rPr>
-                <w:sz w:val="18"/>
-              </w:rPr>
-              <w:t>), která načte aktuální hodnotu na příslušném vstupním pinu mikrokontroléru. Výstupní hodnota je buď 0 (LOW), nebo 1 (HIGH). Při detekci nárazu je na výstupu 0 (</w:t>
-            </w:r>
-            <w:r>
-              <w:rPr>
-                <w:b/>
-                <w:sz w:val="18"/>
-              </w:rPr>
-              <w:t>LOW</w:t>
-            </w:r>
-            <w:r>
-              <w:rPr>
-                <w:sz w:val="18"/>
-              </w:rPr>
-              <w:t xml:space="preserve">). </w:t>
-            </w:r>
-          </w:p>
-        </w:tc>
-      </w:tr>
-      <w:tr>
-        <w:trPr>
-          <w:trHeight w:val="857"/>
-        </w:trPr>
-        <w:tc>
-          <w:tcPr>
-            <w:tcW w:w="1980" w:type="dxa"/>
-            <w:tcBorders>
-              <w:top w:val="single" w:sz="4" w:space="0" w:color="000000"/>
-              <w:left w:val="single" w:sz="4" w:space="0" w:color="000000"/>
-              <w:bottom w:val="single" w:sz="4" w:space="0" w:color="000000"/>
-              <w:right w:val="single" w:sz="4" w:space="0" w:color="000000"/>
-            </w:tcBorders>
-            <w:vAlign w:val="center"/>
-          </w:tcPr>
-          <w:p>
-            <w:pPr>
-              <w:spacing w:after="0" w:line="259" w:lineRule="auto"/>
-              <w:ind w:left="163" w:right="0" w:firstLine="0"/>
-              <w:jc w:val="left"/>
-            </w:pPr>
-            <w:r>
-              <w:rPr>
-                <w:i/>
-                <w:sz w:val="28"/>
-              </w:rPr>
-              <w:t xml:space="preserve">Příklad zprávy </w:t>
-            </w:r>
-          </w:p>
-        </w:tc>
-        <w:tc>
-          <w:tcPr>
-            <w:tcW w:w="3426" w:type="dxa"/>
-            <w:gridSpan w:val="2"/>
-            <w:tcBorders>
-              <w:top w:val="single" w:sz="4" w:space="0" w:color="000000"/>
-              <w:left w:val="single" w:sz="4" w:space="0" w:color="000000"/>
-              <w:bottom w:val="single" w:sz="4" w:space="0" w:color="000000"/>
-              <w:right w:val="single" w:sz="4" w:space="0" w:color="000000"/>
-            </w:tcBorders>
-            <w:vAlign w:val="center"/>
-          </w:tcPr>
-          <w:p>
-            <w:pPr>
-              <w:tabs>
-                <w:tab w:val="center" w:pos="295"/>
-                <w:tab w:val="center" w:pos="1352"/>
-              </w:tabs>
-              <w:spacing w:after="0" w:line="259" w:lineRule="auto"/>
-              <w:ind w:left="0" w:right="0" w:firstLine="0"/>
-              <w:jc w:val="left"/>
-            </w:pPr>
-            <w:r>
-              <w:tab/>
-            </w:r>
-            <w:r>
-              <w:rPr>
-                <w:rFonts w:ascii="Segoe UI Symbol" w:eastAsia="Segoe UI Symbol" w:hAnsi="Segoe UI Symbol" w:cs="Segoe UI Symbol"/>
-                <w:sz w:val="18"/>
-              </w:rPr>
-              <w:t>•</w:t>
-            </w:r>
-            <w:r>
-              <w:rPr>
-                <w:rFonts w:ascii="Arial" w:eastAsia="Arial" w:hAnsi="Arial" w:cs="Arial"/>
-                <w:sz w:val="18"/>
-              </w:rPr>
-              <w:t xml:space="preserve"> </w:t>
-            </w:r>
-            <w:r>
-              <w:rPr>
-                <w:rFonts w:ascii="Arial" w:eastAsia="Arial" w:hAnsi="Arial" w:cs="Arial"/>
-                <w:sz w:val="18"/>
-              </w:rPr>
-              <w:tab/>
-            </w:r>
-            <w:r>
-              <w:rPr>
-                <w:b/>
-              </w:rPr>
-              <w:t xml:space="preserve">state </w:t>
-            </w:r>
-            <w:r>
-              <w:t>(stav) - [</w:t>
-            </w:r>
-            <w:r>
-              <w:rPr>
-                <w:b/>
-              </w:rPr>
-              <w:t>0/1</w:t>
-            </w:r>
-            <w:r>
-              <w:t>]</w:t>
-            </w:r>
-            <w:r>
-              <w:rPr>
-                <w:sz w:val="18"/>
-              </w:rPr>
-              <w:t xml:space="preserve"> </w:t>
-            </w:r>
-          </w:p>
-        </w:tc>
-        <w:tc>
-          <w:tcPr>
-            <w:tcW w:w="4502" w:type="dxa"/>
-            <w:gridSpan w:val="2"/>
-            <w:tcBorders>
-              <w:top w:val="single" w:sz="4" w:space="0" w:color="000000"/>
-              <w:left w:val="single" w:sz="4" w:space="0" w:color="000000"/>
-              <w:bottom w:val="single" w:sz="4" w:space="0" w:color="000000"/>
-              <w:right w:val="single" w:sz="4" w:space="0" w:color="000000"/>
-            </w:tcBorders>
-            <w:vAlign w:val="center"/>
-          </w:tcPr>
-          <w:p>
-            <w:pPr>
-              <w:spacing w:after="0" w:line="259" w:lineRule="auto"/>
-              <w:ind w:left="0" w:right="14" w:firstLine="0"/>
-              <w:jc w:val="center"/>
-            </w:pPr>
-            <w:r>
-              <w:rPr>
-                <w:b/>
-              </w:rPr>
-              <w:t xml:space="preserve">?type=Tap&amp;id=36&amp;state=0 </w:t>
-            </w:r>
-          </w:p>
-        </w:tc>
-      </w:tr>
-      <w:tr>
-        <w:trPr>
-          <w:trHeight w:val="2191"/>
-        </w:trPr>
-        <w:tc>
-          <w:tcPr>
-            <w:tcW w:w="1980" w:type="dxa"/>
-            <w:tcBorders>
-              <w:top w:val="single" w:sz="4" w:space="0" w:color="000000"/>
-              <w:left w:val="single" w:sz="4" w:space="0" w:color="000000"/>
-              <w:bottom w:val="single" w:sz="4" w:space="0" w:color="000000"/>
-              <w:right w:val="single" w:sz="4" w:space="0" w:color="000000"/>
-            </w:tcBorders>
-            <w:vAlign w:val="center"/>
-          </w:tcPr>
-          <w:p>
-            <w:pPr>
-              <w:spacing w:after="0" w:line="259" w:lineRule="auto"/>
-              <w:ind w:left="0" w:right="17" w:firstLine="0"/>
-              <w:jc w:val="center"/>
-            </w:pPr>
-            <w:r>
-              <w:rPr>
-                <w:i/>
-                <w:sz w:val="28"/>
-              </w:rPr>
-              <w:t xml:space="preserve">Pinout </w:t>
-            </w:r>
-          </w:p>
-        </w:tc>
-        <w:tc>
-          <w:tcPr>
-            <w:tcW w:w="3426" w:type="dxa"/>
-            <w:gridSpan w:val="2"/>
-            <w:tcBorders>
-              <w:top w:val="single" w:sz="4" w:space="0" w:color="000000"/>
-              <w:left w:val="single" w:sz="4" w:space="0" w:color="000000"/>
-              <w:bottom w:val="single" w:sz="4" w:space="0" w:color="000000"/>
-              <w:right w:val="single" w:sz="4" w:space="0" w:color="000000"/>
-            </w:tcBorders>
-          </w:tcPr>
-          <w:p>
-            <w:pPr>
-              <w:spacing w:after="0" w:line="259" w:lineRule="auto"/>
-              <w:ind w:left="946" w:right="0" w:firstLine="0"/>
-              <w:jc w:val="left"/>
-            </w:pPr>
-            <w:r>
-              <w:rPr>
-                <w:noProof/>
-              </w:rPr>
-              <mc:AlternateContent>
-                <mc:Choice Requires="wpg">
-                  <w:drawing>
-                    <wp:inline distT="0" distB="0" distL="0" distR="0" wp14:anchorId="3EF3CAB7" wp14:editId="29B4A207">
-                      <wp:extent cx="851535" cy="1355279"/>
-                      <wp:effectExtent l="0" t="0" r="0" b="0"/>
-                      <wp:docPr id="135353" name="Group 135353"/>
-                      <wp:cNvGraphicFramePr/>
-                      <a:graphic xmlns:a="http://schemas.openxmlformats.org/drawingml/2006/main">
-                        <a:graphicData uri="http://schemas.microsoft.com/office/word/2010/wordprocessingGroup">
-                          <wpg:wgp>
-                            <wpg:cNvGrpSpPr/>
-                            <wpg:grpSpPr>
-                              <a:xfrm>
-                                <a:off x="0" y="0"/>
-                                <a:ext cx="851535" cy="1355279"/>
-                                <a:chOff x="0" y="0"/>
-                                <a:chExt cx="851535" cy="1355279"/>
-                              </a:xfrm>
-                            </wpg:grpSpPr>
-                            <wps:wsp>
-                              <wps:cNvPr id="23975" name="Rectangle 23975"/>
-                              <wps:cNvSpPr/>
-                              <wps:spPr>
-                                <a:xfrm>
-                                  <a:off x="450215" y="1212469"/>
-                                  <a:ext cx="42144" cy="189936"/>
-                                </a:xfrm>
-                                <a:prstGeom prst="rect">
-                                  <a:avLst/>
-                                </a:prstGeom>
-                                <a:ln>
-                                  <a:noFill/>
-                                </a:ln>
-                              </wps:spPr>
-                              <wps:txbx>
-                                <w:txbxContent>
-                                  <w:p>
-                                    <w:pPr>
-                                      <w:spacing w:after="160" w:line="259" w:lineRule="auto"/>
-                                      <w:ind w:left="0" w:right="0" w:firstLine="0"/>
-                                      <w:jc w:val="left"/>
-                                    </w:pPr>
-                                    <w:r>
-                                      <w:t xml:space="preserve"> </w:t>
-                                    </w:r>
-                                  </w:p>
-                                </w:txbxContent>
-                              </wps:txbx>
-                              <wps:bodyPr horzOverflow="overflow" vert="horz" lIns="0" tIns="0" rIns="0" bIns="0" rtlCol="0">
-                                <a:noAutofit/>
-                              </wps:bodyPr>
-                            </wps:wsp>
-                            <wps:wsp>
-                              <wps:cNvPr id="23976" name="Rectangle 23976"/>
-                              <wps:cNvSpPr/>
-                              <wps:spPr>
-                                <a:xfrm>
-                                  <a:off x="482219" y="1212469"/>
-                                  <a:ext cx="42144" cy="189936"/>
-                                </a:xfrm>
-                                <a:prstGeom prst="rect">
-                                  <a:avLst/>
-                                </a:prstGeom>
-                                <a:ln>
-                                  <a:noFill/>
-                                </a:ln>
-                              </wps:spPr>
-                              <wps:txbx>
-                                <w:txbxContent>
-                                  <w:p>
-                                    <w:pPr>
-                                      <w:spacing w:after="160" w:line="259" w:lineRule="auto"/>
-                                      <w:ind w:left="0" w:right="0" w:firstLine="0"/>
-                                      <w:jc w:val="left"/>
-                                    </w:pPr>
-                                    <w:r>
-                                      <w:t xml:space="preserve"> </w:t>
-                                    </w:r>
-                                  </w:p>
-                                </w:txbxContent>
-                              </wps:txbx>
-                              <wps:bodyPr horzOverflow="overflow" vert="horz" lIns="0" tIns="0" rIns="0" bIns="0" rtlCol="0">
-                                <a:noAutofit/>
-                              </wps:bodyPr>
-                            </wps:wsp>
-                            <pic:pic xmlns:pic="http://schemas.openxmlformats.org/drawingml/2006/picture">
-                              <pic:nvPicPr>
-                                <pic:cNvPr id="24169" name="Picture 24169"/>
-                                <pic:cNvPicPr/>
-                              </pic:nvPicPr>
-                              <pic:blipFill>
-                                <a:blip r:embed="rId21"/>
-                                <a:stretch>
-                                  <a:fillRect/>
-                                </a:stretch>
-                              </pic:blipFill>
-                              <pic:spPr>
-                                <a:xfrm>
-                                  <a:off x="0" y="0"/>
-                                  <a:ext cx="851535" cy="1308735"/>
-                                </a:xfrm>
-                                <a:prstGeom prst="rect">
-                                  <a:avLst/>
-                                </a:prstGeom>
-                              </pic:spPr>
-                            </pic:pic>
-                          </wpg:wgp>
-                        </a:graphicData>
-                      </a:graphic>
-                    </wp:inline>
-                  </w:drawing>
-                </mc:Choice>
-                <mc:Fallback>
-                  <w:pict>
-                    <v:group w14:anchorId="3EF3CAB7" id="Group 135353" o:spid="_x0000_s1026" style="width:67.05pt;height:106.7pt;mso-position-horizontal-relative:char;mso-position-vertical-relative:line" coordsize="8515,13552" o:gfxdata="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">
-                      <v:rect id="Rectangle 23975" o:spid="_x0000_s1027" style="position:absolute;left:4502;top:12124;width:421;height:1900;visibility:visible;mso-wrap-style:square;v-text-anchor:top" o:gfxdata="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" filled="f" stroked="f">
-                        <v:textbox inset="0,0,0,0">
-                          <w:txbxContent>
-                            <w:p>
-                              <w:pPr>
-                                <w:spacing w:after="160" w:line="259" w:lineRule="auto"/>
-                                <w:ind w:left="0" w:right="0" w:firstLine="0"/>
-                                <w:jc w:val="left"/>
-                              </w:pPr>
-                              <w:r>
-                                <w:t xml:space="preserve"> </w:t>
-                              </w:r>
-                            </w:p>
-                          </w:txbxContent>
-                        </v:textbox>
-                      </v:rect>
-                      <v:rect id="Rectangle 23976" o:spid="_x0000_s1028" style="position:absolute;left:4822;top:12124;width:421;height:1900;visibility:visible;mso-wrap-style:square;v-text-anchor:top" o:gfxdata="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" filled="f" stroked="f">
-                        <v:textbox inset="0,0,0,0">
-                          <w:txbxContent>
-                            <w:p>
-                              <w:pPr>
-                                <w:spacing w:after="160" w:line="259" w:lineRule="auto"/>
-                                <w:ind w:left="0" w:right="0" w:firstLine="0"/>
-                                <w:jc w:val="left"/>
-                              </w:pPr>
-                              <w:r>
-                                <w:t xml:space="preserve"> </w:t>
-                              </w:r>
-                            </w:p>
-                          </w:txbxContent>
-                        </v:textbox>
-                      </v:rect>
-                      <v:shapetype id="_x0000_t75" coordsize="21600,21600" o:spt="75" o:preferrelative="t" path="m@4@5l@4@11@9@11@9@5xe" filled="f" stroked="f">
-                        <v:stroke joinstyle="miter"/>
-                        <v:formulas>
-                          <v:f eqn="if lineDrawn pixelLineWidth 0"/>
-                          <v:f eqn="sum @0 1 0"/>
-                          <v:f eqn="sum 0 0 @1"/>
-                          <v:f eqn="prod @2 1 2"/>
-                          <v:f eqn="prod @3 21600 pixelWidth"/>
-                          <v:f eqn="prod @3 21600 pixelHeight"/>
-                          <v:f eqn="sum @0 0 1"/>
-                          <v:f eqn="prod @6 1 2"/>
-                          <v:f eqn="prod @7 21600 pixelWidth"/>
-                          <v:f eqn="sum @8 21600 0"/>
-                          <v:f eqn="prod @7 21600 pixelHeight"/>
-                          <v:f eqn="sum @10 21600 0"/>
-                        </v:formulas>
-                        <v:path o:extrusionok="f" gradientshapeok="t" o:connecttype="rect"/>
-                        <o:lock v:ext="edit" aspectratio="t"/>
-                      </v:shapetype>
-                      <v:shape id="Picture 24169" o:spid="_x0000_s1029" type="#_x0000_t75" style="position:absolute;width:8515;height:13087;visibility:visible;mso-wrap-style:square" o:gfxdata="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">
-                        <v:imagedata r:id="rId22" o:title=""/>
-                      </v:shape>
-                      <w10:anchorlock/>
-                    </v:group>
-                  </w:pict>
-                </mc:Fallback>
-              </mc:AlternateContent>
-            </w:r>
-          </w:p>
-        </w:tc>
-        <w:tc>
-          <w:tcPr>
-            <w:tcW w:w="4502" w:type="dxa"/>
-            <w:gridSpan w:val="2"/>
-            <w:tcBorders>
-              <w:top w:val="single" w:sz="4" w:space="0" w:color="000000"/>
-              <w:left w:val="single" w:sz="4" w:space="0" w:color="000000"/>
-              <w:bottom w:val="single" w:sz="4" w:space="0" w:color="000000"/>
-              <w:right w:val="single" w:sz="4" w:space="0" w:color="000000"/>
-            </w:tcBorders>
-          </w:tcPr>
-          <w:p>
-            <w:pPr>
-              <w:spacing w:after="0" w:line="259" w:lineRule="auto"/>
-              <w:ind w:left="598" w:right="0" w:firstLine="0"/>
-              <w:jc w:val="left"/>
-            </w:pPr>
-            <w:r>
-              <w:rPr>
-                <w:noProof/>
-              </w:rPr>
-              <mc:AlternateContent>
-                <mc:Choice Requires="wpg">
-                  <w:drawing>
-                    <wp:inline distT="0" distB="0" distL="0" distR="0" wp14:anchorId="11B8AE54" wp14:editId="75048070">
-                      <wp:extent cx="2084705" cy="1371153"/>
-                      <wp:effectExtent l="0" t="0" r="0" b="0"/>
-                      <wp:docPr id="135389" name="Group 135389"/>
-                      <wp:cNvGraphicFramePr/>
-                      <a:graphic xmlns:a="http://schemas.openxmlformats.org/drawingml/2006/main">
-                        <a:graphicData uri="http://schemas.microsoft.com/office/word/2010/wordprocessingGroup">
-                          <wpg:wgp>
-                            <wpg:cNvGrpSpPr/>
-                            <wpg:grpSpPr>
-                              <a:xfrm>
-                                <a:off x="0" y="0"/>
-                                <a:ext cx="2084705" cy="1371153"/>
-                                <a:chOff x="0" y="0"/>
-                                <a:chExt cx="2084705" cy="1371153"/>
-                              </a:xfrm>
-                            </wpg:grpSpPr>
-                            <wps:wsp>
-                              <wps:cNvPr id="23977" name="Rectangle 23977"/>
-                              <wps:cNvSpPr/>
-                              <wps:spPr>
-                                <a:xfrm>
-                                  <a:off x="1012952" y="1228344"/>
-                                  <a:ext cx="42143" cy="189936"/>
-                                </a:xfrm>
-                                <a:prstGeom prst="rect">
-                                  <a:avLst/>
-                                </a:prstGeom>
-                                <a:ln>
-                                  <a:noFill/>
-                                </a:ln>
-                              </wps:spPr>
-                              <wps:txbx>
-                                <w:txbxContent>
-                                  <w:p>
-                                    <w:pPr>
-                                      <w:spacing w:after="160" w:line="259" w:lineRule="auto"/>
-                                      <w:ind w:left="0" w:right="0" w:firstLine="0"/>
-                                      <w:jc w:val="left"/>
-                                    </w:pPr>
-                                    <w:r>
-                                      <w:t xml:space="preserve"> </w:t>
-                                    </w:r>
-                                  </w:p>
-                                </w:txbxContent>
-                              </wps:txbx>
-                              <wps:bodyPr horzOverflow="overflow" vert="horz" lIns="0" tIns="0" rIns="0" bIns="0" rtlCol="0">
-                                <a:noAutofit/>
-                              </wps:bodyPr>
-                            </wps:wsp>
-                            <wps:wsp>
-                              <wps:cNvPr id="23978" name="Rectangle 23978"/>
-                              <wps:cNvSpPr/>
-                              <wps:spPr>
-                                <a:xfrm>
-                                  <a:off x="1044956" y="1228344"/>
-                                  <a:ext cx="42143" cy="189936"/>
-                                </a:xfrm>
-                                <a:prstGeom prst="rect">
-                                  <a:avLst/>
-                                </a:prstGeom>
-                                <a:ln>
-                                  <a:noFill/>
-                                </a:ln>
-                              </wps:spPr>
-                              <wps:txbx>
-                                <w:txbxContent>
-                                  <w:p>
-                                    <w:pPr>
-                                      <w:spacing w:after="160" w:line="259" w:lineRule="auto"/>
-                                      <w:ind w:left="0" w:right="0" w:firstLine="0"/>
-                                      <w:jc w:val="left"/>
-                                    </w:pPr>
-                                    <w:r>
-                                      <w:t xml:space="preserve"> </w:t>
-                                    </w:r>
-                                  </w:p>
-                                </w:txbxContent>
-                              </wps:txbx>
-                              <wps:bodyPr horzOverflow="overflow" vert="horz" lIns="0" tIns="0" rIns="0" bIns="0" rtlCol="0">
-                                <a:noAutofit/>
-                              </wps:bodyPr>
-                            </wps:wsp>
-                            <pic:pic xmlns:pic="http://schemas.openxmlformats.org/drawingml/2006/picture">
-                              <pic:nvPicPr>
-                                <pic:cNvPr id="24171" name="Picture 24171"/>
-                                <pic:cNvPicPr/>
-                              </pic:nvPicPr>
-                              <pic:blipFill>
-                                <a:blip r:embed="rId23"/>
-                                <a:stretch>
-                                  <a:fillRect/>
-                                </a:stretch>
-                              </pic:blipFill>
-                              <pic:spPr>
-                                <a:xfrm>
-                                  <a:off x="0" y="0"/>
-                                  <a:ext cx="2084705" cy="1356995"/>
-                                </a:xfrm>
-                                <a:prstGeom prst="rect">
-                                  <a:avLst/>
-                                </a:prstGeom>
-                              </pic:spPr>
-                            </pic:pic>
-                          </wpg:wgp>
-                        </a:graphicData>
-                      </a:graphic>
-                    </wp:inline>
-                  </w:drawing>
-                </mc:Choice>
-                <mc:Fallback>
-                  <w:pict>
-                    <v:group w14:anchorId="11B8AE54" id="Group 135389" o:spid="_x0000_s1030" style="width:164.15pt;height:107.95pt;mso-position-horizontal-relative:char;mso-position-vertical-relative:line" coordsize="20847,13711" o:gfxdata="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">
-                      <v:rect id="Rectangle 23977" o:spid="_x0000_s1031" style="position:absolute;left:10129;top:12283;width:421;height:1899;visibility:visible;mso-wrap-style:square;v-text-anchor:top" o:gfxdata="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" filled="f" stroked="f">
-                        <v:textbox inset="0,0,0,0">
-                          <w:txbxContent>
-                            <w:p>
-                              <w:pPr>
-                                <w:spacing w:after="160" w:line="259" w:lineRule="auto"/>
-                                <w:ind w:left="0" w:right="0" w:firstLine="0"/>
-                                <w:jc w:val="left"/>
-                              </w:pPr>
-                              <w:r>
-                                <w:t xml:space="preserve"> </w:t>
-                              </w:r>
-                            </w:p>
-                          </w:txbxContent>
-                        </v:textbox>
-                      </v:rect>
-                      <v:rect id="Rectangle 23978" o:spid="_x0000_s1032" style="position:absolute;left:10449;top:12283;width:421;height:1899;visibility:visible;mso-wrap-style:square;v-text-anchor:top" o:gfxdata="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" filled="f" stroked="f">
-                        <v:textbox inset="0,0,0,0">
-                          <w:txbxContent>
-                            <w:p>
-                              <w:pPr>
-                                <w:spacing w:after="160" w:line="259" w:lineRule="auto"/>
-                                <w:ind w:left="0" w:right="0" w:firstLine="0"/>
-                                <w:jc w:val="left"/>
-                              </w:pPr>
-                              <w:r>
-                                <w:t xml:space="preserve"> </w:t>
-                              </w:r>
-                            </w:p>
-                          </w:txbxContent>
-                        </v:textbox>
-                      </v:rect>
-                      <v:shape id="Picture 24171" o:spid="_x0000_s1033" type="#_x0000_t75" style="position:absolute;width:20847;height:13569;visibility:visible;mso-wrap-style:square" o:gfxdata="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">
-                        <v:imagedata r:id="rId24" o:title=""/>
-                      </v:shape>
-                      <w10:anchorlock/>
-                    </v:group>
-                  </w:pict>
-                </mc:Fallback>
-              </mc:AlternateContent>
-            </w:r>
-          </w:p>
-        </w:tc>
-      </w:tr>
-      <w:tr>
-        <w:trPr>
-          <w:trHeight w:val="313"/>
-        </w:trPr>
-        <w:tc>
-          <w:tcPr>
-            <w:tcW w:w="1980" w:type="dxa"/>
-            <w:vMerge w:val="restart"/>
-            <w:tcBorders>
-              <w:top w:val="single" w:sz="4" w:space="0" w:color="000000"/>
-              <w:left w:val="single" w:sz="4" w:space="0" w:color="000000"/>
-              <w:bottom w:val="single" w:sz="4" w:space="0" w:color="000000"/>
-              <w:right w:val="single" w:sz="4" w:space="0" w:color="000000"/>
-            </w:tcBorders>
-            <w:vAlign w:val="center"/>
-          </w:tcPr>
-          <w:p>
-            <w:pPr>
-              <w:spacing w:after="0" w:line="259" w:lineRule="auto"/>
-              <w:ind w:left="0" w:right="14" w:firstLine="0"/>
-              <w:jc w:val="center"/>
-            </w:pPr>
-            <w:r>
-              <w:rPr>
-                <w:i/>
-                <w:sz w:val="28"/>
-              </w:rPr>
-              <w:t xml:space="preserve">Specifikace </w:t>
-            </w:r>
-          </w:p>
-        </w:tc>
-        <w:tc>
-          <w:tcPr>
-            <w:tcW w:w="3426" w:type="dxa"/>
-            <w:gridSpan w:val="2"/>
-            <w:tcBorders>
-              <w:top w:val="single" w:sz="4" w:space="0" w:color="000000"/>
-              <w:left w:val="single" w:sz="4" w:space="0" w:color="000000"/>
-              <w:bottom w:val="single" w:sz="4" w:space="0" w:color="000000"/>
-              <w:right w:val="single" w:sz="4" w:space="0" w:color="000000"/>
-            </w:tcBorders>
-          </w:tcPr>
-          <w:p>
-            <w:pPr>
-              <w:tabs>
-                <w:tab w:val="center" w:pos="3283"/>
-              </w:tabs>
-              <w:spacing w:after="0" w:line="259" w:lineRule="auto"/>
-              <w:ind w:left="0" w:right="0" w:firstLine="0"/>
-              <w:jc w:val="left"/>
-            </w:pPr>
-            <w:r>
-              <w:rPr>
-                <w:sz w:val="18"/>
-              </w:rPr>
-              <w:t xml:space="preserve">Provozní napětí </w:t>
-            </w:r>
-            <w:r>
-              <w:rPr>
-                <w:sz w:val="18"/>
-              </w:rPr>
-              <w:tab/>
-              <w:t xml:space="preserve">  </w:t>
-            </w:r>
-          </w:p>
-        </w:tc>
-        <w:tc>
-          <w:tcPr>
-            <w:tcW w:w="4502" w:type="dxa"/>
-            <w:gridSpan w:val="2"/>
-            <w:tcBorders>
-              <w:top w:val="single" w:sz="4" w:space="0" w:color="000000"/>
-              <w:left w:val="single" w:sz="4" w:space="0" w:color="000000"/>
-              <w:bottom w:val="single" w:sz="4" w:space="0" w:color="000000"/>
-              <w:right w:val="single" w:sz="4" w:space="0" w:color="000000"/>
-            </w:tcBorders>
-          </w:tcPr>
-          <w:p>
-            <w:pPr>
-              <w:tabs>
-                <w:tab w:val="center" w:pos="1713"/>
-                <w:tab w:val="center" w:pos="2918"/>
-              </w:tabs>
-              <w:spacing w:after="0" w:line="259" w:lineRule="auto"/>
-              <w:ind w:left="0" w:right="0" w:firstLine="0"/>
-              <w:jc w:val="left"/>
-            </w:pPr>
-            <w:r>
-              <w:rPr>
-                <w:sz w:val="18"/>
-              </w:rPr>
-              <w:t xml:space="preserve">3,3-5 V </w:t>
-            </w:r>
-            <w:r>
-              <w:rPr>
-                <w:sz w:val="18"/>
-              </w:rPr>
-              <w:tab/>
-              <w:t xml:space="preserve">    </w:t>
-            </w:r>
-            <w:r>
-              <w:rPr>
-                <w:sz w:val="18"/>
-              </w:rPr>
-              <w:tab/>
-              <w:t xml:space="preserve">  </w:t>
-            </w:r>
-          </w:p>
-        </w:tc>
-      </w:tr>
-      <w:tr>
-        <w:trPr>
-          <w:trHeight w:val="314"/>
-        </w:trPr>
-        <w:tc>
-          <w:tcPr>
-            <w:tcW w:w="0" w:type="auto"/>
-            <w:vMerge/>
-            <w:tcBorders>
-              <w:top w:val="nil"/>
-              <w:left w:val="single" w:sz="4" w:space="0" w:color="000000"/>
-              <w:bottom w:val="nil"/>
-              <w:right w:val="single" w:sz="4" w:space="0" w:color="000000"/>
-            </w:tcBorders>
-          </w:tcPr>
-          <w:p>
-            <w:pPr>
-              <w:spacing w:after="160" w:line="259" w:lineRule="auto"/>
-              <w:ind w:left="0" w:right="0" w:firstLine="0"/>
-              <w:jc w:val="left"/>
-            </w:pPr>
-          </w:p>
-        </w:tc>
-        <w:tc>
-          <w:tcPr>
-            <w:tcW w:w="3426" w:type="dxa"/>
-            <w:gridSpan w:val="2"/>
-            <w:tcBorders>
-              <w:top w:val="single" w:sz="4" w:space="0" w:color="000000"/>
-              <w:left w:val="single" w:sz="4" w:space="0" w:color="000000"/>
-              <w:bottom w:val="single" w:sz="4" w:space="0" w:color="000000"/>
-              <w:right w:val="single" w:sz="4" w:space="0" w:color="000000"/>
-            </w:tcBorders>
-          </w:tcPr>
-          <w:p>
-            <w:pPr>
-              <w:tabs>
-                <w:tab w:val="center" w:pos="3283"/>
-              </w:tabs>
-              <w:spacing w:after="0" w:line="259" w:lineRule="auto"/>
-              <w:ind w:left="0" w:right="0" w:firstLine="0"/>
-              <w:jc w:val="left"/>
-            </w:pPr>
-            <w:r>
-              <w:rPr>
-                <w:sz w:val="18"/>
-              </w:rPr>
-              <w:t xml:space="preserve">Výstup </w:t>
-            </w:r>
-            <w:r>
-              <w:rPr>
-                <w:sz w:val="18"/>
-              </w:rPr>
-              <w:tab/>
-              <w:t xml:space="preserve">  </w:t>
-            </w:r>
-          </w:p>
-        </w:tc>
-        <w:tc>
-          <w:tcPr>
-            <w:tcW w:w="4502" w:type="dxa"/>
-            <w:gridSpan w:val="2"/>
-            <w:tcBorders>
-              <w:top w:val="single" w:sz="4" w:space="0" w:color="000000"/>
-              <w:left w:val="single" w:sz="4" w:space="0" w:color="000000"/>
-              <w:bottom w:val="single" w:sz="4" w:space="0" w:color="000000"/>
-              <w:right w:val="single" w:sz="4" w:space="0" w:color="000000"/>
-            </w:tcBorders>
-          </w:tcPr>
-          <w:p>
-            <w:pPr>
-              <w:spacing w:after="0" w:line="259" w:lineRule="auto"/>
-              <w:ind w:left="37" w:right="0" w:firstLine="0"/>
-              <w:jc w:val="left"/>
-            </w:pPr>
-            <w:r>
-              <w:rPr>
-                <w:sz w:val="18"/>
-              </w:rPr>
-              <w:t xml:space="preserve">Digitální  </w:t>
-            </w:r>
-          </w:p>
-        </w:tc>
-      </w:tr>
-      <w:tr>
-        <w:trPr>
-          <w:trHeight w:val="312"/>
-        </w:trPr>
-        <w:tc>
-          <w:tcPr>
-            <w:tcW w:w="0" w:type="auto"/>
-            <w:vMerge/>
-            <w:tcBorders>
-              <w:top w:val="nil"/>
-              <w:left w:val="single" w:sz="4" w:space="0" w:color="000000"/>
-              <w:bottom w:val="nil"/>
-              <w:right w:val="single" w:sz="4" w:space="0" w:color="000000"/>
-            </w:tcBorders>
-          </w:tcPr>
-          <w:p>
-            <w:pPr>
-              <w:spacing w:after="160" w:line="259" w:lineRule="auto"/>
-              <w:ind w:left="0" w:right="0" w:firstLine="0"/>
-              <w:jc w:val="left"/>
-            </w:pPr>
-          </w:p>
-        </w:tc>
-        <w:tc>
-          <w:tcPr>
-            <w:tcW w:w="3426" w:type="dxa"/>
-            <w:gridSpan w:val="2"/>
-            <w:tcBorders>
-              <w:top w:val="single" w:sz="4" w:space="0" w:color="000000"/>
-              <w:left w:val="single" w:sz="4" w:space="0" w:color="000000"/>
-              <w:bottom w:val="single" w:sz="4" w:space="0" w:color="000000"/>
-              <w:right w:val="single" w:sz="4" w:space="0" w:color="000000"/>
-            </w:tcBorders>
-          </w:tcPr>
-          <w:p>
-            <w:pPr>
-              <w:tabs>
-                <w:tab w:val="center" w:pos="3283"/>
-              </w:tabs>
-              <w:spacing w:after="0" w:line="259" w:lineRule="auto"/>
-              <w:ind w:left="0" w:right="0" w:firstLine="0"/>
-              <w:jc w:val="left"/>
-            </w:pPr>
-            <w:r>
-              <w:rPr>
-                <w:sz w:val="18"/>
-              </w:rPr>
-              <w:t xml:space="preserve">Citlivost </w:t>
-            </w:r>
-            <w:r>
-              <w:rPr>
-                <w:sz w:val="18"/>
-              </w:rPr>
-              <w:tab/>
-              <w:t xml:space="preserve">  </w:t>
-            </w:r>
-          </w:p>
-        </w:tc>
-        <w:tc>
-          <w:tcPr>
-            <w:tcW w:w="4502" w:type="dxa"/>
-            <w:gridSpan w:val="2"/>
-            <w:tcBorders>
-              <w:top w:val="single" w:sz="4" w:space="0" w:color="000000"/>
-              <w:left w:val="single" w:sz="4" w:space="0" w:color="000000"/>
-              <w:bottom w:val="single" w:sz="4" w:space="0" w:color="000000"/>
-              <w:right w:val="single" w:sz="4" w:space="0" w:color="000000"/>
-            </w:tcBorders>
-          </w:tcPr>
-          <w:p>
-            <w:pPr>
-              <w:spacing w:after="0" w:line="259" w:lineRule="auto"/>
-              <w:ind w:left="37" w:right="0" w:firstLine="0"/>
-              <w:jc w:val="left"/>
-            </w:pPr>
-            <w:r>
-              <w:rPr>
-                <w:sz w:val="18"/>
-              </w:rPr>
-              <w:t xml:space="preserve">Poměrně vysoká (může docházet k záchvěvům) </w:t>
-            </w:r>
-          </w:p>
-        </w:tc>
-      </w:tr>
-      <w:tr>
-        <w:trPr>
-          <w:trHeight w:val="314"/>
-        </w:trPr>
-        <w:tc>
-          <w:tcPr>
-            <w:tcW w:w="0" w:type="auto"/>
-            <w:vMerge/>
-            <w:tcBorders>
-              <w:top w:val="nil"/>
-              <w:left w:val="single" w:sz="4" w:space="0" w:color="000000"/>
-              <w:bottom w:val="single" w:sz="4" w:space="0" w:color="000000"/>
-              <w:right w:val="single" w:sz="4" w:space="0" w:color="000000"/>
-            </w:tcBorders>
-          </w:tcPr>
-          <w:p>
-            <w:pPr>
-              <w:spacing w:after="160" w:line="259" w:lineRule="auto"/>
-              <w:ind w:left="0" w:right="0" w:firstLine="0"/>
-              <w:jc w:val="left"/>
-            </w:pPr>
-          </w:p>
-        </w:tc>
-        <w:tc>
-          <w:tcPr>
-            <w:tcW w:w="3426" w:type="dxa"/>
-            <w:gridSpan w:val="2"/>
-            <w:tcBorders>
-              <w:top w:val="single" w:sz="4" w:space="0" w:color="000000"/>
-              <w:left w:val="single" w:sz="4" w:space="0" w:color="000000"/>
-              <w:bottom w:val="single" w:sz="4" w:space="0" w:color="000000"/>
-              <w:right w:val="single" w:sz="4" w:space="0" w:color="000000"/>
-            </w:tcBorders>
-          </w:tcPr>
-          <w:p>
-            <w:pPr>
-              <w:tabs>
-                <w:tab w:val="center" w:pos="3283"/>
-              </w:tabs>
-              <w:spacing w:after="0" w:line="259" w:lineRule="auto"/>
-              <w:ind w:left="0" w:right="0" w:firstLine="0"/>
-              <w:jc w:val="left"/>
-            </w:pPr>
-            <w:r>
-              <w:rPr>
-                <w:sz w:val="18"/>
-              </w:rPr>
-              <w:t xml:space="preserve">Typ spínače </w:t>
-            </w:r>
-            <w:r>
-              <w:rPr>
-                <w:sz w:val="18"/>
-              </w:rPr>
-              <w:tab/>
-              <w:t xml:space="preserve">  </w:t>
-            </w:r>
-          </w:p>
-        </w:tc>
-        <w:tc>
-          <w:tcPr>
-            <w:tcW w:w="4502" w:type="dxa"/>
-            <w:gridSpan w:val="2"/>
-            <w:tcBorders>
-              <w:top w:val="single" w:sz="4" w:space="0" w:color="000000"/>
-              <w:left w:val="single" w:sz="4" w:space="0" w:color="000000"/>
-              <w:bottom w:val="single" w:sz="4" w:space="0" w:color="000000"/>
-              <w:right w:val="single" w:sz="4" w:space="0" w:color="000000"/>
-            </w:tcBorders>
-          </w:tcPr>
-          <w:p>
-            <w:pPr>
-              <w:spacing w:after="0" w:line="259" w:lineRule="auto"/>
-              <w:ind w:left="37" w:right="0" w:firstLine="0"/>
-              <w:jc w:val="left"/>
-            </w:pPr>
-            <w:r>
-              <w:rPr>
-                <w:sz w:val="18"/>
-              </w:rPr>
-              <w:t xml:space="preserve">Mechanický kontakt (sepnutí pružinového kontaktu) </w:t>
-            </w:r>
-          </w:p>
-        </w:tc>
-      </w:tr>
-    </w:tbl>
-    <w:p>
-      <w:pPr>
-        <w:spacing w:after="0" w:line="259" w:lineRule="auto"/>
+    </w:p>
+    <w:p>
+      <w:r>
+        <w:t>Po stisknutí tlačítka „O nás“ je uživatel přesměrován na web Moravskoslezské technologické akademie.</w:t>
+      </w:r>
+    </w:p>
+    <w:p/>
+    <w:p>
+      <w:pPr>
+        <w:spacing w:after="160" w:line="278" w:lineRule="auto"/>
         <w:ind w:left="0" w:right="0" w:firstLine="0"/>
         <w:jc w:val="left"/>
       </w:pPr>
       <w:r>
         <w:rPr>
-          <w:sz w:val="18"/>
-        </w:rPr>
-        <w:t xml:space="preserve"> </w:t>
-      </w:r>
-      <w:r>
-        <w:rPr>
-          <w:rFonts w:ascii="Times New Roman" w:eastAsia="Times New Roman" w:hAnsi="Times New Roman" w:cs="Times New Roman"/>
-          <w:sz w:val="20"/>
-        </w:rPr>
-        <w:t xml:space="preserve"> </w:t>
-      </w:r>
-    </w:p>
-    <w:p>
-      <w:pPr>
-        <w:spacing w:after="104" w:line="259" w:lineRule="auto"/>
-        <w:ind w:left="0" w:right="0" w:firstLine="0"/>
-        <w:jc w:val="left"/>
-      </w:pPr>
-      <w:r>
-        <w:rPr>
-          <w:rFonts w:ascii="Times New Roman" w:eastAsia="Times New Roman" w:hAnsi="Times New Roman" w:cs="Times New Roman"/>
-          <w:sz w:val="20"/>
-        </w:rPr>
-        <w:t xml:space="preserve"> </w:t>
-      </w:r>
-    </w:p>
-    <w:p>
-      <w:pPr>
-        <w:spacing w:after="0" w:line="259" w:lineRule="auto"/>
-        <w:ind w:left="0" w:right="64" w:firstLine="0"/>
-        <w:jc w:val="center"/>
-      </w:pPr>
-      <w:r>
-        <w:t xml:space="preserve"> </w:t>
+          <w:noProof/>
+        </w:rPr>
+        <mc:AlternateContent>
+          <mc:Choice Requires="wps">
+            <w:drawing>
+              <wp:anchor distT="0" distB="0" distL="114300" distR="114300" simplePos="0" relativeHeight="251662336" behindDoc="0" locked="0" layoutInCell="1" allowOverlap="1" wp14:anchorId="089CB8F6" wp14:editId="7BAFD454">
+                <wp:simplePos x="0" y="0"/>
+                <wp:positionH relativeFrom="column">
+                  <wp:posOffset>1520825</wp:posOffset>
+                </wp:positionH>
+                <wp:positionV relativeFrom="paragraph">
+                  <wp:posOffset>2077720</wp:posOffset>
+                </wp:positionV>
+                <wp:extent cx="716280" cy="297180"/>
+                <wp:effectExtent l="0" t="38100" r="64770" b="26670"/>
+                <wp:wrapNone/>
+                <wp:docPr id="125412950" name="Přímá spojnice se šipkou 1"/>
+                <wp:cNvGraphicFramePr/>
+                <a:graphic xmlns:a="http://schemas.openxmlformats.org/drawingml/2006/main">
+                  <a:graphicData uri="http://schemas.microsoft.com/office/word/2010/wordprocessingShape">
+                    <wps:wsp>
+                      <wps:cNvCnPr/>
+                      <wps:spPr>
+                        <a:xfrm flipV="1">
+                          <a:off x="0" y="0"/>
+                          <a:ext cx="716280" cy="297180"/>
+                        </a:xfrm>
+                        <a:prstGeom prst="straightConnector1">
+                          <a:avLst/>
+                        </a:prstGeom>
+                        <a:ln>
+                          <a:solidFill>
+                            <a:srgbClr val="FF0000"/>
+                          </a:solidFill>
+                          <a:tailEnd type="triangle"/>
+                        </a:ln>
+                      </wps:spPr>
+                      <wps:style>
+                        <a:lnRef idx="3">
+                          <a:schemeClr val="accent1"/>
+                        </a:lnRef>
+                        <a:fillRef idx="0">
+                          <a:schemeClr val="accent1"/>
+                        </a:fillRef>
+                        <a:effectRef idx="2">
+                          <a:schemeClr val="accent1"/>
+                        </a:effectRef>
+                        <a:fontRef idx="minor">
+                          <a:schemeClr val="tx1"/>
+                        </a:fontRef>
+                      </wps:style>
+                      <wps:bodyPr/>
+                    </wps:wsp>
+                  </a:graphicData>
+                </a:graphic>
+                <wp14:sizeRelH relativeFrom="margin">
+                  <wp14:pctWidth>0</wp14:pctWidth>
+                </wp14:sizeRelH>
+                <wp14:sizeRelV relativeFrom="margin">
+                  <wp14:pctHeight>0</wp14:pctHeight>
+                </wp14:sizeRelV>
+              </wp:anchor>
+            </w:drawing>
+          </mc:Choice>
+          <mc:Fallback>
+            <w:pict>
+              <v:shapetype w14:anchorId="1EA206B6" id="_x0000_t32" coordsize="21600,21600" o:spt="32" o:oned="t" path="m,l21600,21600e" filled="f">
+                <v:path arrowok="t" fillok="f" o:connecttype="none"/>
+                <o:lock v:ext="edit" shapetype="t"/>
+              </v:shapetype>
+              <v:shape id="Přímá spojnice se šipkou 1" o:spid="_x0000_s1026" type="#_x0000_t32" style="position:absolute;margin-left:119.75pt;margin-top:163.6pt;width:56.4pt;height:23.4pt;flip:y;z-index:251662336;visibility:visible;mso-wrap-style:square;mso-width-percent:0;mso-height-percent:0;mso-wrap-distance-left:9pt;mso-wrap-distance-top:0;mso-wrap-distance-right:9pt;mso-wrap-distance-bottom:0;mso-position-horizontal:absolute;mso-position-horizontal-relative:text;mso-position-vertical:absolute;mso-position-vertical-relative:text;mso-width-percent:0;mso-height-percent:0;mso-width-relative:margin;mso-height-relative:margin" o:gfxdata="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" strokecolor="red" strokeweight="2pt">
+                <v:stroke endarrow="block" joinstyle="miter"/>
+              </v:shape>
+            </w:pict>
+          </mc:Fallback>
+        </mc:AlternateContent>
+      </w:r>
+      <w:r>
+        <w:rPr>
+          <w:noProof/>
+        </w:rPr>
+        <w:drawing>
+          <wp:anchor distT="0" distB="0" distL="114300" distR="114300" simplePos="0" relativeHeight="251660288" behindDoc="0" locked="0" layoutInCell="1" allowOverlap="1" wp14:anchorId="563C0B0C" wp14:editId="6A625153">
+            <wp:simplePos x="0" y="0"/>
+            <wp:positionH relativeFrom="page">
+              <wp:posOffset>2995930</wp:posOffset>
+            </wp:positionH>
+            <wp:positionV relativeFrom="paragraph">
+              <wp:posOffset>226060</wp:posOffset>
+            </wp:positionV>
+            <wp:extent cx="4375150" cy="2112645"/>
+            <wp:effectExtent l="0" t="0" r="6350" b="1905"/>
+            <wp:wrapTopAndBottom/>
+            <wp:docPr id="1052401260" name="Obrázek 1" descr="Obsah obrázku text, snímek obrazovky, software, Písmo&#10;&#10;Obsah generovaný pomocí AI může být nesprávný."/>
+            <wp:cNvGraphicFramePr>
+              <a:graphicFrameLocks xmlns:a="http://schemas.openxmlformats.org/drawingml/2006/main" noChangeAspect="1"/>
+            </wp:cNvGraphicFramePr>
+            <a:graphic xmlns:a="http://schemas.openxmlformats.org/drawingml/2006/main">
+              <a:graphicData uri="http://schemas.openxmlformats.org/drawingml/2006/picture">
+                <pic:pic xmlns:pic="http://schemas.openxmlformats.org/drawingml/2006/picture">
+                  <pic:nvPicPr>
+                    <pic:cNvPr id="1052401260" name="Obrázek 1" descr="Obsah obrázku text, snímek obrazovky, software, Písmo&#10;&#10;Obsah generovaný pomocí AI může být nesprávný."/>
+                    <pic:cNvPicPr/>
+                  </pic:nvPicPr>
+                  <pic:blipFill>
+                    <a:blip r:embed="rId36" cstate="print">
+                      <a:extLst>
+                        <a:ext uri="{28A0092B-C50C-407E-A947-70E740481C1C}">
+                          <a14:useLocalDpi xmlns:a14="http://schemas.microsoft.com/office/drawing/2010/main" val="0"/>
+                        </a:ext>
+                      </a:extLst>
+                    </a:blip>
+                    <a:stretch>
+                      <a:fillRect/>
+                    </a:stretch>
+                  </pic:blipFill>
+                  <pic:spPr>
+                    <a:xfrm>
+                      <a:off x="0" y="0"/>
+                      <a:ext cx="4375150" cy="2112645"/>
+                    </a:xfrm>
+                    <a:prstGeom prst="rect">
+                      <a:avLst/>
+                    </a:prstGeom>
+                  </pic:spPr>
+                </pic:pic>
+              </a:graphicData>
+            </a:graphic>
+            <wp14:sizeRelH relativeFrom="margin">
+              <wp14:pctWidth>0</wp14:pctWidth>
+            </wp14:sizeRelH>
+          </wp:anchor>
+        </w:drawing>
+      </w:r>
+      <w:r>
+        <w:rPr>
+          <w:noProof/>
+        </w:rPr>
+        <w:drawing>
+          <wp:anchor distT="0" distB="0" distL="114300" distR="114300" simplePos="0" relativeHeight="251661312" behindDoc="1" locked="0" layoutInCell="1" allowOverlap="1" wp14:anchorId="63BD0A21" wp14:editId="68B0A476">
+            <wp:simplePos x="0" y="0"/>
+            <wp:positionH relativeFrom="column">
+              <wp:posOffset>172085</wp:posOffset>
+            </wp:positionH>
+            <wp:positionV relativeFrom="paragraph">
+              <wp:posOffset>5080</wp:posOffset>
+            </wp:positionV>
+            <wp:extent cx="1960738" cy="3261360"/>
+            <wp:effectExtent l="0" t="0" r="1905" b="0"/>
+            <wp:wrapTight wrapText="bothSides">
+              <wp:wrapPolygon edited="0">
+                <wp:start x="0" y="0"/>
+                <wp:lineTo x="0" y="21449"/>
+                <wp:lineTo x="21411" y="21449"/>
+                <wp:lineTo x="21411" y="0"/>
+                <wp:lineTo x="0" y="0"/>
+              </wp:wrapPolygon>
+            </wp:wrapTight>
+            <wp:docPr id="1833413476" name="Obrázek 1" descr="Obsah obrázku text, snímek obrazovky, Písmo, Operační systém&#10;&#10;Obsah generovaný pomocí AI může být nesprávný."/>
+            <wp:cNvGraphicFramePr>
+              <a:graphicFrameLocks xmlns:a="http://schemas.openxmlformats.org/drawingml/2006/main" noChangeAspect="1"/>
+            </wp:cNvGraphicFramePr>
+            <a:graphic xmlns:a="http://schemas.openxmlformats.org/drawingml/2006/main">
+              <a:graphicData uri="http://schemas.openxmlformats.org/drawingml/2006/picture">
+                <pic:pic xmlns:pic="http://schemas.openxmlformats.org/drawingml/2006/picture">
+                  <pic:nvPicPr>
+                    <pic:cNvPr id="1833413476" name="Obrázek 1" descr="Obsah obrázku text, snímek obrazovky, Písmo, Operační systém&#10;&#10;Obsah generovaný pomocí AI může být nesprávný."/>
+                    <pic:cNvPicPr/>
+                  </pic:nvPicPr>
+                  <pic:blipFill>
+                    <a:blip r:embed="rId37">
+                      <a:extLst>
+                        <a:ext uri="{28A0092B-C50C-407E-A947-70E740481C1C}">
+                          <a14:useLocalDpi xmlns:a14="http://schemas.microsoft.com/office/drawing/2010/main" val="0"/>
+                        </a:ext>
+                      </a:extLst>
+                    </a:blip>
+                    <a:stretch>
+                      <a:fillRect/>
+                    </a:stretch>
+                  </pic:blipFill>
+                  <pic:spPr>
+                    <a:xfrm>
+                      <a:off x="0" y="0"/>
+                      <a:ext cx="1960738" cy="3261360"/>
+                    </a:xfrm>
+                    <a:prstGeom prst="rect">
+                      <a:avLst/>
+                    </a:prstGeom>
+                  </pic:spPr>
+                </pic:pic>
+              </a:graphicData>
+            </a:graphic>
+          </wp:anchor>
+        </w:drawing>
       </w:r>
     </w:p>
     <w:sectPr>
-      <w:footerReference w:type="even" r:id="rId25"/>
-      <w:footerReference w:type="default" r:id="rId26"/>
-      <w:footerReference w:type="first" r:id="rId27"/>
+      <w:footerReference w:type="even" r:id="rId38"/>
+      <w:footerReference w:type="default" r:id="rId39"/>
+      <w:footerReference w:type="first" r:id="rId40"/>
       <w:pgSz w:w="11906" w:h="16838"/>
       <w:pgMar w:top="552" w:right="723" w:bottom="1010" w:left="1121" w:header="708" w:footer="708" w:gutter="0"/>
       <w:cols w:space="708"/>
@@ -3099,6 +4493,232 @@
     </w:lvl>
   </w:abstractNum>
   <w:abstractNum w:abstractNumId="1" w15:restartNumberingAfterBreak="0">
+    <w:nsid w:val="29D05581"/>
+    <w:multiLevelType w:val="hybridMultilevel"/>
+    <w:tmpl w:val="A636FC22"/>
+    <w:lvl w:ilvl="0" w:tplc="04050001">
+      <w:start w:val="1"/>
+      <w:numFmt w:val="bullet"/>
+      <w:lvlText w:val=""/>
+      <w:lvlJc w:val="left"/>
+      <w:pPr>
+        <w:ind w:left="1018" w:hanging="360"/>
+      </w:pPr>
+      <w:rPr>
+        <w:rFonts w:ascii="Symbol" w:hAnsi="Symbol" w:hint="default"/>
+      </w:rPr>
+    </w:lvl>
+    <w:lvl w:ilvl="1" w:tplc="04050003" w:tentative="1">
+      <w:start w:val="1"/>
+      <w:numFmt w:val="bullet"/>
+      <w:lvlText w:val="o"/>
+      <w:lvlJc w:val="left"/>
+      <w:pPr>
+        <w:ind w:left="1738" w:hanging="360"/>
+      </w:pPr>
+      <w:rPr>
+        <w:rFonts w:ascii="Courier New" w:hAnsi="Courier New" w:cs="Courier New" w:hint="default"/>
+      </w:rPr>
+    </w:lvl>
+    <w:lvl w:ilvl="2" w:tplc="04050005" w:tentative="1">
+      <w:start w:val="1"/>
+      <w:numFmt w:val="bullet"/>
+      <w:lvlText w:val=""/>
+      <w:lvlJc w:val="left"/>
+      <w:pPr>
+        <w:ind w:left="2458" w:hanging="360"/>
+      </w:pPr>
+      <w:rPr>
+        <w:rFonts w:ascii="Wingdings" w:hAnsi="Wingdings" w:hint="default"/>
+      </w:rPr>
+    </w:lvl>
+    <w:lvl w:ilvl="3" w:tplc="04050001" w:tentative="1">
+      <w:start w:val="1"/>
+      <w:numFmt w:val="bullet"/>
+      <w:lvlText w:val=""/>
+      <w:lvlJc w:val="left"/>
+      <w:pPr>
+        <w:ind w:left="3178" w:hanging="360"/>
+      </w:pPr>
+      <w:rPr>
+        <w:rFonts w:ascii="Symbol" w:hAnsi="Symbol" w:hint="default"/>
+      </w:rPr>
+    </w:lvl>
+    <w:lvl w:ilvl="4" w:tplc="04050003" w:tentative="1">
+      <w:start w:val="1"/>
+      <w:numFmt w:val="bullet"/>
+      <w:lvlText w:val="o"/>
+      <w:lvlJc w:val="left"/>
+      <w:pPr>
+        <w:ind w:left="3898" w:hanging="360"/>
+      </w:pPr>
+      <w:rPr>
+        <w:rFonts w:ascii="Courier New" w:hAnsi="Courier New" w:cs="Courier New" w:hint="default"/>
+      </w:rPr>
+    </w:lvl>
+    <w:lvl w:ilvl="5" w:tplc="04050005" w:tentative="1">
+      <w:start w:val="1"/>
+      <w:numFmt w:val="bullet"/>
+      <w:lvlText w:val=""/>
+      <w:lvlJc w:val="left"/>
+      <w:pPr>
+        <w:ind w:left="4618" w:hanging="360"/>
+      </w:pPr>
+      <w:rPr>
+        <w:rFonts w:ascii="Wingdings" w:hAnsi="Wingdings" w:hint="default"/>
+      </w:rPr>
+    </w:lvl>
+    <w:lvl w:ilvl="6" w:tplc="04050001" w:tentative="1">
+      <w:start w:val="1"/>
+      <w:numFmt w:val="bullet"/>
+      <w:lvlText w:val=""/>
+      <w:lvlJc w:val="left"/>
+      <w:pPr>
+        <w:ind w:left="5338" w:hanging="360"/>
+      </w:pPr>
+      <w:rPr>
+        <w:rFonts w:ascii="Symbol" w:hAnsi="Symbol" w:hint="default"/>
+      </w:rPr>
+    </w:lvl>
+    <w:lvl w:ilvl="7" w:tplc="04050003" w:tentative="1">
+      <w:start w:val="1"/>
+      <w:numFmt w:val="bullet"/>
+      <w:lvlText w:val="o"/>
+      <w:lvlJc w:val="left"/>
+      <w:pPr>
+        <w:ind w:left="6058" w:hanging="360"/>
+      </w:pPr>
+      <w:rPr>
+        <w:rFonts w:ascii="Courier New" w:hAnsi="Courier New" w:cs="Courier New" w:hint="default"/>
+      </w:rPr>
+    </w:lvl>
+    <w:lvl w:ilvl="8" w:tplc="04050005" w:tentative="1">
+      <w:start w:val="1"/>
+      <w:numFmt w:val="bullet"/>
+      <w:lvlText w:val=""/>
+      <w:lvlJc w:val="left"/>
+      <w:pPr>
+        <w:ind w:left="6778" w:hanging="360"/>
+      </w:pPr>
+      <w:rPr>
+        <w:rFonts w:ascii="Wingdings" w:hAnsi="Wingdings" w:hint="default"/>
+      </w:rPr>
+    </w:lvl>
+  </w:abstractNum>
+  <w:abstractNum w:abstractNumId="2" w15:restartNumberingAfterBreak="0">
+    <w:nsid w:val="2B5B7B58"/>
+    <w:multiLevelType w:val="hybridMultilevel"/>
+    <w:tmpl w:val="7D441876"/>
+    <w:lvl w:ilvl="0" w:tplc="04050001">
+      <w:start w:val="1"/>
+      <w:numFmt w:val="bullet"/>
+      <w:lvlText w:val=""/>
+      <w:lvlJc w:val="left"/>
+      <w:pPr>
+        <w:ind w:left="1018" w:hanging="360"/>
+      </w:pPr>
+      <w:rPr>
+        <w:rFonts w:ascii="Symbol" w:hAnsi="Symbol" w:hint="default"/>
+      </w:rPr>
+    </w:lvl>
+    <w:lvl w:ilvl="1" w:tplc="04050003" w:tentative="1">
+      <w:start w:val="1"/>
+      <w:numFmt w:val="bullet"/>
+      <w:lvlText w:val="o"/>
+      <w:lvlJc w:val="left"/>
+      <w:pPr>
+        <w:ind w:left="1738" w:hanging="360"/>
+      </w:pPr>
+      <w:rPr>
+        <w:rFonts w:ascii="Courier New" w:hAnsi="Courier New" w:cs="Courier New" w:hint="default"/>
+      </w:rPr>
+    </w:lvl>
+    <w:lvl w:ilvl="2" w:tplc="04050005" w:tentative="1">
+      <w:start w:val="1"/>
+      <w:numFmt w:val="bullet"/>
+      <w:lvlText w:val=""/>
+      <w:lvlJc w:val="left"/>
+      <w:pPr>
+        <w:ind w:left="2458" w:hanging="360"/>
+      </w:pPr>
+      <w:rPr>
+        <w:rFonts w:ascii="Wingdings" w:hAnsi="Wingdings" w:hint="default"/>
+      </w:rPr>
+    </w:lvl>
+    <w:lvl w:ilvl="3" w:tplc="04050001" w:tentative="1">
+      <w:start w:val="1"/>
+      <w:numFmt w:val="bullet"/>
+      <w:lvlText w:val=""/>
+      <w:lvlJc w:val="left"/>
+      <w:pPr>
+        <w:ind w:left="3178" w:hanging="360"/>
+      </w:pPr>
+      <w:rPr>
+        <w:rFonts w:ascii="Symbol" w:hAnsi="Symbol" w:hint="default"/>
+      </w:rPr>
+    </w:lvl>
+    <w:lvl w:ilvl="4" w:tplc="04050003" w:tentative="1">
+      <w:start w:val="1"/>
+      <w:numFmt w:val="bullet"/>
+      <w:lvlText w:val="o"/>
+      <w:lvlJc w:val="left"/>
+      <w:pPr>
+        <w:ind w:left="3898" w:hanging="360"/>
+      </w:pPr>
+      <w:rPr>
+        <w:rFonts w:ascii="Courier New" w:hAnsi="Courier New" w:cs="Courier New" w:hint="default"/>
+      </w:rPr>
+    </w:lvl>
+    <w:lvl w:ilvl="5" w:tplc="04050005" w:tentative="1">
+      <w:start w:val="1"/>
+      <w:numFmt w:val="bullet"/>
+      <w:lvlText w:val=""/>
+      <w:lvlJc w:val="left"/>
+      <w:pPr>
+        <w:ind w:left="4618" w:hanging="360"/>
+      </w:pPr>
+      <w:rPr>
+        <w:rFonts w:ascii="Wingdings" w:hAnsi="Wingdings" w:hint="default"/>
+      </w:rPr>
+    </w:lvl>
+    <w:lvl w:ilvl="6" w:tplc="04050001" w:tentative="1">
+      <w:start w:val="1"/>
+      <w:numFmt w:val="bullet"/>
+      <w:lvlText w:val=""/>
+      <w:lvlJc w:val="left"/>
+      <w:pPr>
+        <w:ind w:left="5338" w:hanging="360"/>
+      </w:pPr>
+      <w:rPr>
+        <w:rFonts w:ascii="Symbol" w:hAnsi="Symbol" w:hint="default"/>
+      </w:rPr>
+    </w:lvl>
+    <w:lvl w:ilvl="7" w:tplc="04050003" w:tentative="1">
+      <w:start w:val="1"/>
+      <w:numFmt w:val="bullet"/>
+      <w:lvlText w:val="o"/>
+      <w:lvlJc w:val="left"/>
+      <w:pPr>
+        <w:ind w:left="6058" w:hanging="360"/>
+      </w:pPr>
+      <w:rPr>
+        <w:rFonts w:ascii="Courier New" w:hAnsi="Courier New" w:cs="Courier New" w:hint="default"/>
+      </w:rPr>
+    </w:lvl>
+    <w:lvl w:ilvl="8" w:tplc="04050005" w:tentative="1">
+      <w:start w:val="1"/>
+      <w:numFmt w:val="bullet"/>
+      <w:lvlText w:val=""/>
+      <w:lvlJc w:val="left"/>
+      <w:pPr>
+        <w:ind w:left="6778" w:hanging="360"/>
+      </w:pPr>
+      <w:rPr>
+        <w:rFonts w:ascii="Wingdings" w:hAnsi="Wingdings" w:hint="default"/>
+      </w:rPr>
+    </w:lvl>
+  </w:abstractNum>
+  <w:abstractNum w:abstractNumId="3" w15:restartNumberingAfterBreak="0">
     <w:nsid w:val="321C109A"/>
     <w:multiLevelType w:val="hybridMultilevel"/>
     <w:tmpl w:val="1FEC1E68"/>
@@ -3310,7 +4930,7 @@
       </w:rPr>
     </w:lvl>
   </w:abstractNum>
-  <w:abstractNum w:abstractNumId="2" w15:restartNumberingAfterBreak="0">
+  <w:abstractNum w:abstractNumId="4" w15:restartNumberingAfterBreak="0">
     <w:nsid w:val="3F7C4763"/>
     <w:multiLevelType w:val="hybridMultilevel"/>
     <w:tmpl w:val="DC1A4F88"/>
@@ -3522,7 +5142,7 @@
       </w:rPr>
     </w:lvl>
   </w:abstractNum>
-  <w:abstractNum w:abstractNumId="3" w15:restartNumberingAfterBreak="0">
+  <w:abstractNum w:abstractNumId="5" w15:restartNumberingAfterBreak="0">
     <w:nsid w:val="45CB4D0B"/>
     <w:multiLevelType w:val="hybridMultilevel"/>
     <w:tmpl w:val="C39CE34A"/>
@@ -3734,7 +5354,7 @@
       </w:rPr>
     </w:lvl>
   </w:abstractNum>
-  <w:abstractNum w:abstractNumId="4" w15:restartNumberingAfterBreak="0">
+  <w:abstractNum w:abstractNumId="6" w15:restartNumberingAfterBreak="0">
     <w:nsid w:val="49255828"/>
     <w:multiLevelType w:val="hybridMultilevel"/>
     <w:tmpl w:val="5DCCDE4C"/>
@@ -3946,7 +5566,7 @@
       </w:rPr>
     </w:lvl>
   </w:abstractNum>
-  <w:abstractNum w:abstractNumId="5" w15:restartNumberingAfterBreak="0">
+  <w:abstractNum w:abstractNumId="7" w15:restartNumberingAfterBreak="0">
     <w:nsid w:val="522A52EC"/>
     <w:multiLevelType w:val="hybridMultilevel"/>
     <w:tmpl w:val="DC286D00"/>
@@ -4158,7 +5778,7 @@
       </w:rPr>
     </w:lvl>
   </w:abstractNum>
-  <w:abstractNum w:abstractNumId="6" w15:restartNumberingAfterBreak="0">
+  <w:abstractNum w:abstractNumId="8" w15:restartNumberingAfterBreak="0">
     <w:nsid w:val="532D3B34"/>
     <w:multiLevelType w:val="hybridMultilevel"/>
     <w:tmpl w:val="CE182488"/>
@@ -4370,7 +5990,7 @@
       </w:rPr>
     </w:lvl>
   </w:abstractNum>
-  <w:abstractNum w:abstractNumId="7" w15:restartNumberingAfterBreak="0">
+  <w:abstractNum w:abstractNumId="9" w15:restartNumberingAfterBreak="0">
     <w:nsid w:val="536C1A41"/>
     <w:multiLevelType w:val="hybridMultilevel"/>
     <w:tmpl w:val="EEFE2E0E"/>
@@ -4582,7 +6202,7 @@
       </w:rPr>
     </w:lvl>
   </w:abstractNum>
-  <w:abstractNum w:abstractNumId="8" w15:restartNumberingAfterBreak="0">
+  <w:abstractNum w:abstractNumId="10" w15:restartNumberingAfterBreak="0">
     <w:nsid w:val="55BB2F0F"/>
     <w:multiLevelType w:val="hybridMultilevel"/>
     <w:tmpl w:val="3FE0F402"/>
@@ -4794,7 +6414,7 @@
       </w:rPr>
     </w:lvl>
   </w:abstractNum>
-  <w:abstractNum w:abstractNumId="9" w15:restartNumberingAfterBreak="0">
+  <w:abstractNum w:abstractNumId="11" w15:restartNumberingAfterBreak="0">
     <w:nsid w:val="55FE4C62"/>
     <w:multiLevelType w:val="hybridMultilevel"/>
     <w:tmpl w:val="30F4721E"/>
@@ -5006,7 +6626,7 @@
       </w:rPr>
     </w:lvl>
   </w:abstractNum>
-  <w:abstractNum w:abstractNumId="10" w15:restartNumberingAfterBreak="0">
+  <w:abstractNum w:abstractNumId="12" w15:restartNumberingAfterBreak="0">
     <w:nsid w:val="584E6E8D"/>
     <w:multiLevelType w:val="hybridMultilevel"/>
     <w:tmpl w:val="DDA49086"/>
@@ -5218,7 +6838,120 @@
       </w:rPr>
     </w:lvl>
   </w:abstractNum>
-  <w:abstractNum w:abstractNumId="11" w15:restartNumberingAfterBreak="0">
+  <w:abstractNum w:abstractNumId="13" w15:restartNumberingAfterBreak="0">
+    <w:nsid w:val="5A831AF9"/>
+    <w:multiLevelType w:val="hybridMultilevel"/>
+    <w:tmpl w:val="D6587E60"/>
+    <w:lvl w:ilvl="0" w:tplc="04050001">
+      <w:start w:val="1"/>
+      <w:numFmt w:val="bullet"/>
+      <w:lvlText w:val=""/>
+      <w:lvlJc w:val="left"/>
+      <w:pPr>
+        <w:ind w:left="720" w:hanging="360"/>
+      </w:pPr>
+      <w:rPr>
+        <w:rFonts w:ascii="Symbol" w:hAnsi="Symbol" w:hint="default"/>
+      </w:rPr>
+    </w:lvl>
+    <w:lvl w:ilvl="1" w:tplc="04050003" w:tentative="1">
+      <w:start w:val="1"/>
+      <w:numFmt w:val="bullet"/>
+      <w:lvlText w:val="o"/>
+      <w:lvlJc w:val="left"/>
+      <w:pPr>
+        <w:ind w:left="1440" w:hanging="360"/>
+      </w:pPr>
+      <w:rPr>
+        <w:rFonts w:ascii="Courier New" w:hAnsi="Courier New" w:cs="Courier New" w:hint="default"/>
+      </w:rPr>
+    </w:lvl>
+    <w:lvl w:ilvl="2" w:tplc="04050005" w:tentative="1">
+      <w:start w:val="1"/>
+      <w:numFmt w:val="bullet"/>
+      <w:lvlText w:val=""/>
+      <w:lvlJc w:val="left"/>
+      <w:pPr>
+        <w:ind w:left="2160" w:hanging="360"/>
+      </w:pPr>
+      <w:rPr>
+        <w:rFonts w:ascii="Wingdings" w:hAnsi="Wingdings" w:hint="default"/>
+      </w:rPr>
+    </w:lvl>
+    <w:lvl w:ilvl="3" w:tplc="04050001" w:tentative="1">
+      <w:start w:val="1"/>
+      <w:numFmt w:val="bullet"/>
+      <w:lvlText w:val=""/>
+      <w:lvlJc w:val="left"/>
+      <w:pPr>
+        <w:ind w:left="2880" w:hanging="360"/>
+      </w:pPr>
+      <w:rPr>
+        <w:rFonts w:ascii="Symbol" w:hAnsi="Symbol" w:hint="default"/>
+      </w:rPr>
+    </w:lvl>
+    <w:lvl w:ilvl="4" w:tplc="04050003" w:tentative="1">
+      <w:start w:val="1"/>
+      <w:numFmt w:val="bullet"/>
+      <w:lvlText w:val="o"/>
+      <w:lvlJc w:val="left"/>
+      <w:pPr>
+        <w:ind w:left="3600" w:hanging="360"/>
+      </w:pPr>
+      <w:rPr>
+        <w:rFonts w:ascii="Courier New" w:hAnsi="Courier New" w:cs="Courier New" w:hint="default"/>
+      </w:rPr>
+    </w:lvl>
+    <w:lvl w:ilvl="5" w:tplc="04050005" w:tentative="1">
+      <w:start w:val="1"/>
+      <w:numFmt w:val="bullet"/>
+      <w:lvlText w:val=""/>
+      <w:lvlJc w:val="left"/>
+      <w:pPr>
+        <w:ind w:left="4320" w:hanging="360"/>
+      </w:pPr>
+      <w:rPr>
+        <w:rFonts w:ascii="Wingdings" w:hAnsi="Wingdings" w:hint="default"/>
+      </w:rPr>
+    </w:lvl>
+    <w:lvl w:ilvl="6" w:tplc="04050001" w:tentative="1">
+      <w:start w:val="1"/>
+      <w:numFmt w:val="bullet"/>
+      <w:lvlText w:val=""/>
+      <w:lvlJc w:val="left"/>
+      <w:pPr>
+        <w:ind w:left="5040" w:hanging="360"/>
+      </w:pPr>
+      <w:rPr>
+        <w:rFonts w:ascii="Symbol" w:hAnsi="Symbol" w:hint="default"/>
+      </w:rPr>
+    </w:lvl>
+    <w:lvl w:ilvl="7" w:tplc="04050003" w:tentative="1">
+      <w:start w:val="1"/>
+      <w:numFmt w:val="bullet"/>
+      <w:lvlText w:val="o"/>
+      <w:lvlJc w:val="left"/>
+      <w:pPr>
+        <w:ind w:left="5760" w:hanging="360"/>
+      </w:pPr>
+      <w:rPr>
+        <w:rFonts w:ascii="Courier New" w:hAnsi="Courier New" w:cs="Courier New" w:hint="default"/>
+      </w:rPr>
+    </w:lvl>
+    <w:lvl w:ilvl="8" w:tplc="04050005" w:tentative="1">
+      <w:start w:val="1"/>
+      <w:numFmt w:val="bullet"/>
+      <w:lvlText w:val=""/>
+      <w:lvlJc w:val="left"/>
+      <w:pPr>
+        <w:ind w:left="6480" w:hanging="360"/>
+      </w:pPr>
+      <w:rPr>
+        <w:rFonts w:ascii="Wingdings" w:hAnsi="Wingdings" w:hint="default"/>
+      </w:rPr>
+    </w:lvl>
+  </w:abstractNum>
+  <w:abstractNum w:abstractNumId="14" w15:restartNumberingAfterBreak="0">
     <w:nsid w:val="62FA5769"/>
     <w:multiLevelType w:val="multilevel"/>
     <w:tmpl w:val="1E7CF348"/>
@@ -5367,7 +7100,7 @@
       </w:rPr>
     </w:lvl>
   </w:abstractNum>
-  <w:abstractNum w:abstractNumId="12" w15:restartNumberingAfterBreak="0">
+  <w:abstractNum w:abstractNumId="15" w15:restartNumberingAfterBreak="0">
     <w:nsid w:val="665E785A"/>
     <w:multiLevelType w:val="hybridMultilevel"/>
     <w:tmpl w:val="E8E6412A"/>
@@ -5579,7 +7312,7 @@
       </w:rPr>
     </w:lvl>
   </w:abstractNum>
-  <w:abstractNum w:abstractNumId="13" w15:restartNumberingAfterBreak="0">
+  <w:abstractNum w:abstractNumId="16" w15:restartNumberingAfterBreak="0">
     <w:nsid w:val="6AB02DF6"/>
     <w:multiLevelType w:val="hybridMultilevel"/>
     <w:tmpl w:val="C39253A4"/>
@@ -5791,7 +7524,7 @@
       </w:rPr>
     </w:lvl>
   </w:abstractNum>
-  <w:abstractNum w:abstractNumId="14" w15:restartNumberingAfterBreak="0">
+  <w:abstractNum w:abstractNumId="17" w15:restartNumberingAfterBreak="0">
     <w:nsid w:val="6F282D66"/>
     <w:multiLevelType w:val="hybridMultilevel"/>
     <w:tmpl w:val="9FF4EF4A"/>
@@ -6003,7 +7736,7 @@
       </w:rPr>
     </w:lvl>
   </w:abstractNum>
-  <w:abstractNum w:abstractNumId="15" w15:restartNumberingAfterBreak="0">
+  <w:abstractNum w:abstractNumId="18" w15:restartNumberingAfterBreak="0">
     <w:nsid w:val="7D0F6B1E"/>
     <w:multiLevelType w:val="hybridMultilevel"/>
     <w:tmpl w:val="60F0690A"/>
@@ -6215,7 +7948,7 @@
       </w:rPr>
     </w:lvl>
   </w:abstractNum>
-  <w:abstractNum w:abstractNumId="16" w15:restartNumberingAfterBreak="0">
+  <w:abstractNum w:abstractNumId="19" w15:restartNumberingAfterBreak="0">
     <w:nsid w:val="7DDB1D9E"/>
     <w:multiLevelType w:val="hybridMultilevel"/>
     <w:tmpl w:val="C49E6C6A"/>
@@ -6428,55 +8161,64 @@
     </w:lvl>
   </w:abstractNum>
   <w:num w:numId="1" w16cid:durableId="1672679730">
-    <w:abstractNumId w:val="4"/>
+    <w:abstractNumId w:val="6"/>
   </w:num>
   <w:num w:numId="2" w16cid:durableId="573130246">
-    <w:abstractNumId w:val="8"/>
+    <w:abstractNumId w:val="10"/>
   </w:num>
   <w:num w:numId="3" w16cid:durableId="1500389292">
-    <w:abstractNumId w:val="7"/>
+    <w:abstractNumId w:val="9"/>
   </w:num>
   <w:num w:numId="4" w16cid:durableId="2140565348">
-    <w:abstractNumId w:val="3"/>
+    <w:abstractNumId w:val="5"/>
   </w:num>
   <w:num w:numId="5" w16cid:durableId="1744453334">
     <w:abstractNumId w:val="0"/>
   </w:num>
   <w:num w:numId="6" w16cid:durableId="2012677365">
+    <w:abstractNumId w:val="15"/>
+  </w:num>
+  <w:num w:numId="7" w16cid:durableId="1025785253">
+    <w:abstractNumId w:val="3"/>
+  </w:num>
+  <w:num w:numId="8" w16cid:durableId="837966428">
+    <w:abstractNumId w:val="19"/>
+  </w:num>
+  <w:num w:numId="9" w16cid:durableId="128792459">
+    <w:abstractNumId w:val="4"/>
+  </w:num>
+  <w:num w:numId="10" w16cid:durableId="1789736791">
+    <w:abstractNumId w:val="8"/>
+  </w:num>
+  <w:num w:numId="11" w16cid:durableId="1873303509">
+    <w:abstractNumId w:val="16"/>
+  </w:num>
+  <w:num w:numId="12" w16cid:durableId="795756637">
+    <w:abstractNumId w:val="11"/>
+  </w:num>
+  <w:num w:numId="13" w16cid:durableId="85274142">
+    <w:abstractNumId w:val="17"/>
+  </w:num>
+  <w:num w:numId="14" w16cid:durableId="526410664">
     <w:abstractNumId w:val="12"/>
   </w:num>
-  <w:num w:numId="7" w16cid:durableId="1025785253">
+  <w:num w:numId="15" w16cid:durableId="1489245297">
+    <w:abstractNumId w:val="7"/>
+  </w:num>
+  <w:num w:numId="16" w16cid:durableId="1174537919">
+    <w:abstractNumId w:val="18"/>
+  </w:num>
+  <w:num w:numId="17" w16cid:durableId="1723211985">
+    <w:abstractNumId w:val="14"/>
+  </w:num>
+  <w:num w:numId="18" w16cid:durableId="424886414">
+    <w:abstractNumId w:val="13"/>
+  </w:num>
+  <w:num w:numId="19" w16cid:durableId="1988777646">
     <w:abstractNumId w:val="1"/>
   </w:num>
-  <w:num w:numId="8" w16cid:durableId="837966428">
-    <w:abstractNumId w:val="16"/>
-  </w:num>
-  <w:num w:numId="9" w16cid:durableId="128792459">
+  <w:num w:numId="20" w16cid:durableId="1942100570">
     <w:abstractNumId w:val="2"/>
-  </w:num>
-  <w:num w:numId="10" w16cid:durableId="1789736791">
-    <w:abstractNumId w:val="6"/>
-  </w:num>
-  <w:num w:numId="11" w16cid:durableId="1873303509">
-    <w:abstractNumId w:val="13"/>
-  </w:num>
-  <w:num w:numId="12" w16cid:durableId="795756637">
-    <w:abstractNumId w:val="9"/>
-  </w:num>
-  <w:num w:numId="13" w16cid:durableId="85274142">
-    <w:abstractNumId w:val="14"/>
-  </w:num>
-  <w:num w:numId="14" w16cid:durableId="526410664">
-    <w:abstractNumId w:val="10"/>
-  </w:num>
-  <w:num w:numId="15" w16cid:durableId="1489245297">
-    <w:abstractNumId w:val="5"/>
-  </w:num>
-  <w:num w:numId="16" w16cid:durableId="1174537919">
-    <w:abstractNumId w:val="15"/>
-  </w:num>
-  <w:num w:numId="17" w16cid:durableId="1723211985">
-    <w:abstractNumId w:val="11"/>
   </w:num>
 </w:numbering>
 </file>
@@ -6934,9 +8676,31 @@
       <w:sz w:val="40"/>
     </w:rPr>
   </w:style>
+  <w:style w:type="paragraph" w:styleId="Nadpis3">
+    <w:name w:val="heading 3"/>
+    <w:basedOn w:val="Normln"/>
+    <w:next w:val="Normln"/>
+    <w:link w:val="Nadpis3Char"/>
+    <w:uiPriority w:val="9"/>
+    <w:unhideWhenUsed/>
+    <w:qFormat/>
+    <w:rsid w:val="00516FF7"/>
+    <w:pPr>
+      <w:keepNext/>
+      <w:keepLines/>
+      <w:spacing w:before="40" w:after="0"/>
+      <w:outlineLvl w:val="2"/>
+    </w:pPr>
+    <w:rPr>
+      <w:rFonts w:asciiTheme="majorHAnsi" w:eastAsiaTheme="majorEastAsia" w:hAnsiTheme="majorHAnsi" w:cstheme="majorBidi"/>
+      <w:color w:val="0A2F40" w:themeColor="accent1" w:themeShade="7F"/>
+      <w:sz w:val="24"/>
+    </w:rPr>
+  </w:style>
   <w:style w:type="character" w:default="1" w:styleId="Standardnpsmoodstavce">
     <w:name w:val="Default Paragraph Font"/>
     <w:uiPriority w:val="1"/>
+    <w:semiHidden/>
     <w:unhideWhenUsed/>
   </w:style>
   <w:style w:type="table" w:default="1" w:styleId="Normlntabulka">
@@ -6993,6 +8757,70 @@
         <w:right w:w="0" w:type="dxa"/>
       </w:tblCellMar>
     </w:tblPr>
+  </w:style>
+  <w:style w:type="paragraph" w:styleId="Odstavecseseznamem">
+    <w:name w:val="List Paragraph"/>
+    <w:basedOn w:val="Normln"/>
+    <w:uiPriority w:val="34"/>
+    <w:qFormat/>
+    <w:rsid w:val="00833CEA"/>
+    <w:pPr>
+      <w:ind w:left="720"/>
+      <w:contextualSpacing/>
+    </w:pPr>
+  </w:style>
+  <w:style w:type="character" w:customStyle="1" w:styleId="Nadpis3Char">
+    <w:name w:val="Nadpis 3 Char"/>
+    <w:basedOn w:val="Standardnpsmoodstavce"/>
+    <w:link w:val="Nadpis3"/>
+    <w:uiPriority w:val="9"/>
+    <w:rsid w:val="00516FF7"/>
+    <w:rPr>
+      <w:rFonts w:asciiTheme="majorHAnsi" w:eastAsiaTheme="majorEastAsia" w:hAnsiTheme="majorHAnsi" w:cstheme="majorBidi"/>
+      <w:color w:val="0A2F40" w:themeColor="accent1" w:themeShade="7F"/>
+    </w:rPr>
+  </w:style>
+  <w:style w:type="paragraph" w:styleId="Titulek">
+    <w:name w:val="caption"/>
+    <w:basedOn w:val="Normln"/>
+    <w:next w:val="Normln"/>
+    <w:uiPriority w:val="35"/>
+    <w:unhideWhenUsed/>
+    <w:qFormat/>
+    <w:rsid w:val="00D829B0"/>
+    <w:pPr>
+      <w:spacing w:after="200" w:line="240" w:lineRule="auto"/>
+    </w:pPr>
+    <w:rPr>
+      <w:i/>
+      <w:iCs/>
+      <w:color w:val="0E2841" w:themeColor="text2"/>
+      <w:sz w:val="18"/>
+      <w:szCs w:val="18"/>
+    </w:rPr>
+  </w:style>
+  <w:style w:type="character" w:styleId="Hypertextovodkaz">
+    <w:name w:val="Hyperlink"/>
+    <w:basedOn w:val="Standardnpsmoodstavce"/>
+    <w:uiPriority w:val="99"/>
+    <w:unhideWhenUsed/>
+    <w:rsid w:val="00D829B0"/>
+    <w:rPr>
+      <w:color w:val="467886" w:themeColor="hyperlink"/>
+      <w:u w:val="single"/>
+    </w:rPr>
+  </w:style>
+  <w:style w:type="character" w:styleId="Nevyeenzmnka">
+    <w:name w:val="Unresolved Mention"/>
+    <w:basedOn w:val="Standardnpsmoodstavce"/>
+    <w:uiPriority w:val="99"/>
+    <w:semiHidden/>
+    <w:unhideWhenUsed/>
+    <w:rsid w:val="00D829B0"/>
+    <w:rPr>
+      <w:color w:val="605E5C"/>
+      <w:shd w:val="clear" w:color="auto" w:fill="E1DFDD"/>
+    </w:rPr>
   </w:style>
 </w:styles>
 </file>
@@ -7310,4 +9138,16 @@
     </a:ext>
   </a:extLst>
 </a:theme>
+</file>
+
+<file path=customXml/item1.xml><?xml version="1.0" encoding="utf-8"?>
+<b:Sources xmlns:b="http://schemas.openxmlformats.org/officeDocument/2006/bibliography" xmlns="http://schemas.openxmlformats.org/officeDocument/2006/bibliography" SelectedStyle="\APASixthEditionOfficeOnline.xsl" StyleName="APA" Version="6"/>
+</file>
+
+<file path=customXml/itemProps1.xml><?xml version="1.0" encoding="utf-8"?>
+<ds:datastoreItem xmlns:ds="http://schemas.openxmlformats.org/officeDocument/2006/customXml" ds:itemID="{C902A3D5-5144-4E60-83A8-DE05AD207C9C}">
+  <ds:schemaRefs>
+    <ds:schemaRef ds:uri="http://schemas.openxmlformats.org/officeDocument/2006/bibliography"/>
+  </ds:schemaRefs>
+</ds:datastoreItem>
 </file>
--- a/Dokumentace_Aplikace.docx
+++ b/Dokumentace_Aplikace.docx
@@ -1950,10 +1950,7 @@
     </w:p>
     <w:p>
       <w:r>
-        <w:t xml:space="preserve">1 – Zvolení </w:t>
-      </w:r>
-      <w:r>
-        <w:t>C</w:t>
+        <w:t>1 – Zvolení C</w:t>
       </w:r>
       <w:r>
         <w:t>OM</w:t>
@@ -3055,10 +3052,7 @@
         <w:ind w:firstLine="350"/>
       </w:pPr>
       <w:r>
-        <w:t xml:space="preserve">3 – </w:t>
-      </w:r>
-      <w:r>
-        <w:t xml:space="preserve">Zvolen režim </w:t>
+        <w:t xml:space="preserve">3 – Zvolen režim </w:t>
       </w:r>
       <w:proofErr w:type="spellStart"/>
       <w:r>
@@ -3685,14 +3679,11 @@
         <w:jc w:val="center"/>
       </w:pPr>
       <w:r>
-        <w:rPr>
-          <w:noProof/>
-        </w:rPr>
         <w:drawing>
-          <wp:inline distT="0" distB="0" distL="0" distR="0" wp14:anchorId="0527159E" wp14:editId="309062AB">
-            <wp:extent cx="5044440" cy="2901731"/>
-            <wp:effectExtent l="0" t="0" r="3810" b="0"/>
-            <wp:docPr id="2131292799" name="Obrázek 1" descr="Obsah obrázku text, snímek obrazovky, software, Počítačová ikona&#10;&#10;Obsah generovaný pomocí AI může být nesprávný."/>
+          <wp:inline distT="0" distB="0" distL="0" distR="0" wp14:anchorId="43F36C73" wp14:editId="0EA71E56">
+            <wp:extent cx="4770023" cy="2753833"/>
+            <wp:effectExtent l="0" t="0" r="0" b="8890"/>
+            <wp:docPr id="2129285399" name="Obrázek 1" descr="Obsah obrázku text, snímek obrazovky, software, Počítačová ikona&#10;&#10;Obsah generovaný pomocí AI může být nesprávný."/>
             <wp:cNvGraphicFramePr>
               <a:graphicFrameLocks xmlns:a="http://schemas.openxmlformats.org/drawingml/2006/main" noChangeAspect="1"/>
             </wp:cNvGraphicFramePr>
@@ -3700,7 +3691,7 @@
               <a:graphicData uri="http://schemas.openxmlformats.org/drawingml/2006/picture">
                 <pic:pic xmlns:pic="http://schemas.openxmlformats.org/drawingml/2006/picture">
                   <pic:nvPicPr>
-                    <pic:cNvPr id="2131292799" name="Obrázek 1" descr="Obsah obrázku text, snímek obrazovky, software, Počítačová ikona&#10;&#10;Obsah generovaný pomocí AI může být nesprávný."/>
+                    <pic:cNvPr id="2129285399" name="Obrázek 1" descr="Obsah obrázku text, snímek obrazovky, software, Počítačová ikona&#10;&#10;Obsah generovaný pomocí AI může být nesprávný."/>
                     <pic:cNvPicPr/>
                   </pic:nvPicPr>
                   <pic:blipFill>
@@ -3712,7 +3703,7 @@
                   <pic:spPr>
                     <a:xfrm>
                       <a:off x="0" y="0"/>
-                      <a:ext cx="5056353" cy="2908584"/>
+                      <a:ext cx="4795942" cy="2768797"/>
                     </a:xfrm>
                     <a:prstGeom prst="rect">
                       <a:avLst/>
@@ -3732,7 +3723,27 @@
     </w:p>
     <w:p>
       <w:r>
-        <w:t xml:space="preserve">Tlačítko „Dokumentace“ odkáže uživatele na dokumentaci obsahující </w:t>
+        <w:t>Tlačítko „Dokumentace</w:t>
+      </w:r>
+      <w:r>
+        <w:t xml:space="preserve"> Senzory</w:t>
+      </w:r>
+      <w:r>
+        <w:t xml:space="preserve">“ </w:t>
+      </w:r>
+      <w:r>
+        <w:t xml:space="preserve">a „Dokumentace </w:t>
+      </w:r>
+      <w:proofErr w:type="spellStart"/>
+      <w:r>
+        <w:t>Aktuátory</w:t>
+      </w:r>
+      <w:proofErr w:type="spellEnd"/>
+      <w:r>
+        <w:t xml:space="preserve">“ </w:t>
+      </w:r>
+      <w:r>
+        <w:t xml:space="preserve">odkáže uživatele na dokumentaci obsahující </w:t>
       </w:r>
       <w:r>
         <w:t xml:space="preserve">podrobné informace </w:t>
@@ -3769,14 +3780,19 @@
         <w:jc w:val="center"/>
       </w:pPr>
       <w:r>
-        <w:rPr>
-          <w:noProof/>
-        </w:rPr>
         <w:drawing>
-          <wp:inline distT="0" distB="0" distL="0" distR="0" wp14:anchorId="63CC5D7E" wp14:editId="271094E9">
-            <wp:extent cx="4328057" cy="1899920"/>
-            <wp:effectExtent l="0" t="0" r="0" b="5080"/>
-            <wp:docPr id="768352569" name="Obrázek 1" descr="Obsah obrázku text, snímek obrazovky, Písmo, logo&#10;&#10;Obsah generovaný pomocí AI může být nesprávný."/>
+          <wp:anchor distT="0" distB="0" distL="114300" distR="114300" simplePos="0" relativeHeight="251671552" behindDoc="0" locked="0" layoutInCell="1" allowOverlap="1" wp14:anchorId="020B485D" wp14:editId="39733E2E">
+            <wp:simplePos x="0" y="0"/>
+            <wp:positionH relativeFrom="margin">
+              <wp:posOffset>3753825</wp:posOffset>
+            </wp:positionH>
+            <wp:positionV relativeFrom="paragraph">
+              <wp:posOffset>165750</wp:posOffset>
+            </wp:positionV>
+            <wp:extent cx="1620520" cy="1998345"/>
+            <wp:effectExtent l="0" t="0" r="0" b="1905"/>
+            <wp:wrapSquare wrapText="bothSides"/>
+            <wp:docPr id="2085424464" name="Obrázek 1" descr="Obsah obrázku text, Písmo, snímek obrazovky, logo&#10;&#10;Obsah generovaný pomocí AI může být nesprávný."/>
             <wp:cNvGraphicFramePr>
               <a:graphicFrameLocks xmlns:a="http://schemas.openxmlformats.org/drawingml/2006/main" noChangeAspect="1"/>
             </wp:cNvGraphicFramePr>
@@ -3784,72 +3800,48 @@
               <a:graphicData uri="http://schemas.openxmlformats.org/drawingml/2006/picture">
                 <pic:pic xmlns:pic="http://schemas.openxmlformats.org/drawingml/2006/picture">
                   <pic:nvPicPr>
-                    <pic:cNvPr id="768352569" name="Obrázek 1" descr="Obsah obrázku text, snímek obrazovky, Písmo, logo&#10;&#10;Obsah generovaný pomocí AI může být nesprávný."/>
+                    <pic:cNvPr id="2085424464" name="Obrázek 1" descr="Obsah obrázku text, Písmo, snímek obrazovky, logo&#10;&#10;Obsah generovaný pomocí AI může být nesprávný."/>
                     <pic:cNvPicPr/>
                   </pic:nvPicPr>
-                  <pic:blipFill rotWithShape="1">
-                    <a:blip r:embed="rId34"/>
-                    <a:srcRect t="3391" b="-1"/>
+                  <pic:blipFill>
+                    <a:blip r:embed="rId34">
+                      <a:extLst>
+                        <a:ext uri="{28A0092B-C50C-407E-A947-70E740481C1C}">
+                          <a14:useLocalDpi xmlns:a14="http://schemas.microsoft.com/office/drawing/2010/main" val="0"/>
+                        </a:ext>
+                      </a:extLst>
+                    </a:blip>
                     <a:stretch>
                       <a:fillRect/>
                     </a:stretch>
                   </pic:blipFill>
-                  <pic:spPr bwMode="auto">
+                  <pic:spPr>
                     <a:xfrm>
                       <a:off x="0" y="0"/>
-                      <a:ext cx="4344565" cy="1907167"/>
+                      <a:ext cx="1620520" cy="1998345"/>
                     </a:xfrm>
                     <a:prstGeom prst="rect">
                       <a:avLst/>
                     </a:prstGeom>
-                    <a:ln>
-                      <a:noFill/>
-                    </a:ln>
-                    <a:extLst>
-                      <a:ext uri="{53640926-AAD7-44D8-BBD7-CCE9431645EC}">
-                        <a14:shadowObscured xmlns:a14="http://schemas.microsoft.com/office/drawing/2010/main"/>
-                      </a:ext>
-                    </a:extLst>
                   </pic:spPr>
                 </pic:pic>
               </a:graphicData>
             </a:graphic>
-          </wp:inline>
+            <wp14:sizeRelH relativeFrom="margin">
+              <wp14:pctWidth>0</wp14:pctWidth>
+            </wp14:sizeRelH>
+            <wp14:sizeRelV relativeFrom="margin">
+              <wp14:pctHeight>0</wp14:pctHeight>
+            </wp14:sizeRelV>
+          </wp:anchor>
         </w:drawing>
       </w:r>
-    </w:p>
-    <w:p>
-      <w:pPr>
-        <w:jc w:val="center"/>
-      </w:pPr>
-    </w:p>
-    <w:p>
-      <w:r>
-        <w:t>Tlačítko „Návod k Aplikaci“ odkáže uživatele na tuto dokumentaci popisující ovládání aplikace.</w:t>
-      </w:r>
-    </w:p>
-    <w:p/>
-    <w:p>
-      <w:pPr>
-        <w:jc w:val="center"/>
-        <w:rPr>
-          <w:noProof/>
-        </w:rPr>
-      </w:pPr>
-    </w:p>
-    <w:p>
-      <w:pPr>
-        <w:jc w:val="center"/>
-      </w:pPr>
-      <w:r>
-        <w:rPr>
-          <w:noProof/>
-        </w:rPr>
+      <w:r>
         <w:drawing>
-          <wp:inline distT="0" distB="0" distL="0" distR="0" wp14:anchorId="0F2C8BAB" wp14:editId="2E817EDD">
-            <wp:extent cx="4384767" cy="1687195"/>
-            <wp:effectExtent l="0" t="0" r="0" b="8255"/>
-            <wp:docPr id="1531666938" name="Obrázek 1" descr="Obsah obrázku text, snímek obrazovky, Písmo, logo&#10;&#10;Obsah generovaný pomocí AI může být nesprávný."/>
+          <wp:inline distT="0" distB="0" distL="0" distR="0" wp14:anchorId="70CE3D07" wp14:editId="4C851E6F">
+            <wp:extent cx="2774782" cy="2200940"/>
+            <wp:effectExtent l="0" t="0" r="6985" b="8890"/>
+            <wp:docPr id="1198429276" name="Obrázek 1" descr="Obsah obrázku text, snímek obrazovky, Písmo, logo&#10;&#10;Obsah generovaný pomocí AI může být nesprávný."/>
             <wp:cNvGraphicFramePr>
               <a:graphicFrameLocks xmlns:a="http://schemas.openxmlformats.org/drawingml/2006/main" noChangeAspect="1"/>
             </wp:cNvGraphicFramePr>
@@ -3857,32 +3849,23 @@
               <a:graphicData uri="http://schemas.openxmlformats.org/drawingml/2006/picture">
                 <pic:pic xmlns:pic="http://schemas.openxmlformats.org/drawingml/2006/picture">
                   <pic:nvPicPr>
-                    <pic:cNvPr id="1531666938" name="Obrázek 1" descr="Obsah obrázku text, snímek obrazovky, Písmo, logo&#10;&#10;Obsah generovaný pomocí AI může být nesprávný."/>
+                    <pic:cNvPr id="1198429276" name="Obrázek 1" descr="Obsah obrázku text, snímek obrazovky, Písmo, logo&#10;&#10;Obsah generovaný pomocí AI může být nesprávný."/>
                     <pic:cNvPicPr/>
                   </pic:nvPicPr>
-                  <pic:blipFill rotWithShape="1">
+                  <pic:blipFill>
                     <a:blip r:embed="rId35"/>
-                    <a:srcRect t="2745" b="1"/>
                     <a:stretch>
                       <a:fillRect/>
                     </a:stretch>
                   </pic:blipFill>
-                  <pic:spPr bwMode="auto">
+                  <pic:spPr>
                     <a:xfrm>
                       <a:off x="0" y="0"/>
-                      <a:ext cx="4411258" cy="1697388"/>
+                      <a:ext cx="2786502" cy="2210236"/>
                     </a:xfrm>
                     <a:prstGeom prst="rect">
                       <a:avLst/>
                     </a:prstGeom>
-                    <a:ln>
-                      <a:noFill/>
-                    </a:ln>
-                    <a:extLst>
-                      <a:ext uri="{53640926-AAD7-44D8-BBD7-CCE9431645EC}">
-                        <a14:shadowObscured xmlns:a14="http://schemas.microsoft.com/office/drawing/2010/main"/>
-                      </a:ext>
-                    </a:extLst>
                   </pic:spPr>
                 </pic:pic>
               </a:graphicData>
@@ -3893,22 +3876,77 @@
     </w:p>
     <w:p>
       <w:pPr>
-        <w:spacing w:after="160" w:line="278" w:lineRule="auto"/>
-        <w:ind w:left="0" w:right="0" w:firstLine="0"/>
-        <w:jc w:val="left"/>
-        <w:rPr>
-          <w:b/>
-          <w:sz w:val="40"/>
-        </w:rPr>
+        <w:jc w:val="center"/>
+      </w:pPr>
+    </w:p>
+    <w:p>
+      <w:pPr>
+        <w:jc w:val="center"/>
+      </w:pPr>
+    </w:p>
+    <w:p>
+      <w:r>
+        <w:t>Tlačítko „</w:t>
+      </w:r>
+      <w:r>
+        <w:t>Manuál</w:t>
+      </w:r>
+      <w:r>
+        <w:t>“ odkáže uživatele na tuto dokumentaci popisující ovládání aplikace.</w:t>
+      </w:r>
+    </w:p>
+    <w:p>
+      <w:r>
+        <w:drawing>
+          <wp:inline distT="0" distB="0" distL="0" distR="0" wp14:anchorId="69B9A2DD" wp14:editId="635062AA">
+            <wp:extent cx="4848447" cy="1876583"/>
+            <wp:effectExtent l="0" t="0" r="0" b="9525"/>
+            <wp:docPr id="1644147741" name="Obrázek 1" descr="Obsah obrázku text, snímek obrazovky, Písmo&#10;&#10;Obsah generovaný pomocí AI může být nesprávný."/>
+            <wp:cNvGraphicFramePr>
+              <a:graphicFrameLocks xmlns:a="http://schemas.openxmlformats.org/drawingml/2006/main" noChangeAspect="1"/>
+            </wp:cNvGraphicFramePr>
+            <a:graphic xmlns:a="http://schemas.openxmlformats.org/drawingml/2006/main">
+              <a:graphicData uri="http://schemas.openxmlformats.org/drawingml/2006/picture">
+                <pic:pic xmlns:pic="http://schemas.openxmlformats.org/drawingml/2006/picture">
+                  <pic:nvPicPr>
+                    <pic:cNvPr id="1644147741" name="Obrázek 1" descr="Obsah obrázku text, snímek obrazovky, Písmo&#10;&#10;Obsah generovaný pomocí AI může být nesprávný."/>
+                    <pic:cNvPicPr/>
+                  </pic:nvPicPr>
+                  <pic:blipFill>
+                    <a:blip r:embed="rId36"/>
+                    <a:stretch>
+                      <a:fillRect/>
+                    </a:stretch>
+                  </pic:blipFill>
+                  <pic:spPr>
+                    <a:xfrm>
+                      <a:off x="0" y="0"/>
+                      <a:ext cx="4863483" cy="1882402"/>
+                    </a:xfrm>
+                    <a:prstGeom prst="rect">
+                      <a:avLst/>
+                    </a:prstGeom>
+                  </pic:spPr>
+                </pic:pic>
+              </a:graphicData>
+            </a:graphic>
+          </wp:inline>
+        </w:drawing>
+      </w:r>
+    </w:p>
+    <w:p/>
+    <w:p>
+      <w:pPr>
+        <w:jc w:val="center"/>
+      </w:pPr>
+    </w:p>
+    <w:p>
+      <w:pPr>
+        <w:pStyle w:val="Nadpis2"/>
       </w:pPr>
       <w:r>
         <w:br w:type="page"/>
       </w:r>
-    </w:p>
-    <w:p>
-      <w:pPr>
-        <w:pStyle w:val="Nadpis2"/>
-      </w:pPr>
       <w:bookmarkStart w:id="3" w:name="_Tlačítko_O_nás"/>
       <w:bookmarkEnd w:id="3"/>
       <w:r>
@@ -4035,7 +4073,7 @@
                     <pic:cNvPicPr/>
                   </pic:nvPicPr>
                   <pic:blipFill>
-                    <a:blip r:embed="rId36" cstate="print">
+                    <a:blip r:embed="rId37" cstate="print">
                       <a:extLst>
                         <a:ext uri="{28A0092B-C50C-407E-A947-70E740481C1C}">
                           <a14:useLocalDpi xmlns:a14="http://schemas.microsoft.com/office/drawing/2010/main" val="0"/>
@@ -4100,7 +4138,7 @@
                     <pic:cNvPicPr/>
                   </pic:nvPicPr>
                   <pic:blipFill>
-                    <a:blip r:embed="rId37">
+                    <a:blip r:embed="rId38">
                       <a:extLst>
                         <a:ext uri="{28A0092B-C50C-407E-A947-70E740481C1C}">
                           <a14:useLocalDpi xmlns:a14="http://schemas.microsoft.com/office/drawing/2010/main" val="0"/>
@@ -4128,9 +4166,9 @@
       </w:r>
     </w:p>
     <w:sectPr>
-      <w:footerReference w:type="even" r:id="rId38"/>
-      <w:footerReference w:type="default" r:id="rId39"/>
-      <w:footerReference w:type="first" r:id="rId40"/>
+      <w:footerReference w:type="even" r:id="rId39"/>
+      <w:footerReference w:type="default" r:id="rId40"/>
+      <w:footerReference w:type="first" r:id="rId41"/>
       <w:pgSz w:w="11906" w:h="16838"/>
       <w:pgMar w:top="552" w:right="723" w:bottom="1010" w:left="1121" w:header="708" w:footer="708" w:gutter="0"/>
       <w:cols w:space="708"/>
